--- a/lessons/2-5/downloads/2-5-notes-teacher.docx
+++ b/lessons/2-5/downloads/2-5-notes-teacher.docx
@@ -14,7 +14,7 @@
           <w:sz w:val="18"/>
           <w:szCs w:val="18"/>
         </w:rPr>
-        <w:t xml:space="preserve">UNIT 2  ·  LESSON 5      STANDARD 6.NS.1</w:t>
+        <w:t xml:space="preserve">UNIT 2  ·  LESSON 5      STANDARD 6.NOS.1</w:t>
       </w:r>
     </w:p>
     <w:p>
@@ -2377,6 +2377,32 @@
     </w:p>
     <w:p>
       <w:pPr>
+        <w:pStyle w:val="Heading2"/>
+        <w:spacing w:after="80" w:before="180"/>
+      </w:pPr>
+      <w:r>
+        <w:rPr>
+          <w:b/>
+          <w:bCs/>
+          <w:color w:val="12355B"/>
+          <w:sz w:val="24"/>
+          <w:szCs w:val="24"/>
+        </w:rPr>
+        <w:t xml:space="preserve">Level 1 Support</w:t>
+      </w:r>
+      <w:r>
+        <w:rPr>
+          <w:i/>
+          <w:iCs/>
+          <w:color w:val="1FA6A2"/>
+          <w:sz w:val="19"/>
+          <w:szCs w:val="19"/>
+        </w:rPr>
+        <w:t xml:space="preserve">   extra scaffolding</w:t>
+      </w:r>
+    </w:p>
+    <w:p>
+      <w:pPr>
         <w:keepNext/>
         <w:spacing w:after="60" w:before="160"/>
       </w:pPr>
@@ -2637,6 +2663,32 @@
     </w:tbl>
     <w:p>
       <w:pPr>
+        <w:pStyle w:val="Heading2"/>
+        <w:spacing w:after="80" w:before="180"/>
+      </w:pPr>
+      <w:r>
+        <w:rPr>
+          <w:b/>
+          <w:bCs/>
+          <w:color w:val="12355B"/>
+          <w:sz w:val="24"/>
+          <w:szCs w:val="24"/>
+        </w:rPr>
+        <w:t xml:space="preserve">On Level</w:t>
+      </w:r>
+      <w:r>
+        <w:rPr>
+          <w:i/>
+          <w:iCs/>
+          <w:color w:val="12355B"/>
+          <w:sz w:val="19"/>
+          <w:szCs w:val="19"/>
+        </w:rPr>
+        <w:t xml:space="preserve">   grade-level practice</w:t>
+      </w:r>
+    </w:p>
+    <w:p>
+      <w:pPr>
         <w:keepNext/>
         <w:spacing w:after="60" w:before="160"/>
       </w:pPr>
@@ -2767,136 +2819,6 @@
     </w:tbl>
     <w:p>
       <w:pPr>
-        <w:keepNext/>
-        <w:spacing w:after="60" w:before="160"/>
-      </w:pPr>
-      <w:r>
-        <w:rPr>
-          <w:b/>
-          <w:bCs/>
-          <w:color w:val="12355B"/>
-          <w:sz w:val="22"/>
-          <w:szCs w:val="22"/>
-        </w:rPr>
-        <w:t xml:space="preserve">4.  </w:t>
-      </w:r>
-      <w:r>
-        <w:rPr>
-          <w:b/>
-          <w:bCs/>
-          <w:sz w:val="21"/>
-          <w:szCs w:val="21"/>
-        </w:rPr>
-        <w:t xml:space="preserve">Room 1 — Evidence Locker: Agent Torres has 7/8 pound of casting clay to lift footprints. Each cast uses 1/8 pound. How many casts can she make to unlock the door?</w:t>
-      </w:r>
-    </w:p>
-    <w:p>
-      <w:pPr>
-        <w:spacing w:after="40"/>
-        <w:ind w:left="420"/>
-      </w:pPr>
-      <w:r>
-        <w:rPr>
-          <w:sz w:val="20"/>
-          <w:szCs w:val="20"/>
-        </w:rPr>
-        <w:t xml:space="preserve">A)  7</w:t>
-      </w:r>
-    </w:p>
-    <w:p>
-      <w:pPr>
-        <w:spacing w:after="40"/>
-        <w:ind w:left="420"/>
-      </w:pPr>
-      <w:r>
-        <w:rPr>
-          <w:sz w:val="20"/>
-          <w:szCs w:val="20"/>
-        </w:rPr>
-        <w:t xml:space="preserve">B)  6</w:t>
-      </w:r>
-    </w:p>
-    <w:p>
-      <w:pPr>
-        <w:spacing w:after="40"/>
-        <w:ind w:left="420"/>
-      </w:pPr>
-      <w:r>
-        <w:rPr>
-          <w:sz w:val="20"/>
-          <w:szCs w:val="20"/>
-        </w:rPr>
-        <w:t xml:space="preserve">C)  8</w:t>
-      </w:r>
-    </w:p>
-    <w:p>
-      <w:pPr>
-        <w:spacing w:after="40"/>
-        <w:ind w:left="420"/>
-      </w:pPr>
-      <w:r>
-        <w:rPr>
-          <w:sz w:val="20"/>
-          <w:szCs w:val="20"/>
-        </w:rPr>
-        <w:t xml:space="preserve">D)  1/7</w:t>
-      </w:r>
-    </w:p>
-    <w:p>
-      <w:pPr>
-        <w:spacing w:after="20"/>
-      </w:pPr>
-      <w:r>
-        <w:t xml:space="preserve"/>
-      </w:r>
-    </w:p>
-    <w:tbl>
-      <w:tblPr>
-        <w:tblW w:type="pct" w:w="100%"/>
-        <w:tblBorders>
-          <w:top w:val="single" w:color="C7D2DD" w:sz="6"/>
-          <w:left w:val="single" w:color="C7D2DD" w:sz="6"/>
-          <w:bottom w:val="single" w:color="C7D2DD" w:sz="6"/>
-          <w:right w:val="single" w:color="C7D2DD" w:sz="6"/>
-          <w:insideH w:val="single" w:color="auto" w:sz="4"/>
-          <w:insideV w:val="single" w:color="auto" w:sz="4"/>
-        </w:tblBorders>
-      </w:tblPr>
-      <w:tblGrid>
-        <w:gridCol w:w="100"/>
-      </w:tblGrid>
-      <w:tr>
-        <w:tc>
-          <w:tcPr>
-            <w:shd w:fill="FBF3E2" w:color="auto" w:val="clear"/>
-            <w:tcMar>
-              <w:top w:type="dxa" w:w="60"/>
-              <w:left w:type="dxa" w:w="120"/>
-              <w:bottom w:type="dxa" w:w="60"/>
-              <w:right w:type="dxa" w:w="120"/>
-            </w:tcMar>
-          </w:tcPr>
-          <w:p>
-            <w:pPr>
-              <w:spacing w:after="0" w:line="320"/>
-            </w:pPr>
-            <w:r>
-              <w:t xml:space="preserve"/>
-            </w:r>
-          </w:p>
-          <w:p>
-            <w:pPr>
-              <w:spacing w:after="0" w:line="320"/>
-            </w:pPr>
-            <w:r>
-              <w:t xml:space="preserve"/>
-            </w:r>
-          </w:p>
-        </w:tc>
-      </w:tr>
-    </w:tbl>
-    <w:p>
-      <w:pPr>
         <w:pStyle w:val="Heading1"/>
         <w:pageBreakBefore/>
         <w:pBdr>
@@ -3244,23 +3166,17 @@
     </w:p>
     <w:p>
       <w:pPr>
-        <w:spacing w:after="80"/>
-      </w:pPr>
-      <w:r>
-        <w:rPr>
-          <w:b/>
-          <w:bCs/>
-          <w:sz w:val="21"/>
-          <w:szCs w:val="21"/>
-        </w:rPr>
-        <w:t xml:space="preserve">1.  </w:t>
-      </w:r>
-      <w:r>
-        <w:rPr>
-          <w:sz w:val="21"/>
-          <w:szCs w:val="21"/>
-        </w:rPr>
-        <w:t xml:space="preserve">A)  3 laps</w:t>
+        <w:spacing w:after="100"/>
+      </w:pPr>
+      <w:r>
+        <w:rPr>
+          <w:b/>
+          <w:bCs/>
+          <w:color w:val="B97A12"/>
+          <w:sz w:val="20"/>
+          <w:szCs w:val="20"/>
+        </w:rPr>
+        <w:t xml:space="preserve">Watch for this mistake:  </w:t>
       </w:r>
       <w:r>
         <w:rPr>
@@ -3270,7 +3186,23 @@
           <w:sz w:val="19"/>
           <w:szCs w:val="19"/>
         </w:rPr>
-        <w:t xml:space="preserve">  — 3/4 ÷ 1/4 = 3/4 × 4/1 = 12/4 = 3 laps. This is reasonable: three 1/4-mile pieces fit into 3/4 mile.</w:t>
+        <w:t xml:space="preserve">A common mistake in Fraction Division Problem Solving is reversing which fraction is the dividend and which is the divisor when setting up the equation from a word problem. For example: a pitcher holds 3/4 cup of punch, and each serving is 1/8 cup — how many servings? The correct setup is total ÷ group size = 3/4 ÷ 1/8 = 3/4 × 8/1 = 24/4 = 6 servings. A student who reverses the setup calculates 1/8 ÷ 3/4 = 1/8 × 4/3 = 4/24 = 1/6, an answer smaller than 1 that can't possibly be a serving count. Before you submit, check: does my answer make sense as a NUMBER OF GROUPS? If the setup gives a fraction less than 1 for a 'how many' question, you likely swapped the dividend and divisor.</w:t>
+      </w:r>
+    </w:p>
+    <w:p>
+      <w:pPr>
+        <w:pStyle w:val="Heading2"/>
+        <w:spacing w:after="80" w:before="180"/>
+      </w:pPr>
+      <w:r>
+        <w:rPr>
+          <w:b/>
+          <w:bCs/>
+          <w:color w:val="12355B"/>
+          <w:sz w:val="24"/>
+          <w:szCs w:val="24"/>
+        </w:rPr>
+        <w:t xml:space="preserve">Level 1 Support</w:t>
       </w:r>
     </w:p>
     <w:p>
@@ -3284,14 +3216,14 @@
           <w:sz w:val="21"/>
           <w:szCs w:val="21"/>
         </w:rPr>
-        <w:t xml:space="preserve">2.  </w:t>
-      </w:r>
-      <w:r>
-        <w:rPr>
-          <w:sz w:val="21"/>
-          <w:szCs w:val="21"/>
-        </w:rPr>
-        <w:t xml:space="preserve">A)  5</w:t>
+        <w:t xml:space="preserve">1.  </w:t>
+      </w:r>
+      <w:r>
+        <w:rPr>
+          <w:sz w:val="21"/>
+          <w:szCs w:val="21"/>
+        </w:rPr>
+        <w:t xml:space="preserve">A)  3 laps</w:t>
       </w:r>
       <w:r>
         <w:rPr>
@@ -3301,7 +3233,7 @@
           <w:sz w:val="19"/>
           <w:szCs w:val="19"/>
         </w:rPr>
-        <w:t xml:space="preserve">  — 5/6 ÷ 1/6 = 5/6 × 6/1 = 30/6 = 5 brackets.</w:t>
+        <w:t xml:space="preserve">  — 3/4 ÷ 1/4 = 3/4 × 4/1 = 12/4 = 3 laps. This is reasonable: three 1/4-mile pieces fit into 3/4 mile.</w:t>
       </w:r>
     </w:p>
     <w:p>
@@ -3315,14 +3247,14 @@
           <w:sz w:val="21"/>
           <w:szCs w:val="21"/>
         </w:rPr>
-        <w:t xml:space="preserve">3.  </w:t>
-      </w:r>
-      <w:r>
-        <w:rPr>
-          <w:sz w:val="21"/>
-          <w:szCs w:val="21"/>
-        </w:rPr>
-        <w:t xml:space="preserve">A)  His math is correct (2 2/3), but his reasoning is wrong — dividing by a small fraction gives a larger result</w:t>
+        <w:t xml:space="preserve">2.  </w:t>
+      </w:r>
+      <w:r>
+        <w:rPr>
+          <w:sz w:val="21"/>
+          <w:szCs w:val="21"/>
+        </w:rPr>
+        <w:t xml:space="preserve">A)  5</w:t>
       </w:r>
       <w:r>
         <w:rPr>
@@ -3332,7 +3264,23 @@
           <w:sz w:val="19"/>
           <w:szCs w:val="19"/>
         </w:rPr>
-        <w:t xml:space="preserve">  — 2/3 ÷ 1/4 = 2/3 × 4/1 = 8/3 = 2 2/3. This IS correct. When you divide by a number less than 1, the quotient is greater than the dividend.</w:t>
+        <w:t xml:space="preserve">  — 5/6 ÷ 1/6 = 5/6 × 6/1 = 30/6 = 5 brackets.</w:t>
+      </w:r>
+    </w:p>
+    <w:p>
+      <w:pPr>
+        <w:pStyle w:val="Heading2"/>
+        <w:spacing w:after="80" w:before="180"/>
+      </w:pPr>
+      <w:r>
+        <w:rPr>
+          <w:b/>
+          <w:bCs/>
+          <w:color w:val="12355B"/>
+          <w:sz w:val="24"/>
+          <w:szCs w:val="24"/>
+        </w:rPr>
+        <w:t xml:space="preserve">On Level</w:t>
       </w:r>
     </w:p>
     <w:p>
@@ -3346,14 +3294,14 @@
           <w:sz w:val="21"/>
           <w:szCs w:val="21"/>
         </w:rPr>
-        <w:t xml:space="preserve">4.  </w:t>
-      </w:r>
-      <w:r>
-        <w:rPr>
-          <w:sz w:val="21"/>
-          <w:szCs w:val="21"/>
-        </w:rPr>
-        <w:t xml:space="preserve">A)  7</w:t>
+        <w:t xml:space="preserve">3.  </w:t>
+      </w:r>
+      <w:r>
+        <w:rPr>
+          <w:sz w:val="21"/>
+          <w:szCs w:val="21"/>
+        </w:rPr>
+        <w:t xml:space="preserve">A)  His math is correct (2 2/3), but his reasoning is wrong — dividing by a small fraction gives a larger result</w:t>
       </w:r>
       <w:r>
         <w:rPr>
@@ -3363,7 +3311,7 @@
           <w:sz w:val="19"/>
           <w:szCs w:val="19"/>
         </w:rPr>
-        <w:t xml:space="preserve">  — The total (7/8 lb) is the dividend and each cast (1/8 lb) is the divisor: 7/8 ÷ 1/8 = 7/8 × 8/1 = 56/8 = 7 casts.</w:t>
+        <w:t xml:space="preserve">  — 2/3 ÷ 1/4 = 2/3 × 4/1 = 8/3 = 2 2/3. This IS correct. When you divide by a number less than 1, the quotient is greater than the dividend.</w:t>
       </w:r>
     </w:p>
     <w:p>

--- a/lessons/2-5/downloads/2-5-notes-teacher.docx
+++ b/lessons/2-5/downloads/2-5-notes-teacher.docx
@@ -1247,7 +1247,22 @@
           <w:sz w:val="30"/>
           <w:szCs w:val="30"/>
         </w:rPr>
-        <w:t xml:space="preserve">Worked Example</w:t>
+        <w:t xml:space="preserve">Write About the Math</w:t>
+      </w:r>
+    </w:p>
+    <w:p>
+      <w:pPr>
+        <w:spacing w:after="100"/>
+      </w:pPr>
+      <w:r>
+        <w:rPr>
+          <w:i/>
+          <w:iCs/>
+          <w:color w:val="5F6F80"/>
+          <w:sz w:val="19"/>
+          <w:szCs w:val="19"/>
+        </w:rPr>
+        <w:t xml:space="preserve">Use the support level you need. Every level answers the same math question.</w:t>
       </w:r>
     </w:p>
     <w:p>
@@ -1263,17 +1278,17 @@
           <w:sz w:val="24"/>
           <w:szCs w:val="24"/>
         </w:rPr>
-        <w:t xml:space="preserve">Watch &amp; Read</w:t>
+        <w:t xml:space="preserve">1. Understand the Question</w:t>
       </w:r>
       <w:r>
         <w:rPr>
           <w:i/>
           <w:iCs/>
-          <w:color w:val="1FA6A2"/>
+          <w:color w:val="B97A12"/>
           <w:sz w:val="19"/>
           <w:szCs w:val="19"/>
         </w:rPr>
-        <w:t xml:space="preserve">   I Do — follow along with your teacher</w:t>
+        <w:t xml:space="preserve">   explain</w:t>
       </w:r>
     </w:p>
     <w:tbl>
@@ -1308,25 +1323,44 @@
             </w:pPr>
             <w:r>
               <w:rPr>
+                <w:color w:val="1A2733"/>
+                <w:sz w:val="21"/>
+                <w:szCs w:val="21"/>
+              </w:rPr>
+              <w:t xml:space="preserve">What clue in a word problem tells you to divide fractions instead of multiply?</w:t>
+            </w:r>
+          </w:p>
+          <w:p>
+            <w:pPr>
+              <w:spacing w:after="0"/>
+            </w:pPr>
+            <w:r>
+              <w:rPr>
                 <w:b/>
                 <w:bCs/>
                 <w:color w:val="12355B"/>
-                <w:sz w:val="22"/>
-                <w:szCs w:val="22"/>
+                <w:sz w:val="20"/>
+                <w:szCs w:val="20"/>
               </w:rPr>
-              <w:t xml:space="preserve">Detective Agency Case File</w:t>
-            </w:r>
-          </w:p>
-          <w:p>
-            <w:pPr>
-              <w:spacing w:after="0"/>
-            </w:pPr>
+              <w:t xml:space="preserve">Your job:  </w:t>
+            </w:r>
             <w:r>
               <w:rPr>
-                <w:sz w:val="21"/>
-                <w:szCs w:val="21"/>
+                <w:sz w:val="20"/>
+                <w:szCs w:val="20"/>
               </w:rPr>
-              <w:t xml:space="preserve">Agent Torres is closing the biggest case of the year. She has 2/3 of a gallon of fingerprint dust left and each test uses 1/6 of a gallon. Before the evidence expires, she needs to figure out exactly how many tests she can run. Can you write the equation and solve it?</w:t>
+              <w:t xml:space="preserve">Answer the question. Use math evidence. Explain how the evidence proves your answer.</w:t>
+            </w:r>
+            <w:r>
+              <w:rPr>
+                <w:i/>
+                <w:iCs/>
+                <w:color w:val="5F6F80"/>
+                <w:sz w:val="18"/>
+                <w:szCs w:val="18"/>
+              </w:rPr>
+              <w:br/>
+              <w:t xml:space="preserve">Responde la pregunta. Usa evidencia matemática. Explica cómo la evidencia demuestra tu respuesta.</w:t>
             </w:r>
           </w:p>
         </w:tc>
@@ -1334,94 +1368,6 @@
     </w:tbl>
     <w:p>
       <w:pPr>
-        <w:spacing w:after="80"/>
-      </w:pPr>
-      <w:r>
-        <w:t xml:space="preserve"/>
-      </w:r>
-    </w:p>
-    <w:p>
-      <w:pPr>
-        <w:spacing w:after="50" w:before="60"/>
-      </w:pPr>
-      <w:r>
-        <w:rPr>
-          <w:b/>
-          <w:bCs/>
-          <w:color w:val="12355B"/>
-          <w:sz w:val="21"/>
-          <w:szCs w:val="21"/>
-        </w:rPr>
-        <w:t xml:space="preserve">Think about:</w:t>
-      </w:r>
-    </w:p>
-    <w:p>
-      <w:pPr>
-        <w:spacing w:after="40"/>
-        <w:ind w:left="300"/>
-      </w:pPr>
-      <w:r>
-        <w:rPr>
-          <w:sz w:val="20"/>
-          <w:szCs w:val="20"/>
-        </w:rPr>
-        <w:t xml:space="preserve">•  What is the total amount of fingerprint dust?</w:t>
-      </w:r>
-    </w:p>
-    <w:p>
-      <w:pPr>
-        <w:spacing w:after="40"/>
-        <w:ind w:left="300"/>
-      </w:pPr>
-      <w:r>
-        <w:rPr>
-          <w:sz w:val="20"/>
-          <w:szCs w:val="20"/>
-        </w:rPr>
-        <w:t xml:space="preserve">•  How much does each test use?</w:t>
-      </w:r>
-    </w:p>
-    <w:p>
-      <w:pPr>
-        <w:spacing w:after="40"/>
-        <w:ind w:left="300"/>
-      </w:pPr>
-      <w:r>
-        <w:rPr>
-          <w:sz w:val="20"/>
-          <w:szCs w:val="20"/>
-        </w:rPr>
-        <w:t xml:space="preserve">•  What operation will help solve this problem?</w:t>
-      </w:r>
-    </w:p>
-    <w:p>
-      <w:pPr>
-        <w:spacing w:after="40"/>
-        <w:ind w:left="300"/>
-      </w:pPr>
-      <w:r>
-        <w:rPr>
-          <w:sz w:val="20"/>
-          <w:szCs w:val="20"/>
-        </w:rPr>
-        <w:t xml:space="preserve">•  How do you decide which number is the dividend and which is the divisor?</w:t>
-      </w:r>
-    </w:p>
-    <w:p>
-      <w:pPr>
-        <w:spacing w:after="40"/>
-        <w:ind w:left="300"/>
-      </w:pPr>
-      <w:r>
-        <w:rPr>
-          <w:sz w:val="20"/>
-          <w:szCs w:val="20"/>
-        </w:rPr>
-        <w:t xml:space="preserve">•  How can you check if your answer is reasonable?</w:t>
-      </w:r>
-    </w:p>
-    <w:p>
-      <w:pPr>
         <w:pStyle w:val="Heading2"/>
         <w:spacing w:after="80" w:before="180"/>
       </w:pPr>
@@ -1433,7 +1379,7 @@
           <w:sz w:val="24"/>
           <w:szCs w:val="24"/>
         </w:rPr>
-        <w:t xml:space="preserve">Solved Example</w:t>
+        <w:t xml:space="preserve">2. Plan Your Math Words</w:t>
       </w:r>
       <w:r>
         <w:rPr>
@@ -1443,172 +1389,299 @@
           <w:sz w:val="19"/>
           <w:szCs w:val="19"/>
         </w:rPr>
-        <w:t xml:space="preserve">   I Do — watch each step</w:t>
-      </w:r>
-    </w:p>
-    <w:p>
-      <w:pPr>
-        <w:keepNext/>
-        <w:spacing w:after="40"/>
-      </w:pPr>
-      <w:r>
-        <w:rPr>
-          <w:b/>
-          <w:bCs/>
-          <w:color w:val="12355B"/>
-          <w:sz w:val="21"/>
-          <w:szCs w:val="21"/>
-        </w:rPr>
-        <w:t xml:space="preserve">Problem:  </w:t>
-      </w:r>
-      <w:r>
-        <w:rPr>
-          <w:sz w:val="21"/>
-          <w:szCs w:val="21"/>
-        </w:rPr>
-        <w:t xml:space="preserve">A ribbon is 4/5 of a yard long. Each bow uses 1/10 of a yard. Which equation finds how many bows can be made?</w:t>
-      </w:r>
-    </w:p>
-    <w:p>
-      <w:pPr>
-        <w:spacing w:after="30"/>
-        <w:ind w:left="420"/>
-      </w:pPr>
-      <w:r>
-        <w:rPr>
+        <w:t xml:space="preserve">   check at least two</w:t>
+      </w:r>
+    </w:p>
+    <w:p>
+      <w:pPr>
+        <w:spacing w:after="60"/>
+      </w:pPr>
+      <w:r>
+        <w:rPr>
+          <w:b/>
+          <w:bCs/>
+          <w:color w:val="1FA6A2"/>
+          <w:sz w:val="22"/>
+          <w:szCs w:val="22"/>
+        </w:rPr>
+        <w:t xml:space="preserve">☐  </w:t>
+      </w:r>
+      <w:r>
+        <w:rPr>
+          <w:b/>
+          <w:bCs/>
+          <w:color w:val="12355B"/>
           <w:sz w:val="20"/>
           <w:szCs w:val="20"/>
         </w:rPr>
-        <w:t xml:space="preserve">A)  4/5 ÷ 1/10</w:t>
-      </w:r>
-    </w:p>
-    <w:p>
-      <w:pPr>
-        <w:spacing w:after="30"/>
-        <w:ind w:left="420"/>
-      </w:pPr>
+        <w:t xml:space="preserve">Equation — </w:t>
+      </w:r>
       <w:r>
         <w:rPr>
           <w:sz w:val="20"/>
           <w:szCs w:val="20"/>
         </w:rPr>
-        <w:t xml:space="preserve">B)  1/10 ÷ 4/5</w:t>
-      </w:r>
-    </w:p>
-    <w:p>
-      <w:pPr>
-        <w:spacing w:after="30"/>
-        <w:ind w:left="420"/>
-      </w:pPr>
-      <w:r>
-        <w:rPr>
+        <w:t xml:space="preserve">A math sentence with an equal sign showing both sides are the same.</w:t>
+      </w:r>
+      <w:r>
+        <w:rPr>
+          <w:i/>
+          <w:iCs/>
+          <w:color w:val="5F6F80"/>
+          <w:sz w:val="18"/>
+          <w:szCs w:val="18"/>
+        </w:rPr>
+        <w:br/>
+        <w:t xml:space="preserve">Ecuación — Una oración matemática con un signo igual que muestra que ambos lados son iguales.</w:t>
+      </w:r>
+    </w:p>
+    <w:p>
+      <w:pPr>
+        <w:spacing w:after="60"/>
+      </w:pPr>
+      <w:r>
+        <w:rPr>
+          <w:b/>
+          <w:bCs/>
+          <w:color w:val="1FA6A2"/>
+          <w:sz w:val="22"/>
+          <w:szCs w:val="22"/>
+        </w:rPr>
+        <w:t xml:space="preserve">☐  </w:t>
+      </w:r>
+      <w:r>
+        <w:rPr>
+          <w:b/>
+          <w:bCs/>
+          <w:color w:val="12355B"/>
           <w:sz w:val="20"/>
           <w:szCs w:val="20"/>
         </w:rPr>
-        <w:t xml:space="preserve">C)  4/5 × 1/10</w:t>
-      </w:r>
-    </w:p>
-    <w:p>
-      <w:pPr>
-        <w:spacing w:after="30"/>
-        <w:ind w:left="420"/>
-      </w:pPr>
+        <w:t xml:space="preserve">Solution — </w:t>
+      </w:r>
       <w:r>
         <w:rPr>
           <w:sz w:val="20"/>
           <w:szCs w:val="20"/>
         </w:rPr>
-        <w:t xml:space="preserve">D)  4/5 + 1/10</w:t>
-      </w:r>
-    </w:p>
-    <w:p>
-      <w:pPr>
-        <w:spacing w:after="20" w:before="50"/>
+        <w:t xml:space="preserve">The answer to an equation or problem.</w:t>
+      </w:r>
+      <w:r>
+        <w:rPr>
+          <w:i/>
+          <w:iCs/>
+          <w:color w:val="5F6F80"/>
+          <w:sz w:val="18"/>
+          <w:szCs w:val="18"/>
+        </w:rPr>
+        <w:br/>
+        <w:t xml:space="preserve">Solución — La respuesta a una ecuación o problema.</w:t>
+      </w:r>
+    </w:p>
+    <w:p>
+      <w:pPr>
+        <w:spacing w:after="60"/>
       </w:pPr>
       <w:r>
         <w:rPr>
           <w:b/>
           <w:bCs/>
           <w:color w:val="1FA6A2"/>
-          <w:sz w:val="21"/>
-          <w:szCs w:val="21"/>
-        </w:rPr>
-        <w:t xml:space="preserve">Step 1:  </w:t>
-      </w:r>
-      <w:r>
-        <w:rPr>
-          <w:sz w:val="21"/>
-          <w:szCs w:val="21"/>
-        </w:rPr>
-        <w:t xml:space="preserve">The total (4/5 yard) is divided into groups of 1/10 yard each.</w:t>
-      </w:r>
-    </w:p>
-    <w:p>
-      <w:pPr>
-        <w:spacing w:after="20" w:before="50"/>
+          <w:sz w:val="22"/>
+          <w:szCs w:val="22"/>
+        </w:rPr>
+        <w:t xml:space="preserve">☐  </w:t>
+      </w:r>
+      <w:r>
+        <w:rPr>
+          <w:b/>
+          <w:bCs/>
+          <w:color w:val="12355B"/>
+          <w:sz w:val="20"/>
+          <w:szCs w:val="20"/>
+        </w:rPr>
+        <w:t xml:space="preserve">Reasonableness — </w:t>
+      </w:r>
+      <w:r>
+        <w:rPr>
+          <w:sz w:val="20"/>
+          <w:szCs w:val="20"/>
+        </w:rPr>
+        <w:t xml:space="preserve">Checking if your answer makes sense.</w:t>
+      </w:r>
+      <w:r>
+        <w:rPr>
+          <w:i/>
+          <w:iCs/>
+          <w:color w:val="5F6F80"/>
+          <w:sz w:val="18"/>
+          <w:szCs w:val="18"/>
+        </w:rPr>
+        <w:br/>
+        <w:t xml:space="preserve">Razonabilidad — Revisar si tu respuesta tiene sentido.</w:t>
+      </w:r>
+    </w:p>
+    <w:p>
+      <w:pPr>
+        <w:spacing w:after="60"/>
       </w:pPr>
       <w:r>
         <w:rPr>
           <w:b/>
           <w:bCs/>
           <w:color w:val="1FA6A2"/>
-          <w:sz w:val="21"/>
-          <w:szCs w:val="21"/>
-        </w:rPr>
-        <w:t xml:space="preserve">Step 2:  </w:t>
-      </w:r>
-      <w:r>
-        <w:rPr>
-          <w:sz w:val="21"/>
-          <w:szCs w:val="21"/>
-        </w:rPr>
-        <w:t xml:space="preserve">The equation is 4/5 ÷ 1/10 = 4/5 × 10/1 = 40/5 = 8 bows.</w:t>
-      </w:r>
-    </w:p>
-    <w:p>
-      <w:pPr>
-        <w:spacing w:after="40" w:before="60"/>
-      </w:pPr>
-      <w:r>
-        <w:rPr>
-          <w:b/>
-          <w:bCs/>
-          <w:color w:val="12355B"/>
-          <w:sz w:val="21"/>
-          <w:szCs w:val="21"/>
-        </w:rPr>
-        <w:t xml:space="preserve">Answer:  </w:t>
-      </w:r>
-      <w:r>
-        <w:rPr>
-          <w:b/>
-          <w:bCs/>
-          <w:sz w:val="21"/>
-          <w:szCs w:val="21"/>
-        </w:rPr>
-        <w:t xml:space="preserve">A. 4/5 ÷ 1/10</w:t>
-      </w:r>
-    </w:p>
-    <w:p>
-      <w:pPr>
-        <w:pStyle w:val="Heading1"/>
-        <w:pageBreakBefore/>
-        <w:pBdr>
-          <w:bottom w:val="single" w:color="1FA6A2" w:sz="14" w:space="6"/>
-        </w:pBdr>
-        <w:spacing w:after="140" w:before="0"/>
-      </w:pPr>
-      <w:r>
-        <w:rPr>
-          <w:b/>
-          <w:bCs/>
-          <w:color w:val="12355B"/>
-          <w:sz w:val="30"/>
-          <w:szCs w:val="30"/>
-        </w:rPr>
-        <w:t xml:space="preserve">Guided Practice</w:t>
-      </w:r>
-    </w:p>
+          <w:sz w:val="22"/>
+          <w:szCs w:val="22"/>
+        </w:rPr>
+        <w:t xml:space="preserve">☐  </w:t>
+      </w:r>
+      <w:r>
+        <w:rPr>
+          <w:b/>
+          <w:bCs/>
+          <w:color w:val="12355B"/>
+          <w:sz w:val="20"/>
+          <w:szCs w:val="20"/>
+        </w:rPr>
+        <w:t xml:space="preserve">Model — </w:t>
+      </w:r>
+      <w:r>
+        <w:rPr>
+          <w:sz w:val="20"/>
+          <w:szCs w:val="20"/>
+        </w:rPr>
+        <w:t xml:space="preserve">A picture or math way to show a problem so you can solve it.</w:t>
+      </w:r>
+      <w:r>
+        <w:rPr>
+          <w:i/>
+          <w:iCs/>
+          <w:color w:val="5F6F80"/>
+          <w:sz w:val="18"/>
+          <w:szCs w:val="18"/>
+        </w:rPr>
+        <w:br/>
+        <w:t xml:space="preserve">Modelo — Un dibujo o forma matemática de mostrar un problema para resolverlo.</w:t>
+      </w:r>
+    </w:p>
+    <w:p>
+      <w:pPr>
+        <w:spacing w:after="60"/>
+      </w:pPr>
+      <w:r>
+        <w:rPr>
+          <w:b/>
+          <w:bCs/>
+          <w:color w:val="1FA6A2"/>
+          <w:sz w:val="22"/>
+          <w:szCs w:val="22"/>
+        </w:rPr>
+        <w:t xml:space="preserve">☐  </w:t>
+      </w:r>
+      <w:r>
+        <w:rPr>
+          <w:b/>
+          <w:bCs/>
+          <w:color w:val="12355B"/>
+          <w:sz w:val="20"/>
+          <w:szCs w:val="20"/>
+        </w:rPr>
+        <w:t xml:space="preserve">Inverse operations — </w:t>
+      </w:r>
+      <w:r>
+        <w:rPr>
+          <w:sz w:val="20"/>
+          <w:szCs w:val="20"/>
+        </w:rPr>
+        <w:t xml:space="preserve">Two math actions that undo each other, like × and ÷.</w:t>
+      </w:r>
+      <w:r>
+        <w:rPr>
+          <w:i/>
+          <w:iCs/>
+          <w:color w:val="5F6F80"/>
+          <w:sz w:val="18"/>
+          <w:szCs w:val="18"/>
+        </w:rPr>
+        <w:br/>
+        <w:t xml:space="preserve">Operaciones inversas — Dos operaciones que se deshacen entre sí, como × y ÷.</w:t>
+      </w:r>
+    </w:p>
+    <w:tbl>
+      <w:tblPr>
+        <w:tblW w:type="pct" w:w="100%"/>
+        <w:tblBorders>
+          <w:top w:val="single" w:color="1FA6A2" w:sz="8"/>
+          <w:left w:val="single" w:color="1FA6A2" w:sz="8"/>
+          <w:bottom w:val="single" w:color="1FA6A2" w:sz="8"/>
+          <w:right w:val="single" w:color="1FA6A2" w:sz="8"/>
+          <w:insideH w:val="single" w:color="auto" w:sz="4"/>
+          <w:insideV w:val="single" w:color="auto" w:sz="4"/>
+        </w:tblBorders>
+      </w:tblPr>
+      <w:tblGrid>
+        <w:gridCol w:w="100"/>
+      </w:tblGrid>
+      <w:tr>
+        <w:tc>
+          <w:tcPr>
+            <w:shd w:fill="F7FFFD" w:color="auto" w:val="clear"/>
+            <w:tcMar>
+              <w:top w:type="dxa" w:w="120"/>
+              <w:left w:type="dxa" w:w="180"/>
+              <w:bottom w:type="dxa" w:w="120"/>
+              <w:right w:type="dxa" w:w="180"/>
+            </w:tcMar>
+          </w:tcPr>
+          <w:p>
+            <w:pPr>
+              <w:spacing w:after="50"/>
+            </w:pPr>
+            <w:r>
+              <w:rPr>
+                <w:b/>
+                <w:bCs/>
+                <w:color w:val="1FA6A2"/>
+                <w:sz w:val="20"/>
+                <w:szCs w:val="20"/>
+              </w:rPr>
+              <w:t xml:space="preserve">Say it first:  </w:t>
+            </w:r>
+            <w:r>
+              <w:rPr>
+                <w:sz w:val="20"/>
+                <w:szCs w:val="20"/>
+              </w:rPr>
+              <w:t xml:space="preserve">Say your idea to a partner or quietly to yourself before you write.</w:t>
+            </w:r>
+          </w:p>
+          <w:p>
+            <w:pPr>
+              <w:spacing w:after="60"/>
+            </w:pPr>
+            <w:r>
+              <w:rPr>
+                <w:color w:val="1A2733"/>
+                <w:sz w:val="21"/>
+                <w:szCs w:val="21"/>
+              </w:rPr>
+              <w:t xml:space="preserve">The problem asked me to find ___, so I divided.</w:t>
+            </w:r>
+            <w:r>
+              <w:rPr>
+                <w:i/>
+                <w:iCs/>
+                <w:color w:val="5F6F80"/>
+                <w:sz w:val="19"/>
+                <w:szCs w:val="19"/>
+              </w:rPr>
+              <w:br/>
+              <w:t xml:space="preserve">El problema me pidió encontrar ___, así que dividí.</w:t>
+            </w:r>
+          </w:p>
+        </w:tc>
+      </w:tr>
+    </w:tbl>
     <w:p>
       <w:pPr>
         <w:pStyle w:val="Heading2"/>
@@ -1622,181 +1695,17 @@
           <w:sz w:val="24"/>
           <w:szCs w:val="24"/>
         </w:rPr>
-        <w:t xml:space="preserve">Solve Together</w:t>
+        <w:t xml:space="preserve">3. Build Your Explanation</w:t>
       </w:r>
       <w:r>
         <w:rPr>
           <w:i/>
           <w:iCs/>
-          <w:color w:val="6B4FA0"/>
+          <w:color w:val="B97A12"/>
           <w:sz w:val="19"/>
           <w:szCs w:val="19"/>
         </w:rPr>
-        <w:t xml:space="preserve">   We Do — work with your class</w:t>
-      </w:r>
-    </w:p>
-    <w:p>
-      <w:pPr>
-        <w:keepNext/>
-        <w:spacing w:after="40" w:before="40"/>
-      </w:pPr>
-      <w:r>
-        <w:rPr>
-          <w:b/>
-          <w:bCs/>
-          <w:color w:val="12355B"/>
-          <w:sz w:val="21"/>
-          <w:szCs w:val="21"/>
-        </w:rPr>
-        <w:t xml:space="preserve">Problem:  </w:t>
-      </w:r>
-      <w:r>
-        <w:rPr>
-          <w:sz w:val="21"/>
-          <w:szCs w:val="21"/>
-        </w:rPr>
-        <w:t xml:space="preserve">A detective has 1/2 gallon of solution. Each test uses 1/8 gallon. How many tests can be run?</w:t>
-      </w:r>
-    </w:p>
-    <w:p>
-      <w:pPr>
-        <w:spacing w:after="30"/>
-        <w:ind w:left="420"/>
-      </w:pPr>
-      <w:r>
-        <w:rPr>
-          <w:sz w:val="20"/>
-          <w:szCs w:val="20"/>
-        </w:rPr>
-        <w:t xml:space="preserve">A)  4</w:t>
-      </w:r>
-    </w:p>
-    <w:p>
-      <w:pPr>
-        <w:spacing w:after="30"/>
-        <w:ind w:left="420"/>
-      </w:pPr>
-      <w:r>
-        <w:rPr>
-          <w:sz w:val="20"/>
-          <w:szCs w:val="20"/>
-        </w:rPr>
-        <w:t xml:space="preserve">B)  1/16</w:t>
-      </w:r>
-    </w:p>
-    <w:p>
-      <w:pPr>
-        <w:spacing w:after="30"/>
-        <w:ind w:left="420"/>
-      </w:pPr>
-      <w:r>
-        <w:rPr>
-          <w:sz w:val="20"/>
-          <w:szCs w:val="20"/>
-        </w:rPr>
-        <w:t xml:space="preserve">C)  16</w:t>
-      </w:r>
-    </w:p>
-    <w:p>
-      <w:pPr>
-        <w:spacing w:after="30"/>
-        <w:ind w:left="420"/>
-      </w:pPr>
-      <w:r>
-        <w:rPr>
-          <w:sz w:val="20"/>
-          <w:szCs w:val="20"/>
-        </w:rPr>
-        <w:t xml:space="preserve">D)  1/4</w:t>
-      </w:r>
-    </w:p>
-    <w:p>
-      <w:pPr>
-        <w:keepNext/>
-        <w:spacing w:after="0" w:before="50"/>
-      </w:pPr>
-      <w:r>
-        <w:rPr>
-          <w:b/>
-          <w:bCs/>
-          <w:color w:val="6B4FA0"/>
-          <w:sz w:val="21"/>
-          <w:szCs w:val="21"/>
-        </w:rPr>
-        <w:t xml:space="preserve">Step 1:</w:t>
-      </w:r>
-    </w:p>
-    <w:p>
-      <w:pPr>
-        <w:pBdr>
-          <w:bottom w:val="single" w:color="AFBECC" w:sz="6"/>
-        </w:pBdr>
-        <w:spacing w:after="30" w:before="150"/>
-      </w:pPr>
-      <w:r>
-        <w:t xml:space="preserve"/>
-      </w:r>
-    </w:p>
-    <w:p>
-      <w:pPr>
-        <w:keepNext/>
-        <w:spacing w:after="0" w:before="50"/>
-      </w:pPr>
-      <w:r>
-        <w:rPr>
-          <w:b/>
-          <w:bCs/>
-          <w:color w:val="6B4FA0"/>
-          <w:sz w:val="21"/>
-          <w:szCs w:val="21"/>
-        </w:rPr>
-        <w:t xml:space="preserve">Step 2:</w:t>
-      </w:r>
-    </w:p>
-    <w:p>
-      <w:pPr>
-        <w:pBdr>
-          <w:bottom w:val="single" w:color="AFBECC" w:sz="6"/>
-        </w:pBdr>
-        <w:spacing w:after="30" w:before="150"/>
-      </w:pPr>
-      <w:r>
-        <w:t xml:space="preserve"/>
-      </w:r>
-    </w:p>
-    <w:p>
-      <w:pPr>
-        <w:keepNext/>
-        <w:spacing w:after="0" w:before="60"/>
-      </w:pPr>
-      <w:r>
-        <w:rPr>
-          <w:b/>
-          <w:bCs/>
-          <w:color w:val="12355B"/>
-          <w:sz w:val="21"/>
-          <w:szCs w:val="21"/>
-        </w:rPr>
-        <w:t xml:space="preserve">Answer:</w:t>
-      </w:r>
-    </w:p>
-    <w:p>
-      <w:pPr>
-        <w:pBdr>
-          <w:bottom w:val="single" w:color="AFBECC" w:sz="6"/>
-        </w:pBdr>
-        <w:spacing w:after="30" w:before="150"/>
-      </w:pPr>
-      <w:r>
-        <w:t xml:space="preserve"/>
-      </w:r>
-    </w:p>
-    <w:p>
-      <w:pPr>
-        <w:spacing w:after="80"/>
-      </w:pPr>
-      <w:r>
-        <w:t xml:space="preserve"/>
+        <w:t xml:space="preserve">   choose your support</w:t>
       </w:r>
     </w:p>
     <w:tbl>
@@ -1827,6 +1736,1393 @@
           </w:tcPr>
           <w:p>
             <w:pPr>
+              <w:spacing w:after="50"/>
+            </w:pPr>
+            <w:r>
+              <w:rPr>
+                <w:i/>
+                <w:iCs/>
+                <w:color w:val="5F6F80"/>
+                <w:sz w:val="19"/>
+                <w:szCs w:val="19"/>
+              </w:rPr>
+              <w:t xml:space="preserve">This model shows the parts of an explanation. It does not answer your writing question.</w:t>
+            </w:r>
+          </w:p>
+          <w:p>
+            <w:pPr>
+              <w:spacing w:after="80"/>
+            </w:pPr>
+            <w:r>
+              <w:rPr>
+                <w:b/>
+                <w:bCs/>
+                <w:color w:val="12355B"/>
+                <w:sz w:val="19"/>
+                <w:szCs w:val="19"/>
+              </w:rPr>
+              <w:t xml:space="preserve">Claim:  </w:t>
+            </w:r>
+            <w:r>
+              <w:rPr>
+                <w:sz w:val="19"/>
+                <w:szCs w:val="19"/>
+              </w:rPr>
+              <w:t xml:space="preserve">The total amount is the dividend; the size of each test is the divisor.</w:t>
+            </w:r>
+          </w:p>
+          <w:p>
+            <w:pPr>
+              <w:spacing w:after="80"/>
+            </w:pPr>
+            <w:r>
+              <w:rPr>
+                <w:b/>
+                <w:bCs/>
+                <w:color w:val="12355B"/>
+                <w:sz w:val="19"/>
+                <w:szCs w:val="19"/>
+              </w:rPr>
+              <w:t xml:space="preserve">Evidence:  </w:t>
+            </w:r>
+            <w:r>
+              <w:rPr>
+                <w:sz w:val="19"/>
+                <w:szCs w:val="19"/>
+              </w:rPr>
+              <w:t xml:space="preserve">Students identify 2/3 as the total being split (dividend) and 1/6 as the group size (divisor), writing 2/3 ÷ 1/6.</w:t>
+            </w:r>
+          </w:p>
+          <w:p>
+            <w:pPr>
+              <w:spacing w:after="80"/>
+            </w:pPr>
+            <w:r>
+              <w:rPr>
+                <w:b/>
+                <w:bCs/>
+                <w:color w:val="12355B"/>
+                <w:sz w:val="19"/>
+                <w:szCs w:val="19"/>
+              </w:rPr>
+              <w:t xml:space="preserve">Reasoning:  </w:t>
+            </w:r>
+            <w:r>
+              <w:rPr>
+                <w:sz w:val="19"/>
+                <w:szCs w:val="19"/>
+              </w:rPr>
+              <w:t xml:space="preserve">This evidence connects the definition of model to the mathematical claim.</w:t>
+            </w:r>
+          </w:p>
+        </w:tc>
+      </w:tr>
+    </w:tbl>
+    <w:p>
+      <w:pPr>
+        <w:pStyle w:val="Heading2"/>
+        <w:spacing w:after="80" w:before="180"/>
+      </w:pPr>
+      <w:r>
+        <w:rPr>
+          <w:b/>
+          <w:bCs/>
+          <w:color w:val="12355B"/>
+          <w:sz w:val="24"/>
+          <w:szCs w:val="24"/>
+        </w:rPr>
+        <w:t xml:space="preserve">Start</w:t>
+      </w:r>
+      <w:r>
+        <w:rPr>
+          <w:i/>
+          <w:iCs/>
+          <w:color w:val="1FA6A2"/>
+          <w:sz w:val="19"/>
+          <w:szCs w:val="19"/>
+        </w:rPr>
+        <w:t xml:space="preserve">   Most language support</w:t>
+      </w:r>
+    </w:p>
+    <w:p>
+      <w:pPr>
+        <w:spacing w:after="60"/>
+      </w:pPr>
+      <w:r>
+        <w:rPr>
+          <w:color w:val="1A2733"/>
+          <w:sz w:val="21"/>
+          <w:szCs w:val="21"/>
+        </w:rPr>
+        <w:t xml:space="preserve">Complete the frames. Use the word bank.</w:t>
+      </w:r>
+      <w:r>
+        <w:rPr>
+          <w:i/>
+          <w:iCs/>
+          <w:color w:val="5F6F80"/>
+          <w:sz w:val="19"/>
+          <w:szCs w:val="19"/>
+        </w:rPr>
+        <w:br/>
+        <w:t xml:space="preserve">Completa las oraciones. Usa el banco de palabras.</w:t>
+      </w:r>
+    </w:p>
+    <w:p>
+      <w:pPr>
+        <w:spacing w:after="60"/>
+      </w:pPr>
+      <w:r>
+        <w:rPr>
+          <w:color w:val="1A2733"/>
+          <w:sz w:val="21"/>
+          <w:szCs w:val="21"/>
+        </w:rPr>
+        <w:t xml:space="preserve">The problem asked me to find ___, so I divided.</w:t>
+      </w:r>
+      <w:r>
+        <w:rPr>
+          <w:i/>
+          <w:iCs/>
+          <w:color w:val="5F6F80"/>
+          <w:sz w:val="19"/>
+          <w:szCs w:val="19"/>
+        </w:rPr>
+        <w:br/>
+        <w:t xml:space="preserve">El problema me pidió encontrar ___, así que dividí.</w:t>
+      </w:r>
+    </w:p>
+    <w:p>
+      <w:pPr>
+        <w:spacing w:after="60"/>
+      </w:pPr>
+      <w:r>
+        <w:rPr>
+          <w:color w:val="1A2733"/>
+          <w:sz w:val="21"/>
+          <w:szCs w:val="21"/>
+        </w:rPr>
+        <w:t xml:space="preserve">I divided rather than multiplied because ___.</w:t>
+      </w:r>
+      <w:r>
+        <w:rPr>
+          <w:i/>
+          <w:iCs/>
+          <w:color w:val="5F6F80"/>
+          <w:sz w:val="19"/>
+          <w:szCs w:val="19"/>
+        </w:rPr>
+        <w:br/>
+        <w:t xml:space="preserve">Dividí en lugar de multiplicar porque ___.</w:t>
+      </w:r>
+    </w:p>
+    <w:tbl>
+      <w:tblPr>
+        <w:tblW w:type="pct" w:w="100%"/>
+        <w:tblBorders>
+          <w:top w:val="single" w:color="C7D2DD" w:sz="6"/>
+          <w:left w:val="single" w:color="C7D2DD" w:sz="6"/>
+          <w:bottom w:val="single" w:color="C7D2DD" w:sz="6"/>
+          <w:right w:val="single" w:color="C7D2DD" w:sz="6"/>
+          <w:insideH w:val="single" w:color="auto" w:sz="4"/>
+          <w:insideV w:val="single" w:color="auto" w:sz="4"/>
+        </w:tblBorders>
+      </w:tblPr>
+      <w:tblGrid>
+        <w:gridCol w:w="100"/>
+      </w:tblGrid>
+      <w:tr>
+        <w:tc>
+          <w:tcPr>
+            <w:shd w:fill="FBF3E2" w:color="auto" w:val="clear"/>
+            <w:tcMar>
+              <w:top w:type="dxa" w:w="60"/>
+              <w:left w:type="dxa" w:w="120"/>
+              <w:bottom w:type="dxa" w:w="60"/>
+              <w:right w:type="dxa" w:w="120"/>
+            </w:tcMar>
+          </w:tcPr>
+          <w:p>
+            <w:pPr>
+              <w:spacing w:after="0" w:line="320"/>
+            </w:pPr>
+            <w:r>
+              <w:t xml:space="preserve"/>
+            </w:r>
+          </w:p>
+          <w:p>
+            <w:pPr>
+              <w:spacing w:after="0" w:line="320"/>
+            </w:pPr>
+            <w:r>
+              <w:t xml:space="preserve"/>
+            </w:r>
+          </w:p>
+          <w:p>
+            <w:pPr>
+              <w:spacing w:after="0" w:line="320"/>
+            </w:pPr>
+            <w:r>
+              <w:t xml:space="preserve"/>
+            </w:r>
+          </w:p>
+        </w:tc>
+      </w:tr>
+    </w:tbl>
+    <w:p>
+      <w:pPr>
+        <w:pStyle w:val="Heading2"/>
+        <w:spacing w:after="80" w:before="180"/>
+      </w:pPr>
+      <w:r>
+        <w:rPr>
+          <w:b/>
+          <w:bCs/>
+          <w:color w:val="12355B"/>
+          <w:sz w:val="24"/>
+          <w:szCs w:val="24"/>
+        </w:rPr>
+        <w:t xml:space="preserve">Build</w:t>
+      </w:r>
+      <w:r>
+        <w:rPr>
+          <w:i/>
+          <w:iCs/>
+          <w:color w:val="B97A12"/>
+          <w:sz w:val="19"/>
+          <w:szCs w:val="19"/>
+        </w:rPr>
+        <w:t xml:space="preserve">   Some language support</w:t>
+      </w:r>
+    </w:p>
+    <w:p>
+      <w:pPr>
+        <w:spacing w:after="60"/>
+      </w:pPr>
+      <w:r>
+        <w:rPr>
+          <w:color w:val="1A2733"/>
+          <w:sz w:val="21"/>
+          <w:szCs w:val="21"/>
+        </w:rPr>
+        <w:t xml:space="preserve">Write two connected sentences. Use because, so, or but.</w:t>
+      </w:r>
+      <w:r>
+        <w:rPr>
+          <w:i/>
+          <w:iCs/>
+          <w:color w:val="5F6F80"/>
+          <w:sz w:val="19"/>
+          <w:szCs w:val="19"/>
+        </w:rPr>
+        <w:br/>
+        <w:t xml:space="preserve">Escribe dos oraciones conectadas. Usa porque, entonces o pero.</w:t>
+      </w:r>
+    </w:p>
+    <w:p>
+      <w:pPr>
+        <w:spacing w:after="60"/>
+      </w:pPr>
+      <w:r>
+        <w:rPr>
+          <w:color w:val="1A2733"/>
+          <w:sz w:val="21"/>
+          <w:szCs w:val="21"/>
+        </w:rPr>
+        <w:t xml:space="preserve">My claim is ___.</w:t>
+      </w:r>
+      <w:r>
+        <w:rPr>
+          <w:i/>
+          <w:iCs/>
+          <w:color w:val="5F6F80"/>
+          <w:sz w:val="19"/>
+          <w:szCs w:val="19"/>
+        </w:rPr>
+        <w:br/>
+        <w:t xml:space="preserve">Mi afirmación es ___.</w:t>
+      </w:r>
+    </w:p>
+    <w:p>
+      <w:pPr>
+        <w:spacing w:after="60"/>
+      </w:pPr>
+      <w:r>
+        <w:rPr>
+          <w:color w:val="1A2733"/>
+          <w:sz w:val="21"/>
+          <w:szCs w:val="21"/>
+        </w:rPr>
+        <w:t xml:space="preserve">I know because ___.</w:t>
+      </w:r>
+      <w:r>
+        <w:rPr>
+          <w:i/>
+          <w:iCs/>
+          <w:color w:val="5F6F80"/>
+          <w:sz w:val="19"/>
+          <w:szCs w:val="19"/>
+        </w:rPr>
+        <w:br/>
+        <w:t xml:space="preserve">Lo sé porque ___.</w:t>
+      </w:r>
+    </w:p>
+    <w:p>
+      <w:pPr>
+        <w:spacing w:after="60"/>
+      </w:pPr>
+      <w:r>
+        <w:rPr>
+          <w:color w:val="1A2733"/>
+          <w:sz w:val="21"/>
+          <w:szCs w:val="21"/>
+        </w:rPr>
+        <w:t xml:space="preserve">So ___.</w:t>
+      </w:r>
+      <w:r>
+        <w:rPr>
+          <w:i/>
+          <w:iCs/>
+          <w:color w:val="5F6F80"/>
+          <w:sz w:val="19"/>
+          <w:szCs w:val="19"/>
+        </w:rPr>
+        <w:br/>
+        <w:t xml:space="preserve">Entonces ___.</w:t>
+      </w:r>
+    </w:p>
+    <w:tbl>
+      <w:tblPr>
+        <w:tblW w:type="pct" w:w="100%"/>
+        <w:tblBorders>
+          <w:top w:val="single" w:color="C7D2DD" w:sz="6"/>
+          <w:left w:val="single" w:color="C7D2DD" w:sz="6"/>
+          <w:bottom w:val="single" w:color="C7D2DD" w:sz="6"/>
+          <w:right w:val="single" w:color="C7D2DD" w:sz="6"/>
+          <w:insideH w:val="single" w:color="auto" w:sz="4"/>
+          <w:insideV w:val="single" w:color="auto" w:sz="4"/>
+        </w:tblBorders>
+      </w:tblPr>
+      <w:tblGrid>
+        <w:gridCol w:w="100"/>
+      </w:tblGrid>
+      <w:tr>
+        <w:tc>
+          <w:tcPr>
+            <w:shd w:fill="FBF3E2" w:color="auto" w:val="clear"/>
+            <w:tcMar>
+              <w:top w:type="dxa" w:w="60"/>
+              <w:left w:type="dxa" w:w="120"/>
+              <w:bottom w:type="dxa" w:w="60"/>
+              <w:right w:type="dxa" w:w="120"/>
+            </w:tcMar>
+          </w:tcPr>
+          <w:p>
+            <w:pPr>
+              <w:spacing w:after="0" w:line="320"/>
+            </w:pPr>
+            <w:r>
+              <w:t xml:space="preserve"/>
+            </w:r>
+          </w:p>
+          <w:p>
+            <w:pPr>
+              <w:spacing w:after="0" w:line="320"/>
+            </w:pPr>
+            <w:r>
+              <w:t xml:space="preserve"/>
+            </w:r>
+          </w:p>
+          <w:p>
+            <w:pPr>
+              <w:spacing w:after="0" w:line="320"/>
+            </w:pPr>
+            <w:r>
+              <w:t xml:space="preserve"/>
+            </w:r>
+          </w:p>
+        </w:tc>
+      </w:tr>
+    </w:tbl>
+    <w:p>
+      <w:pPr>
+        <w:pStyle w:val="Heading2"/>
+        <w:spacing w:after="80" w:before="180"/>
+      </w:pPr>
+      <w:r>
+        <w:rPr>
+          <w:b/>
+          <w:bCs/>
+          <w:color w:val="12355B"/>
+          <w:sz w:val="24"/>
+          <w:szCs w:val="24"/>
+        </w:rPr>
+        <w:t xml:space="preserve">Explain</w:t>
+      </w:r>
+      <w:r>
+        <w:rPr>
+          <w:i/>
+          <w:iCs/>
+          <w:color w:val="B97A12"/>
+          <w:sz w:val="19"/>
+          <w:szCs w:val="19"/>
+        </w:rPr>
+        <w:t xml:space="preserve">   Light language support</w:t>
+      </w:r>
+    </w:p>
+    <w:p>
+      <w:pPr>
+        <w:spacing w:after="60"/>
+      </w:pPr>
+      <w:r>
+        <w:rPr>
+          <w:color w:val="1A2733"/>
+          <w:sz w:val="21"/>
+          <w:szCs w:val="21"/>
+        </w:rPr>
+        <w:t xml:space="preserve">Write a claim, give math evidence, and explain your reasoning.</w:t>
+      </w:r>
+      <w:r>
+        <w:rPr>
+          <w:i/>
+          <w:iCs/>
+          <w:color w:val="5F6F80"/>
+          <w:sz w:val="19"/>
+          <w:szCs w:val="19"/>
+        </w:rPr>
+        <w:br/>
+        <w:t xml:space="preserve">Escribe una afirmación, da evidencia matemática y explica tu razonamiento.</w:t>
+      </w:r>
+    </w:p>
+    <w:p>
+      <w:pPr>
+        <w:spacing w:after="60"/>
+      </w:pPr>
+      <w:r>
+        <w:rPr>
+          <w:color w:val="1A2733"/>
+          <w:sz w:val="21"/>
+          <w:szCs w:val="21"/>
+        </w:rPr>
+        <w:t xml:space="preserve">My claim is ___.</w:t>
+      </w:r>
+      <w:r>
+        <w:rPr>
+          <w:i/>
+          <w:iCs/>
+          <w:color w:val="5F6F80"/>
+          <w:sz w:val="19"/>
+          <w:szCs w:val="19"/>
+        </w:rPr>
+        <w:br/>
+        <w:t xml:space="preserve">Mi afirmación es ___.</w:t>
+      </w:r>
+    </w:p>
+    <w:p>
+      <w:pPr>
+        <w:spacing w:after="60"/>
+      </w:pPr>
+      <w:r>
+        <w:rPr>
+          <w:color w:val="1A2733"/>
+          <w:sz w:val="21"/>
+          <w:szCs w:val="21"/>
+        </w:rPr>
+        <w:t xml:space="preserve">My math evidence is ___.</w:t>
+      </w:r>
+      <w:r>
+        <w:rPr>
+          <w:i/>
+          <w:iCs/>
+          <w:color w:val="5F6F80"/>
+          <w:sz w:val="19"/>
+          <w:szCs w:val="19"/>
+        </w:rPr>
+        <w:br/>
+        <w:t xml:space="preserve">Mi evidencia matemática es ___.</w:t>
+      </w:r>
+    </w:p>
+    <w:p>
+      <w:pPr>
+        <w:spacing w:after="60"/>
+      </w:pPr>
+      <w:r>
+        <w:rPr>
+          <w:color w:val="1A2733"/>
+          <w:sz w:val="21"/>
+          <w:szCs w:val="21"/>
+        </w:rPr>
+        <w:t xml:space="preserve">This proves ___ because ___.</w:t>
+      </w:r>
+      <w:r>
+        <w:rPr>
+          <w:i/>
+          <w:iCs/>
+          <w:color w:val="5F6F80"/>
+          <w:sz w:val="19"/>
+          <w:szCs w:val="19"/>
+        </w:rPr>
+        <w:br/>
+        <w:t xml:space="preserve">Esto demuestra ___ porque ___.</w:t>
+      </w:r>
+    </w:p>
+    <w:tbl>
+      <w:tblPr>
+        <w:tblW w:type="pct" w:w="100%"/>
+        <w:tblBorders>
+          <w:top w:val="single" w:color="C7D2DD" w:sz="6"/>
+          <w:left w:val="single" w:color="C7D2DD" w:sz="6"/>
+          <w:bottom w:val="single" w:color="C7D2DD" w:sz="6"/>
+          <w:right w:val="single" w:color="C7D2DD" w:sz="6"/>
+          <w:insideH w:val="single" w:color="auto" w:sz="4"/>
+          <w:insideV w:val="single" w:color="auto" w:sz="4"/>
+        </w:tblBorders>
+      </w:tblPr>
+      <w:tblGrid>
+        <w:gridCol w:w="100"/>
+      </w:tblGrid>
+      <w:tr>
+        <w:tc>
+          <w:tcPr>
+            <w:shd w:fill="FBF3E2" w:color="auto" w:val="clear"/>
+            <w:tcMar>
+              <w:top w:type="dxa" w:w="60"/>
+              <w:left w:type="dxa" w:w="120"/>
+              <w:bottom w:type="dxa" w:w="60"/>
+              <w:right w:type="dxa" w:w="120"/>
+            </w:tcMar>
+          </w:tcPr>
+          <w:p>
+            <w:pPr>
+              <w:spacing w:after="0" w:line="320"/>
+            </w:pPr>
+            <w:r>
+              <w:t xml:space="preserve"/>
+            </w:r>
+          </w:p>
+          <w:p>
+            <w:pPr>
+              <w:spacing w:after="0" w:line="320"/>
+            </w:pPr>
+            <w:r>
+              <w:t xml:space="preserve"/>
+            </w:r>
+          </w:p>
+          <w:p>
+            <w:pPr>
+              <w:spacing w:after="0" w:line="320"/>
+            </w:pPr>
+            <w:r>
+              <w:t xml:space="preserve"/>
+            </w:r>
+          </w:p>
+          <w:p>
+            <w:pPr>
+              <w:spacing w:after="0" w:line="320"/>
+            </w:pPr>
+            <w:r>
+              <w:t xml:space="preserve"/>
+            </w:r>
+          </w:p>
+          <w:p>
+            <w:pPr>
+              <w:spacing w:after="0" w:line="320"/>
+            </w:pPr>
+            <w:r>
+              <w:t xml:space="preserve"/>
+            </w:r>
+          </w:p>
+        </w:tc>
+      </w:tr>
+    </w:tbl>
+    <w:p>
+      <w:pPr>
+        <w:pStyle w:val="Heading2"/>
+        <w:spacing w:after="80" w:before="180"/>
+      </w:pPr>
+      <w:r>
+        <w:rPr>
+          <w:b/>
+          <w:bCs/>
+          <w:color w:val="12355B"/>
+          <w:sz w:val="24"/>
+          <w:szCs w:val="24"/>
+        </w:rPr>
+        <w:t xml:space="preserve">4. Check Your Explanation</w:t>
+      </w:r>
+      <w:r>
+        <w:rPr>
+          <w:i/>
+          <w:iCs/>
+          <w:color w:val="1FA6A2"/>
+          <w:sz w:val="19"/>
+          <w:szCs w:val="19"/>
+        </w:rPr>
+        <w:t xml:space="preserve">   five quick checks</w:t>
+      </w:r>
+    </w:p>
+    <w:p>
+      <w:pPr>
+        <w:spacing w:after="80"/>
+      </w:pPr>
+      <w:r>
+        <w:rPr>
+          <w:b/>
+          <w:bCs/>
+          <w:color w:val="1FA6A2"/>
+          <w:sz w:val="22"/>
+          <w:szCs w:val="22"/>
+        </w:rPr>
+        <w:t xml:space="preserve">☐  </w:t>
+      </w:r>
+      <w:r>
+        <w:rPr>
+          <w:sz w:val="20"/>
+          <w:szCs w:val="20"/>
+        </w:rPr>
+        <w:t xml:space="preserve">I answered the question.</w:t>
+      </w:r>
+      <w:r>
+        <w:rPr>
+          <w:i/>
+          <w:iCs/>
+          <w:color w:val="5F6F80"/>
+          <w:sz w:val="18"/>
+          <w:szCs w:val="18"/>
+        </w:rPr>
+        <w:br/>
+        <w:t xml:space="preserve">Respondí la pregunta.</w:t>
+      </w:r>
+    </w:p>
+    <w:p>
+      <w:pPr>
+        <w:spacing w:after="80"/>
+      </w:pPr>
+      <w:r>
+        <w:rPr>
+          <w:b/>
+          <w:bCs/>
+          <w:color w:val="1FA6A2"/>
+          <w:sz w:val="22"/>
+          <w:szCs w:val="22"/>
+        </w:rPr>
+        <w:t xml:space="preserve">☐  </w:t>
+      </w:r>
+      <w:r>
+        <w:rPr>
+          <w:sz w:val="20"/>
+          <w:szCs w:val="20"/>
+        </w:rPr>
+        <w:t xml:space="preserve">I used math evidence: numbers, an equation, a model, or a comparison.</w:t>
+      </w:r>
+      <w:r>
+        <w:rPr>
+          <w:i/>
+          <w:iCs/>
+          <w:color w:val="5F6F80"/>
+          <w:sz w:val="18"/>
+          <w:szCs w:val="18"/>
+        </w:rPr>
+        <w:br/>
+        <w:t xml:space="preserve">Usé evidencia matemática: números, una ecuación, un modelo o una comparación.</w:t>
+      </w:r>
+    </w:p>
+    <w:p>
+      <w:pPr>
+        <w:spacing w:after="80"/>
+      </w:pPr>
+      <w:r>
+        <w:rPr>
+          <w:b/>
+          <w:bCs/>
+          <w:color w:val="1FA6A2"/>
+          <w:sz w:val="22"/>
+          <w:szCs w:val="22"/>
+        </w:rPr>
+        <w:t xml:space="preserve">☐  </w:t>
+      </w:r>
+      <w:r>
+        <w:rPr>
+          <w:sz w:val="20"/>
+          <w:szCs w:val="20"/>
+        </w:rPr>
+        <w:t xml:space="preserve">I explained how the evidence proves my answer.</w:t>
+      </w:r>
+      <w:r>
+        <w:rPr>
+          <w:i/>
+          <w:iCs/>
+          <w:color w:val="5F6F80"/>
+          <w:sz w:val="18"/>
+          <w:szCs w:val="18"/>
+        </w:rPr>
+        <w:br/>
+        <w:t xml:space="preserve">Expliqué cómo la evidencia demuestra mi respuesta.</w:t>
+      </w:r>
+    </w:p>
+    <w:p>
+      <w:pPr>
+        <w:spacing w:after="80"/>
+      </w:pPr>
+      <w:r>
+        <w:rPr>
+          <w:b/>
+          <w:bCs/>
+          <w:color w:val="1FA6A2"/>
+          <w:sz w:val="22"/>
+          <w:szCs w:val="22"/>
+        </w:rPr>
+        <w:t xml:space="preserve">☐  </w:t>
+      </w:r>
+      <w:r>
+        <w:rPr>
+          <w:sz w:val="20"/>
+          <w:szCs w:val="20"/>
+        </w:rPr>
+        <w:t xml:space="preserve">I used at least two math words.</w:t>
+      </w:r>
+      <w:r>
+        <w:rPr>
+          <w:i/>
+          <w:iCs/>
+          <w:color w:val="5F6F80"/>
+          <w:sz w:val="18"/>
+          <w:szCs w:val="18"/>
+        </w:rPr>
+        <w:br/>
+        <w:t xml:space="preserve">Usé por lo menos dos palabras matemáticas.</w:t>
+      </w:r>
+    </w:p>
+    <w:p>
+      <w:pPr>
+        <w:spacing w:after="80"/>
+      </w:pPr>
+      <w:r>
+        <w:rPr>
+          <w:b/>
+          <w:bCs/>
+          <w:color w:val="1FA6A2"/>
+          <w:sz w:val="22"/>
+          <w:szCs w:val="22"/>
+        </w:rPr>
+        <w:t xml:space="preserve">☐  </w:t>
+      </w:r>
+      <w:r>
+        <w:rPr>
+          <w:sz w:val="20"/>
+          <w:szCs w:val="20"/>
+        </w:rPr>
+        <w:t xml:space="preserve">I reread complete sentences and punctuation.</w:t>
+      </w:r>
+      <w:r>
+        <w:rPr>
+          <w:i/>
+          <w:iCs/>
+          <w:color w:val="5F6F80"/>
+          <w:sz w:val="18"/>
+          <w:szCs w:val="18"/>
+        </w:rPr>
+        <w:br/>
+        <w:t xml:space="preserve">Volví a leer mis oraciones completas y la puntuación.</w:t>
+      </w:r>
+    </w:p>
+    <w:p>
+      <w:pPr>
+        <w:pStyle w:val="Heading1"/>
+        <w:pageBreakBefore/>
+        <w:pBdr>
+          <w:bottom w:val="single" w:color="1FA6A2" w:sz="14" w:space="6"/>
+        </w:pBdr>
+        <w:spacing w:after="140" w:before="0"/>
+      </w:pPr>
+      <w:r>
+        <w:rPr>
+          <w:b/>
+          <w:bCs/>
+          <w:color w:val="12355B"/>
+          <w:sz w:val="30"/>
+          <w:szCs w:val="30"/>
+        </w:rPr>
+        <w:t xml:space="preserve">Worked Example</w:t>
+      </w:r>
+    </w:p>
+    <w:p>
+      <w:pPr>
+        <w:pStyle w:val="Heading2"/>
+        <w:spacing w:after="80" w:before="180"/>
+      </w:pPr>
+      <w:r>
+        <w:rPr>
+          <w:b/>
+          <w:bCs/>
+          <w:color w:val="12355B"/>
+          <w:sz w:val="24"/>
+          <w:szCs w:val="24"/>
+        </w:rPr>
+        <w:t xml:space="preserve">Watch &amp; Read</w:t>
+      </w:r>
+      <w:r>
+        <w:rPr>
+          <w:i/>
+          <w:iCs/>
+          <w:color w:val="1FA6A2"/>
+          <w:sz w:val="19"/>
+          <w:szCs w:val="19"/>
+        </w:rPr>
+        <w:t xml:space="preserve">   I Do — follow along with your teacher</w:t>
+      </w:r>
+    </w:p>
+    <w:tbl>
+      <w:tblPr>
+        <w:tblW w:type="pct" w:w="100%"/>
+        <w:tblBorders>
+          <w:top w:val="single" w:color="1FA6A2" w:sz="8"/>
+          <w:left w:val="single" w:color="1FA6A2" w:sz="8"/>
+          <w:bottom w:val="single" w:color="1FA6A2" w:sz="8"/>
+          <w:right w:val="single" w:color="1FA6A2" w:sz="8"/>
+          <w:insideH w:val="single" w:color="auto" w:sz="4"/>
+          <w:insideV w:val="single" w:color="auto" w:sz="4"/>
+        </w:tblBorders>
+      </w:tblPr>
+      <w:tblGrid>
+        <w:gridCol w:w="100"/>
+      </w:tblGrid>
+      <w:tr>
+        <w:tc>
+          <w:tcPr>
+            <w:shd w:fill="E6F4F3" w:color="auto" w:val="clear"/>
+            <w:tcMar>
+              <w:top w:type="dxa" w:w="120"/>
+              <w:left w:type="dxa" w:w="180"/>
+              <w:bottom w:type="dxa" w:w="120"/>
+              <w:right w:type="dxa" w:w="180"/>
+            </w:tcMar>
+          </w:tcPr>
+          <w:p>
+            <w:pPr>
+              <w:spacing w:after="60"/>
+            </w:pPr>
+            <w:r>
+              <w:rPr>
+                <w:b/>
+                <w:bCs/>
+                <w:color w:val="12355B"/>
+                <w:sz w:val="22"/>
+                <w:szCs w:val="22"/>
+              </w:rPr>
+              <w:t xml:space="preserve">Detective Agency Case File</w:t>
+            </w:r>
+          </w:p>
+          <w:p>
+            <w:pPr>
+              <w:spacing w:after="0"/>
+            </w:pPr>
+            <w:r>
+              <w:rPr>
+                <w:sz w:val="21"/>
+                <w:szCs w:val="21"/>
+              </w:rPr>
+              <w:t xml:space="preserve">Agent Torres is closing the biggest case of the year. She has 2/3 of a gallon of fingerprint dust left and each test uses 1/6 of a gallon. Before the evidence expires, she needs to figure out exactly how many tests she can run. Can you write the equation and solve it?</w:t>
+            </w:r>
+          </w:p>
+        </w:tc>
+      </w:tr>
+    </w:tbl>
+    <w:p>
+      <w:pPr>
+        <w:spacing w:after="80"/>
+      </w:pPr>
+      <w:r>
+        <w:t xml:space="preserve"/>
+      </w:r>
+    </w:p>
+    <w:p>
+      <w:pPr>
+        <w:spacing w:after="50" w:before="60"/>
+      </w:pPr>
+      <w:r>
+        <w:rPr>
+          <w:b/>
+          <w:bCs/>
+          <w:color w:val="12355B"/>
+          <w:sz w:val="21"/>
+          <w:szCs w:val="21"/>
+        </w:rPr>
+        <w:t xml:space="preserve">Think about:</w:t>
+      </w:r>
+    </w:p>
+    <w:p>
+      <w:pPr>
+        <w:spacing w:after="40"/>
+        <w:ind w:left="300"/>
+      </w:pPr>
+      <w:r>
+        <w:rPr>
+          <w:sz w:val="20"/>
+          <w:szCs w:val="20"/>
+        </w:rPr>
+        <w:t xml:space="preserve">•  What is the total amount of fingerprint dust?</w:t>
+      </w:r>
+    </w:p>
+    <w:p>
+      <w:pPr>
+        <w:spacing w:after="40"/>
+        <w:ind w:left="300"/>
+      </w:pPr>
+      <w:r>
+        <w:rPr>
+          <w:sz w:val="20"/>
+          <w:szCs w:val="20"/>
+        </w:rPr>
+        <w:t xml:space="preserve">•  How much does each test use?</w:t>
+      </w:r>
+    </w:p>
+    <w:p>
+      <w:pPr>
+        <w:spacing w:after="40"/>
+        <w:ind w:left="300"/>
+      </w:pPr>
+      <w:r>
+        <w:rPr>
+          <w:sz w:val="20"/>
+          <w:szCs w:val="20"/>
+        </w:rPr>
+        <w:t xml:space="preserve">•  What operation will help solve this problem?</w:t>
+      </w:r>
+    </w:p>
+    <w:p>
+      <w:pPr>
+        <w:spacing w:after="40"/>
+        <w:ind w:left="300"/>
+      </w:pPr>
+      <w:r>
+        <w:rPr>
+          <w:sz w:val="20"/>
+          <w:szCs w:val="20"/>
+        </w:rPr>
+        <w:t xml:space="preserve">•  How do you decide which number is the dividend and which is the divisor?</w:t>
+      </w:r>
+    </w:p>
+    <w:p>
+      <w:pPr>
+        <w:spacing w:after="40"/>
+        <w:ind w:left="300"/>
+      </w:pPr>
+      <w:r>
+        <w:rPr>
+          <w:sz w:val="20"/>
+          <w:szCs w:val="20"/>
+        </w:rPr>
+        <w:t xml:space="preserve">•  How can you check if your answer is reasonable?</w:t>
+      </w:r>
+    </w:p>
+    <w:p>
+      <w:pPr>
+        <w:pStyle w:val="Heading2"/>
+        <w:spacing w:after="80" w:before="180"/>
+      </w:pPr>
+      <w:r>
+        <w:rPr>
+          <w:b/>
+          <w:bCs/>
+          <w:color w:val="12355B"/>
+          <w:sz w:val="24"/>
+          <w:szCs w:val="24"/>
+        </w:rPr>
+        <w:t xml:space="preserve">Solved Example</w:t>
+      </w:r>
+      <w:r>
+        <w:rPr>
+          <w:i/>
+          <w:iCs/>
+          <w:color w:val="1FA6A2"/>
+          <w:sz w:val="19"/>
+          <w:szCs w:val="19"/>
+        </w:rPr>
+        <w:t xml:space="preserve">   I Do — watch each step</w:t>
+      </w:r>
+    </w:p>
+    <w:p>
+      <w:pPr>
+        <w:keepNext/>
+        <w:spacing w:after="40"/>
+      </w:pPr>
+      <w:r>
+        <w:rPr>
+          <w:b/>
+          <w:bCs/>
+          <w:color w:val="12355B"/>
+          <w:sz w:val="21"/>
+          <w:szCs w:val="21"/>
+        </w:rPr>
+        <w:t xml:space="preserve">Problem:  </w:t>
+      </w:r>
+      <w:r>
+        <w:rPr>
+          <w:sz w:val="21"/>
+          <w:szCs w:val="21"/>
+        </w:rPr>
+        <w:t xml:space="preserve">A ribbon is 4/5 of a yard long. Each bow uses 1/10 of a yard. Which equation finds how many bows can be made?</w:t>
+      </w:r>
+    </w:p>
+    <w:p>
+      <w:pPr>
+        <w:spacing w:after="30"/>
+        <w:ind w:left="420"/>
+      </w:pPr>
+      <w:r>
+        <w:rPr>
+          <w:sz w:val="20"/>
+          <w:szCs w:val="20"/>
+        </w:rPr>
+        <w:t xml:space="preserve">A)  4/5 ÷ 1/10</w:t>
+      </w:r>
+    </w:p>
+    <w:p>
+      <w:pPr>
+        <w:spacing w:after="30"/>
+        <w:ind w:left="420"/>
+      </w:pPr>
+      <w:r>
+        <w:rPr>
+          <w:sz w:val="20"/>
+          <w:szCs w:val="20"/>
+        </w:rPr>
+        <w:t xml:space="preserve">B)  1/10 ÷ 4/5</w:t>
+      </w:r>
+    </w:p>
+    <w:p>
+      <w:pPr>
+        <w:spacing w:after="30"/>
+        <w:ind w:left="420"/>
+      </w:pPr>
+      <w:r>
+        <w:rPr>
+          <w:sz w:val="20"/>
+          <w:szCs w:val="20"/>
+        </w:rPr>
+        <w:t xml:space="preserve">C)  4/5 × 1/10</w:t>
+      </w:r>
+    </w:p>
+    <w:p>
+      <w:pPr>
+        <w:spacing w:after="30"/>
+        <w:ind w:left="420"/>
+      </w:pPr>
+      <w:r>
+        <w:rPr>
+          <w:sz w:val="20"/>
+          <w:szCs w:val="20"/>
+        </w:rPr>
+        <w:t xml:space="preserve">D)  4/5 + 1/10</w:t>
+      </w:r>
+    </w:p>
+    <w:p>
+      <w:pPr>
+        <w:spacing w:after="20" w:before="50"/>
+      </w:pPr>
+      <w:r>
+        <w:rPr>
+          <w:b/>
+          <w:bCs/>
+          <w:color w:val="1FA6A2"/>
+          <w:sz w:val="21"/>
+          <w:szCs w:val="21"/>
+        </w:rPr>
+        <w:t xml:space="preserve">Step 1:  </w:t>
+      </w:r>
+      <w:r>
+        <w:rPr>
+          <w:sz w:val="21"/>
+          <w:szCs w:val="21"/>
+        </w:rPr>
+        <w:t xml:space="preserve">The total (4/5 yard) is divided into groups of 1/10 yard each.</w:t>
+      </w:r>
+    </w:p>
+    <w:p>
+      <w:pPr>
+        <w:spacing w:after="20" w:before="50"/>
+      </w:pPr>
+      <w:r>
+        <w:rPr>
+          <w:b/>
+          <w:bCs/>
+          <w:color w:val="1FA6A2"/>
+          <w:sz w:val="21"/>
+          <w:szCs w:val="21"/>
+        </w:rPr>
+        <w:t xml:space="preserve">Step 2:  </w:t>
+      </w:r>
+      <w:r>
+        <w:rPr>
+          <w:sz w:val="21"/>
+          <w:szCs w:val="21"/>
+        </w:rPr>
+        <w:t xml:space="preserve">The equation is 4/5 ÷ 1/10 = 4/5 × 10/1 = 40/5 = 8 bows.</w:t>
+      </w:r>
+    </w:p>
+    <w:p>
+      <w:pPr>
+        <w:spacing w:after="40" w:before="60"/>
+      </w:pPr>
+      <w:r>
+        <w:rPr>
+          <w:b/>
+          <w:bCs/>
+          <w:color w:val="12355B"/>
+          <w:sz w:val="21"/>
+          <w:szCs w:val="21"/>
+        </w:rPr>
+        <w:t xml:space="preserve">Answer:  </w:t>
+      </w:r>
+      <w:r>
+        <w:rPr>
+          <w:b/>
+          <w:bCs/>
+          <w:sz w:val="21"/>
+          <w:szCs w:val="21"/>
+        </w:rPr>
+        <w:t xml:space="preserve">A. 4/5 ÷ 1/10</w:t>
+      </w:r>
+    </w:p>
+    <w:p>
+      <w:pPr>
+        <w:pStyle w:val="Heading1"/>
+        <w:pageBreakBefore/>
+        <w:pBdr>
+          <w:bottom w:val="single" w:color="1FA6A2" w:sz="14" w:space="6"/>
+        </w:pBdr>
+        <w:spacing w:after="140" w:before="0"/>
+      </w:pPr>
+      <w:r>
+        <w:rPr>
+          <w:b/>
+          <w:bCs/>
+          <w:color w:val="12355B"/>
+          <w:sz w:val="30"/>
+          <w:szCs w:val="30"/>
+        </w:rPr>
+        <w:t xml:space="preserve">Guided Practice</w:t>
+      </w:r>
+    </w:p>
+    <w:p>
+      <w:pPr>
+        <w:pStyle w:val="Heading2"/>
+        <w:spacing w:after="80" w:before="180"/>
+      </w:pPr>
+      <w:r>
+        <w:rPr>
+          <w:b/>
+          <w:bCs/>
+          <w:color w:val="12355B"/>
+          <w:sz w:val="24"/>
+          <w:szCs w:val="24"/>
+        </w:rPr>
+        <w:t xml:space="preserve">Solve Together</w:t>
+      </w:r>
+      <w:r>
+        <w:rPr>
+          <w:i/>
+          <w:iCs/>
+          <w:color w:val="6B4FA0"/>
+          <w:sz w:val="19"/>
+          <w:szCs w:val="19"/>
+        </w:rPr>
+        <w:t xml:space="preserve">   We Do — work with your class</w:t>
+      </w:r>
+    </w:p>
+    <w:p>
+      <w:pPr>
+        <w:keepNext/>
+        <w:spacing w:after="40" w:before="40"/>
+      </w:pPr>
+      <w:r>
+        <w:rPr>
+          <w:b/>
+          <w:bCs/>
+          <w:color w:val="12355B"/>
+          <w:sz w:val="21"/>
+          <w:szCs w:val="21"/>
+        </w:rPr>
+        <w:t xml:space="preserve">Problem:  </w:t>
+      </w:r>
+      <w:r>
+        <w:rPr>
+          <w:sz w:val="21"/>
+          <w:szCs w:val="21"/>
+        </w:rPr>
+        <w:t xml:space="preserve">A detective has 1/2 gallon of solution. Each test uses 1/8 gallon. How many tests can be run?</w:t>
+      </w:r>
+    </w:p>
+    <w:p>
+      <w:pPr>
+        <w:spacing w:after="30"/>
+        <w:ind w:left="420"/>
+      </w:pPr>
+      <w:r>
+        <w:rPr>
+          <w:sz w:val="20"/>
+          <w:szCs w:val="20"/>
+        </w:rPr>
+        <w:t xml:space="preserve">A)  4</w:t>
+      </w:r>
+    </w:p>
+    <w:p>
+      <w:pPr>
+        <w:spacing w:after="30"/>
+        <w:ind w:left="420"/>
+      </w:pPr>
+      <w:r>
+        <w:rPr>
+          <w:sz w:val="20"/>
+          <w:szCs w:val="20"/>
+        </w:rPr>
+        <w:t xml:space="preserve">B)  1/16</w:t>
+      </w:r>
+    </w:p>
+    <w:p>
+      <w:pPr>
+        <w:spacing w:after="30"/>
+        <w:ind w:left="420"/>
+      </w:pPr>
+      <w:r>
+        <w:rPr>
+          <w:sz w:val="20"/>
+          <w:szCs w:val="20"/>
+        </w:rPr>
+        <w:t xml:space="preserve">C)  16</w:t>
+      </w:r>
+    </w:p>
+    <w:p>
+      <w:pPr>
+        <w:spacing w:after="30"/>
+        <w:ind w:left="420"/>
+      </w:pPr>
+      <w:r>
+        <w:rPr>
+          <w:sz w:val="20"/>
+          <w:szCs w:val="20"/>
+        </w:rPr>
+        <w:t xml:space="preserve">D)  1/4</w:t>
+      </w:r>
+    </w:p>
+    <w:p>
+      <w:pPr>
+        <w:keepNext/>
+        <w:spacing w:after="0" w:before="50"/>
+      </w:pPr>
+      <w:r>
+        <w:rPr>
+          <w:b/>
+          <w:bCs/>
+          <w:color w:val="6B4FA0"/>
+          <w:sz w:val="21"/>
+          <w:szCs w:val="21"/>
+        </w:rPr>
+        <w:t xml:space="preserve">Step 1:</w:t>
+      </w:r>
+    </w:p>
+    <w:p>
+      <w:pPr>
+        <w:pBdr>
+          <w:bottom w:val="single" w:color="AFBECC" w:sz="6"/>
+        </w:pBdr>
+        <w:spacing w:after="30" w:before="150"/>
+      </w:pPr>
+      <w:r>
+        <w:t xml:space="preserve"/>
+      </w:r>
+    </w:p>
+    <w:p>
+      <w:pPr>
+        <w:keepNext/>
+        <w:spacing w:after="0" w:before="50"/>
+      </w:pPr>
+      <w:r>
+        <w:rPr>
+          <w:b/>
+          <w:bCs/>
+          <w:color w:val="6B4FA0"/>
+          <w:sz w:val="21"/>
+          <w:szCs w:val="21"/>
+        </w:rPr>
+        <w:t xml:space="preserve">Step 2:</w:t>
+      </w:r>
+    </w:p>
+    <w:p>
+      <w:pPr>
+        <w:pBdr>
+          <w:bottom w:val="single" w:color="AFBECC" w:sz="6"/>
+        </w:pBdr>
+        <w:spacing w:after="30" w:before="150"/>
+      </w:pPr>
+      <w:r>
+        <w:t xml:space="preserve"/>
+      </w:r>
+    </w:p>
+    <w:p>
+      <w:pPr>
+        <w:keepNext/>
+        <w:spacing w:after="0" w:before="60"/>
+      </w:pPr>
+      <w:r>
+        <w:rPr>
+          <w:b/>
+          <w:bCs/>
+          <w:color w:val="12355B"/>
+          <w:sz w:val="21"/>
+          <w:szCs w:val="21"/>
+        </w:rPr>
+        <w:t xml:space="preserve">Answer:</w:t>
+      </w:r>
+    </w:p>
+    <w:p>
+      <w:pPr>
+        <w:pBdr>
+          <w:bottom w:val="single" w:color="AFBECC" w:sz="6"/>
+        </w:pBdr>
+        <w:spacing w:after="30" w:before="150"/>
+      </w:pPr>
+      <w:r>
+        <w:t xml:space="preserve"/>
+      </w:r>
+    </w:p>
+    <w:p>
+      <w:pPr>
+        <w:spacing w:after="80"/>
+      </w:pPr>
+      <w:r>
+        <w:t xml:space="preserve"/>
+      </w:r>
+    </w:p>
+    <w:tbl>
+      <w:tblPr>
+        <w:tblW w:type="pct" w:w="100%"/>
+        <w:tblBorders>
+          <w:top w:val="single" w:color="BBD0DE" w:sz="8"/>
+          <w:left w:val="single" w:color="BBD0DE" w:sz="8"/>
+          <w:bottom w:val="single" w:color="BBD0DE" w:sz="8"/>
+          <w:right w:val="single" w:color="BBD0DE" w:sz="8"/>
+          <w:insideH w:val="single" w:color="auto" w:sz="4"/>
+          <w:insideV w:val="single" w:color="auto" w:sz="4"/>
+        </w:tblBorders>
+      </w:tblPr>
+      <w:tblGrid>
+        <w:gridCol w:w="100"/>
+      </w:tblGrid>
+      <w:tr>
+        <w:tc>
+          <w:tcPr>
+            <w:shd w:fill="EEF4F8" w:color="auto" w:val="clear"/>
+            <w:tcMar>
+              <w:top w:type="dxa" w:w="120"/>
+              <w:left w:type="dxa" w:w="180"/>
+              <w:bottom w:type="dxa" w:w="120"/>
+              <w:right w:type="dxa" w:w="180"/>
+            </w:tcMar>
+          </w:tcPr>
+          <w:p>
+            <w:pPr>
               <w:spacing w:after="60"/>
             </w:pPr>
             <w:r>
@@ -3350,6 +4646,97 @@
           <w:szCs w:val="19"/>
         </w:rPr>
         <w:t xml:space="preserve">  — 3/4 ÷ 3/8 = 3/4 × 8/3 = 24/12 = 2. Two connector pieces fit on the pipe.</w:t>
+      </w:r>
+    </w:p>
+    <w:p>
+      <w:pPr>
+        <w:pStyle w:val="Heading2"/>
+        <w:spacing w:after="80" w:before="180"/>
+      </w:pPr>
+      <w:r>
+        <w:rPr>
+          <w:b/>
+          <w:bCs/>
+          <w:color w:val="12355B"/>
+          <w:sz w:val="24"/>
+          <w:szCs w:val="24"/>
+        </w:rPr>
+        <w:t xml:space="preserve">Math Writing Criteria</w:t>
+      </w:r>
+    </w:p>
+    <w:p>
+      <w:pPr>
+        <w:spacing w:after="100"/>
+      </w:pPr>
+      <w:r>
+        <w:rPr>
+          <w:i/>
+          <w:iCs/>
+          <w:color w:val="5F6F80"/>
+          <w:sz w:val="19"/>
+          <w:szCs w:val="19"/>
+        </w:rPr>
+        <w:t xml:space="preserve">The support level changes the amount of language scaffolding, not the mathematical expectation.</w:t>
+      </w:r>
+    </w:p>
+    <w:p>
+      <w:pPr>
+        <w:spacing w:after="80"/>
+      </w:pPr>
+      <w:r>
+        <w:rPr>
+          <w:sz w:val="20"/>
+          <w:szCs w:val="20"/>
+        </w:rPr>
+        <w:t xml:space="preserve">☐  I answered the question.</w:t>
+      </w:r>
+    </w:p>
+    <w:p>
+      <w:pPr>
+        <w:spacing w:after="80"/>
+      </w:pPr>
+      <w:r>
+        <w:rPr>
+          <w:sz w:val="20"/>
+          <w:szCs w:val="20"/>
+        </w:rPr>
+        <w:t xml:space="preserve">☐  I used math evidence: numbers, an equation, a model, or a comparison.</w:t>
+      </w:r>
+    </w:p>
+    <w:p>
+      <w:pPr>
+        <w:spacing w:after="80"/>
+      </w:pPr>
+      <w:r>
+        <w:rPr>
+          <w:sz w:val="20"/>
+          <w:szCs w:val="20"/>
+        </w:rPr>
+        <w:t xml:space="preserve">☐  I explained how the evidence proves my answer.</w:t>
+      </w:r>
+    </w:p>
+    <w:p>
+      <w:pPr>
+        <w:spacing w:after="80"/>
+      </w:pPr>
+      <w:r>
+        <w:rPr>
+          <w:sz w:val="20"/>
+          <w:szCs w:val="20"/>
+        </w:rPr>
+        <w:t xml:space="preserve">☐  I used at least two math words.</w:t>
+      </w:r>
+    </w:p>
+    <w:p>
+      <w:pPr>
+        <w:spacing w:after="80"/>
+      </w:pPr>
+      <w:r>
+        <w:rPr>
+          <w:sz w:val="20"/>
+          <w:szCs w:val="20"/>
+        </w:rPr>
+        <w:t xml:space="preserve">☐  I reread complete sentences and punctuation.</w:t>
       </w:r>
     </w:p>
     <w:sectPr>

--- a/lessons/2-5/downloads/2-5-notes-teacher.docx
+++ b/lessons/2-5/downloads/2-5-notes-teacher.docx
@@ -180,7 +180,7 @@
                 <w:sz w:val="20"/>
                 <w:szCs w:val="20"/>
               </w:rPr>
-              <w:t xml:space="preserve">I can describe the shape of a data distribution as symmetric, skewed, or having clusters and gaps.</w:t>
+              <w:t xml:space="preserve">I can find the range and the interquartile range of a data set and use them to describe how spread out the data is.</w:t>
             </w:r>
           </w:p>
           <w:p>
@@ -202,7 +202,7 @@
                 <w:sz w:val="20"/>
                 <w:szCs w:val="20"/>
               </w:rPr>
-              <w:t xml:space="preserve">I can explain my description using the words symmetric, skewed, cluster, and gap.</w:t>
+              <w:t xml:space="preserve">I can explain what the spread of a data set is using the words range, quartile, interquartile range, and vary.</w:t>
             </w:r>
           </w:p>
         </w:tc>
@@ -351,7 +351,7 @@
                 <w:sz w:val="24"/>
                 <w:szCs w:val="24"/>
               </w:rPr>
-              <w:t xml:space="preserve">Shape of Data Distributions</w:t>
+              <w:t xml:space="preserve">Range and Interquartile Range</w:t>
             </w:r>
             <w:r>
               <w:rPr>
@@ -361,7 +361,7 @@
                 <w:sz w:val="19"/>
                 <w:szCs w:val="19"/>
               </w:rPr>
-              <w:t xml:space="preserve">   Forma de las distribuciones de datos</w:t>
+              <w:t xml:space="preserve">   Rango y rango intercuartílico</w:t>
             </w:r>
           </w:p>
           <w:p>
@@ -373,7 +373,7 @@
                 <w:sz w:val="21"/>
                 <w:szCs w:val="21"/>
               </w:rPr>
-              <w:t xml:space="preserve">The overall pattern of data, such as symmetric, skewed, clustered, or containing gaps.</w:t>
+              <w:t xml:space="preserve">Two numbers that describe spread: the range covers all the data, and the interquartile range covers only the middle half.</w:t>
             </w:r>
           </w:p>
           <w:p>
@@ -398,7 +398,7 @@
                 <w:sz w:val="18"/>
                 <w:szCs w:val="18"/>
               </w:rPr>
-              <w:t xml:space="preserve">A long tail to the right means the distribution is skewed right.</w:t>
+              <w:t xml:space="preserve">Range 26 covers 68 to 94; IQR 12.5 covers only 75.5 to 88</w:t>
             </w:r>
           </w:p>
         </w:tc>
@@ -505,7 +505,7 @@
                 <w:sz w:val="24"/>
                 <w:szCs w:val="24"/>
               </w:rPr>
-              <w:t xml:space="preserve">Symmetric</w:t>
+              <w:t xml:space="preserve">Range</w:t>
             </w:r>
             <w:r>
               <w:rPr>
@@ -515,7 +515,7 @@
                 <w:sz w:val="19"/>
                 <w:szCs w:val="19"/>
               </w:rPr>
-              <w:t xml:space="preserve">   Simétrico</w:t>
+              <w:t xml:space="preserve">   Rango</w:t>
             </w:r>
           </w:p>
           <w:p>
@@ -527,7 +527,7 @@
                 <w:sz w:val="21"/>
                 <w:szCs w:val="21"/>
               </w:rPr>
-              <w:t xml:space="preserve">Data that looks about the same on the left and right.</w:t>
+              <w:t xml:space="preserve">The distance from the least value to the greatest value, found by subtracting: greatest − least.</w:t>
             </w:r>
           </w:p>
           <w:p>
@@ -552,7 +552,7 @@
                 <w:sz w:val="18"/>
                 <w:szCs w:val="18"/>
               </w:rPr>
-              <w:t xml:space="preserve">Heights: 60, 62, 64, 66, 68, 66, 64, 62, 60 — rises and falls evenly like a hill</w:t>
+              <w:t xml:space="preserve">94 − 68 = 26</w:t>
             </w:r>
           </w:p>
         </w:tc>
@@ -659,7 +659,7 @@
                 <w:sz w:val="24"/>
                 <w:szCs w:val="24"/>
               </w:rPr>
-              <w:t xml:space="preserve">Skewed</w:t>
+              <w:t xml:space="preserve">Quartile</w:t>
             </w:r>
             <w:r>
               <w:rPr>
@@ -669,7 +669,7 @@
                 <w:sz w:val="19"/>
                 <w:szCs w:val="19"/>
               </w:rPr>
-              <w:t xml:space="preserve">   Sesgado</w:t>
+              <w:t xml:space="preserve">   Cuartil</w:t>
             </w:r>
           </w:p>
           <w:p>
@@ -681,7 +681,7 @@
                 <w:sz w:val="21"/>
                 <w:szCs w:val="21"/>
               </w:rPr>
-              <w:t xml:space="preserve">When most data sits on one side with a tail on the other.</w:t>
+              <w:t xml:space="preserve">One of the three values that cut an ordered data set into four equal-sized groups.</w:t>
             </w:r>
           </w:p>
           <w:p>
@@ -706,7 +706,7 @@
                 <w:sz w:val="18"/>
                 <w:szCs w:val="18"/>
               </w:rPr>
-              <w:t xml:space="preserve">Skewed right: most data low (1,2,2,3,3,3,15) — tail stretches toward the high value</w:t>
+              <w:t xml:space="preserve">Q1 = 75.5, median = 83.5, Q3 = 88</w:t>
             </w:r>
           </w:p>
         </w:tc>
@@ -813,7 +813,7 @@
                 <w:sz w:val="24"/>
                 <w:szCs w:val="24"/>
               </w:rPr>
-              <w:t xml:space="preserve">Cluster</w:t>
+              <w:t xml:space="preserve">Interquartile range</w:t>
             </w:r>
             <w:r>
               <w:rPr>
@@ -823,7 +823,7 @@
                 <w:sz w:val="19"/>
                 <w:szCs w:val="19"/>
               </w:rPr>
-              <w:t xml:space="preserve">   Agrupamiento</w:t>
+              <w:t xml:space="preserve">   Rango intercuartílico</w:t>
             </w:r>
           </w:p>
           <w:p>
@@ -835,7 +835,7 @@
                 <w:sz w:val="21"/>
                 <w:szCs w:val="21"/>
               </w:rPr>
-              <w:t xml:space="preserve">A group of numbers that are close together.</w:t>
+              <w:t xml:space="preserve">The distance across the middle half of the data, found by subtracting the first quartile from the third: Q3 − Q1.</w:t>
             </w:r>
           </w:p>
           <w:p>
@@ -860,7 +860,161 @@
                 <w:sz w:val="18"/>
                 <w:szCs w:val="18"/>
               </w:rPr>
-              <w:t xml:space="preserve">Scores 18, 19, 20, 21, 22 form a cluster around 20 — they are tightly grouped</w:t>
+              <w:t xml:space="preserve">88 − 75.5 = 12.5 — the width of the box on a box plot</w:t>
+            </w:r>
+          </w:p>
+        </w:tc>
+      </w:tr>
+    </w:tbl>
+    <w:tbl>
+      <w:tblPr>
+        <w:tblW w:type="pct" w:w="100%"/>
+        <w:tblBorders>
+          <w:top w:val="none" w:color="FFFFFF" w:sz="0"/>
+          <w:left w:val="none" w:color="FFFFFF" w:sz="0"/>
+          <w:bottom w:val="single" w:color="C7D2DD" w:sz="4"/>
+          <w:right w:val="none" w:color="FFFFFF" w:sz="0"/>
+          <w:insideH w:val="none" w:color="FFFFFF" w:sz="0"/>
+          <w:insideV w:val="none" w:color="FFFFFF" w:sz="0"/>
+        </w:tblBorders>
+      </w:tblPr>
+      <w:tblGrid>
+        <w:gridCol w:w="1800"/>
+        <w:gridCol w:w="7560"/>
+      </w:tblGrid>
+      <w:tr>
+        <w:trPr>
+          <w:cantSplit/>
+        </w:trPr>
+        <w:tc>
+          <w:tcPr>
+            <w:tcW w:type="dxa" w:w="1800"/>
+            <w:tcMar>
+              <w:top w:type="dxa" w:w="100"/>
+              <w:left w:type="dxa" w:w="40"/>
+              <w:bottom w:type="dxa" w:w="100"/>
+              <w:right w:type="dxa" w:w="120"/>
+            </w:tcMar>
+            <w:vAlign w:val="center"/>
+          </w:tcPr>
+          <w:p>
+            <w:pPr>
+              <w:spacing w:after="0"/>
+              <w:jc w:val="center"/>
+            </w:pPr>
+            <w:r>
+              <w:drawing>
+                <wp:inline distT="0" distB="0" distL="0" distR="0">
+                  <wp:extent cx="1047750" cy="790575"/>
+                  <wp:effectExtent t="0" r="0" b="0" l="0"/>
+                  <wp:docPr id="1" name="" descr="" title=""/>
+                  <wp:cNvGraphicFramePr>
+                    <a:graphicFrameLocks xmlns:a="http://schemas.openxmlformats.org/drawingml/2006/main" noChangeAspect="1"/>
+                  </wp:cNvGraphicFramePr>
+                  <a:graphic xmlns:a="http://schemas.openxmlformats.org/drawingml/2006/main">
+                    <a:graphicData uri="http://schemas.openxmlformats.org/drawingml/2006/picture">
+                      <pic:pic xmlns:pic="http://schemas.openxmlformats.org/drawingml/2006/picture">
+                        <pic:nvPicPr>
+                          <pic:cNvPr id="0" name="" descr=""/>
+                          <pic:cNvPicPr>
+                            <a:picLocks noChangeAspect="1" noChangeArrowheads="1"/>
+                          </pic:cNvPicPr>
+                        </pic:nvPicPr>
+                        <pic:blipFill>
+                          <a:blip r:embed="rId10" cstate="none"/>
+                          <a:srcRect/>
+                          <a:stretch>
+                            <a:fillRect/>
+                          </a:stretch>
+                        </pic:blipFill>
+                        <pic:spPr bwMode="auto">
+                          <a:xfrm>
+                            <a:off x="0" y="0"/>
+                            <a:ext cx="1047750" cy="790575"/>
+                          </a:xfrm>
+                          <a:prstGeom prst="rect">
+                            <a:avLst/>
+                          </a:prstGeom>
+                        </pic:spPr>
+                      </pic:pic>
+                    </a:graphicData>
+                  </a:graphic>
+                </wp:inline>
+              </w:drawing>
+            </w:r>
+          </w:p>
+        </w:tc>
+        <w:tc>
+          <w:tcPr>
+            <w:tcW w:type="dxa" w:w="7560"/>
+            <w:tcMar>
+              <w:top w:type="dxa" w:w="100"/>
+              <w:left w:type="dxa" w:w="40"/>
+              <w:bottom w:type="dxa" w:w="100"/>
+              <w:right w:type="dxa" w:w="40"/>
+            </w:tcMar>
+            <w:vAlign w:val="center"/>
+          </w:tcPr>
+          <w:p>
+            <w:pPr>
+              <w:spacing w:after="50"/>
+            </w:pPr>
+            <w:r>
+              <w:rPr>
+                <w:b/>
+                <w:bCs/>
+                <w:color w:val="12355B"/>
+                <w:sz w:val="24"/>
+                <w:szCs w:val="24"/>
+              </w:rPr>
+              <w:t xml:space="preserve">Variability</w:t>
+            </w:r>
+            <w:r>
+              <w:rPr>
+                <w:i/>
+                <w:iCs/>
+                <w:color w:val="5F6F80"/>
+                <w:sz w:val="19"/>
+                <w:szCs w:val="19"/>
+              </w:rPr>
+              <w:t xml:space="preserve">   Variabilidad</w:t>
+            </w:r>
+          </w:p>
+          <w:p>
+            <w:pPr>
+              <w:spacing w:after="40"/>
+            </w:pPr>
+            <w:r>
+              <w:rPr>
+                <w:sz w:val="21"/>
+                <w:szCs w:val="21"/>
+              </w:rPr>
+              <w:t xml:space="preserve">How much the values in a data set differ from one another — whether they sit close together or far apart.</w:t>
+            </w:r>
+          </w:p>
+          <w:p>
+            <w:pPr>
+              <w:spacing w:after="0"/>
+            </w:pPr>
+            <w:r>
+              <w:rPr>
+                <w:b/>
+                <w:bCs/>
+                <w:color w:val="1FA6A2"/>
+                <w:sz w:val="18"/>
+                <w:szCs w:val="18"/>
+              </w:rPr>
+              <w:t xml:space="preserve">Example:  </w:t>
+            </w:r>
+            <w:r>
+              <w:rPr>
+                <w:i/>
+                <w:iCs/>
+                <w:color w:val="5F6F80"/>
+                <w:sz w:val="18"/>
+                <w:szCs w:val="18"/>
+              </w:rPr>
+              <w:t xml:space="preserve">Close together = low variability; spread apart = high variability</w:t>
             </w:r>
           </w:p>
         </w:tc>
@@ -967,7 +1121,7 @@
                 <w:sz w:val="24"/>
                 <w:szCs w:val="24"/>
               </w:rPr>
-              <w:t xml:space="preserve">Gap</w:t>
+              <w:t xml:space="preserve">Measure of variation</w:t>
             </w:r>
             <w:r>
               <w:rPr>
@@ -977,7 +1131,7 @@
                 <w:sz w:val="19"/>
                 <w:szCs w:val="19"/>
               </w:rPr>
-              <w:t xml:space="preserve">   Hueco (espacio)</w:t>
+              <w:t xml:space="preserve">   Medida de variación</w:t>
             </w:r>
           </w:p>
           <w:p>
@@ -989,7 +1143,7 @@
                 <w:sz w:val="21"/>
                 <w:szCs w:val="21"/>
               </w:rPr>
-              <w:t xml:space="preserve">A big empty space where there is no data.</w:t>
+              <w:t xml:space="preserve">A single number that describes the spread of a whole data set. The range and the IQR are both measures of variation.</w:t>
             </w:r>
           </w:p>
           <w:p>
@@ -1014,315 +1168,7 @@
                 <w:sz w:val="18"/>
                 <w:szCs w:val="18"/>
               </w:rPr>
-              <w:t xml:space="preserve">Data: 5, 6, 7, 8, ___, ___, ___, 20 — the empty space from 9 to 19 is a gap</w:t>
-            </w:r>
-          </w:p>
-        </w:tc>
-      </w:tr>
-    </w:tbl>
-    <w:tbl>
-      <w:tblPr>
-        <w:tblW w:type="pct" w:w="100%"/>
-        <w:tblBorders>
-          <w:top w:val="none" w:color="FFFFFF" w:sz="0"/>
-          <w:left w:val="none" w:color="FFFFFF" w:sz="0"/>
-          <w:bottom w:val="single" w:color="C7D2DD" w:sz="4"/>
-          <w:right w:val="none" w:color="FFFFFF" w:sz="0"/>
-          <w:insideH w:val="none" w:color="FFFFFF" w:sz="0"/>
-          <w:insideV w:val="none" w:color="FFFFFF" w:sz="0"/>
-        </w:tblBorders>
-      </w:tblPr>
-      <w:tblGrid>
-        <w:gridCol w:w="1800"/>
-        <w:gridCol w:w="7560"/>
-      </w:tblGrid>
-      <w:tr>
-        <w:trPr>
-          <w:cantSplit/>
-        </w:trPr>
-        <w:tc>
-          <w:tcPr>
-            <w:tcW w:type="dxa" w:w="1800"/>
-            <w:tcMar>
-              <w:top w:type="dxa" w:w="100"/>
-              <w:left w:type="dxa" w:w="40"/>
-              <w:bottom w:type="dxa" w:w="100"/>
-              <w:right w:type="dxa" w:w="120"/>
-            </w:tcMar>
-            <w:vAlign w:val="center"/>
-          </w:tcPr>
-          <w:p>
-            <w:pPr>
-              <w:spacing w:after="0"/>
-              <w:jc w:val="center"/>
-            </w:pPr>
-            <w:r>
-              <w:drawing>
-                <wp:inline distT="0" distB="0" distL="0" distR="0">
-                  <wp:extent cx="1047750" cy="790575"/>
-                  <wp:effectExtent t="0" r="0" b="0" l="0"/>
-                  <wp:docPr id="1" name="" descr="" title=""/>
-                  <wp:cNvGraphicFramePr>
-                    <a:graphicFrameLocks xmlns:a="http://schemas.openxmlformats.org/drawingml/2006/main" noChangeAspect="1"/>
-                  </wp:cNvGraphicFramePr>
-                  <a:graphic xmlns:a="http://schemas.openxmlformats.org/drawingml/2006/main">
-                    <a:graphicData uri="http://schemas.openxmlformats.org/drawingml/2006/picture">
-                      <pic:pic xmlns:pic="http://schemas.openxmlformats.org/drawingml/2006/picture">
-                        <pic:nvPicPr>
-                          <pic:cNvPr id="0" name="" descr=""/>
-                          <pic:cNvPicPr>
-                            <a:picLocks noChangeAspect="1" noChangeArrowheads="1"/>
-                          </pic:cNvPicPr>
-                        </pic:nvPicPr>
-                        <pic:blipFill>
-                          <a:blip r:embed="rId14" cstate="none"/>
-                          <a:srcRect/>
-                          <a:stretch>
-                            <a:fillRect/>
-                          </a:stretch>
-                        </pic:blipFill>
-                        <pic:spPr bwMode="auto">
-                          <a:xfrm>
-                            <a:off x="0" y="0"/>
-                            <a:ext cx="1047750" cy="790575"/>
-                          </a:xfrm>
-                          <a:prstGeom prst="rect">
-                            <a:avLst/>
-                          </a:prstGeom>
-                        </pic:spPr>
-                      </pic:pic>
-                    </a:graphicData>
-                  </a:graphic>
-                </wp:inline>
-              </w:drawing>
-            </w:r>
-          </w:p>
-        </w:tc>
-        <w:tc>
-          <w:tcPr>
-            <w:tcW w:type="dxa" w:w="7560"/>
-            <w:tcMar>
-              <w:top w:type="dxa" w:w="100"/>
-              <w:left w:type="dxa" w:w="40"/>
-              <w:bottom w:type="dxa" w:w="100"/>
-              <w:right w:type="dxa" w:w="40"/>
-            </w:tcMar>
-            <w:vAlign w:val="center"/>
-          </w:tcPr>
-          <w:p>
-            <w:pPr>
-              <w:spacing w:after="50"/>
-            </w:pPr>
-            <w:r>
-              <w:rPr>
-                <w:b/>
-                <w:bCs/>
-                <w:color w:val="12355B"/>
-                <w:sz w:val="24"/>
-                <w:szCs w:val="24"/>
-              </w:rPr>
-              <w:t xml:space="preserve">Data distribution</w:t>
-            </w:r>
-            <w:r>
-              <w:rPr>
-                <w:i/>
-                <w:iCs/>
-                <w:color w:val="5F6F80"/>
-                <w:sz w:val="19"/>
-                <w:szCs w:val="19"/>
-              </w:rPr>
-              <w:t xml:space="preserve">   Distribución de datos</w:t>
-            </w:r>
-          </w:p>
-          <w:p>
-            <w:pPr>
-              <w:spacing w:after="40"/>
-            </w:pPr>
-            <w:r>
-              <w:rPr>
-                <w:sz w:val="21"/>
-                <w:szCs w:val="21"/>
-              </w:rPr>
-              <w:t xml:space="preserve">How the data looks: where it sits and how spread out it is.</w:t>
-            </w:r>
-          </w:p>
-          <w:p>
-            <w:pPr>
-              <w:spacing w:after="0"/>
-            </w:pPr>
-            <w:r>
-              <w:rPr>
-                <w:b/>
-                <w:bCs/>
-                <w:color w:val="1FA6A2"/>
-                <w:sz w:val="18"/>
-                <w:szCs w:val="18"/>
-              </w:rPr>
-              <w:t xml:space="preserve">Example:  </w:t>
-            </w:r>
-            <w:r>
-              <w:rPr>
-                <w:i/>
-                <w:iCs/>
-                <w:color w:val="5F6F80"/>
-                <w:sz w:val="18"/>
-                <w:szCs w:val="18"/>
-              </w:rPr>
-              <w:t xml:space="preserve">Looking at a dot plot or histogram, you can see if data is symmetric, skewed, clustered, or has gaps</w:t>
-            </w:r>
-          </w:p>
-        </w:tc>
-      </w:tr>
-    </w:tbl>
-    <w:tbl>
-      <w:tblPr>
-        <w:tblW w:type="pct" w:w="100%"/>
-        <w:tblBorders>
-          <w:top w:val="none" w:color="FFFFFF" w:sz="0"/>
-          <w:left w:val="none" w:color="FFFFFF" w:sz="0"/>
-          <w:bottom w:val="single" w:color="C7D2DD" w:sz="4"/>
-          <w:right w:val="none" w:color="FFFFFF" w:sz="0"/>
-          <w:insideH w:val="none" w:color="FFFFFF" w:sz="0"/>
-          <w:insideV w:val="none" w:color="FFFFFF" w:sz="0"/>
-        </w:tblBorders>
-      </w:tblPr>
-      <w:tblGrid>
-        <w:gridCol w:w="1800"/>
-        <w:gridCol w:w="7560"/>
-      </w:tblGrid>
-      <w:tr>
-        <w:trPr>
-          <w:cantSplit/>
-        </w:trPr>
-        <w:tc>
-          <w:tcPr>
-            <w:tcW w:type="dxa" w:w="1800"/>
-            <w:tcMar>
-              <w:top w:type="dxa" w:w="100"/>
-              <w:left w:type="dxa" w:w="40"/>
-              <w:bottom w:type="dxa" w:w="100"/>
-              <w:right w:type="dxa" w:w="120"/>
-            </w:tcMar>
-            <w:vAlign w:val="center"/>
-          </w:tcPr>
-          <w:p>
-            <w:pPr>
-              <w:spacing w:after="0"/>
-              <w:jc w:val="center"/>
-            </w:pPr>
-            <w:r>
-              <w:drawing>
-                <wp:inline distT="0" distB="0" distL="0" distR="0">
-                  <wp:extent cx="1047750" cy="790575"/>
-                  <wp:effectExtent t="0" r="0" b="0" l="0"/>
-                  <wp:docPr id="1" name="" descr="" title=""/>
-                  <wp:cNvGraphicFramePr>
-                    <a:graphicFrameLocks xmlns:a="http://schemas.openxmlformats.org/drawingml/2006/main" noChangeAspect="1"/>
-                  </wp:cNvGraphicFramePr>
-                  <a:graphic xmlns:a="http://schemas.openxmlformats.org/drawingml/2006/main">
-                    <a:graphicData uri="http://schemas.openxmlformats.org/drawingml/2006/picture">
-                      <pic:pic xmlns:pic="http://schemas.openxmlformats.org/drawingml/2006/picture">
-                        <pic:nvPicPr>
-                          <pic:cNvPr id="0" name="" descr=""/>
-                          <pic:cNvPicPr>
-                            <a:picLocks noChangeAspect="1" noChangeArrowheads="1"/>
-                          </pic:cNvPicPr>
-                        </pic:nvPicPr>
-                        <pic:blipFill>
-                          <a:blip r:embed="rId15" cstate="none"/>
-                          <a:srcRect/>
-                          <a:stretch>
-                            <a:fillRect/>
-                          </a:stretch>
-                        </pic:blipFill>
-                        <pic:spPr bwMode="auto">
-                          <a:xfrm>
-                            <a:off x="0" y="0"/>
-                            <a:ext cx="1047750" cy="790575"/>
-                          </a:xfrm>
-                          <a:prstGeom prst="rect">
-                            <a:avLst/>
-                          </a:prstGeom>
-                        </pic:spPr>
-                      </pic:pic>
-                    </a:graphicData>
-                  </a:graphic>
-                </wp:inline>
-              </w:drawing>
-            </w:r>
-          </w:p>
-        </w:tc>
-        <w:tc>
-          <w:tcPr>
-            <w:tcW w:type="dxa" w:w="7560"/>
-            <w:tcMar>
-              <w:top w:type="dxa" w:w="100"/>
-              <w:left w:type="dxa" w:w="40"/>
-              <w:bottom w:type="dxa" w:w="100"/>
-              <w:right w:type="dxa" w:w="40"/>
-            </w:tcMar>
-            <w:vAlign w:val="center"/>
-          </w:tcPr>
-          <w:p>
-            <w:pPr>
-              <w:spacing w:after="50"/>
-            </w:pPr>
-            <w:r>
-              <w:rPr>
-                <w:b/>
-                <w:bCs/>
-                <w:color w:val="12355B"/>
-                <w:sz w:val="24"/>
-                <w:szCs w:val="24"/>
-              </w:rPr>
-              <w:t xml:space="preserve">Variability</w:t>
-            </w:r>
-            <w:r>
-              <w:rPr>
-                <w:i/>
-                <w:iCs/>
-                <w:color w:val="5F6F80"/>
-                <w:sz w:val="19"/>
-                <w:szCs w:val="19"/>
-              </w:rPr>
-              <w:t xml:space="preserve">   Variabilidad</w:t>
-            </w:r>
-          </w:p>
-          <w:p>
-            <w:pPr>
-              <w:spacing w:after="40"/>
-            </w:pPr>
-            <w:r>
-              <w:rPr>
-                <w:sz w:val="21"/>
-                <w:szCs w:val="21"/>
-              </w:rPr>
-              <w:t xml:space="preserve">How spread out the numbers are.</w:t>
-            </w:r>
-          </w:p>
-          <w:p>
-            <w:pPr>
-              <w:spacing w:after="0"/>
-            </w:pPr>
-            <w:r>
-              <w:rPr>
-                <w:b/>
-                <w:bCs/>
-                <w:color w:val="1FA6A2"/>
-                <w:sz w:val="18"/>
-                <w:szCs w:val="18"/>
-              </w:rPr>
-              <w:t xml:space="preserve">Example:  </w:t>
-            </w:r>
-            <w:r>
-              <w:rPr>
-                <w:i/>
-                <w:iCs/>
-                <w:color w:val="5F6F80"/>
-                <w:sz w:val="18"/>
-                <w:szCs w:val="18"/>
-              </w:rPr>
-              <w:t xml:space="preserve">Symmetric data with low variability: tightly packed around the center. Skewed data: spread unevenly</w:t>
+              <w:t xml:space="preserve">One number stands in for the spread of all 20 scores</w:t>
             </w:r>
           </w:p>
         </w:tc>
@@ -1414,7 +1260,7 @@
                 <w:sz w:val="21"/>
                 <w:szCs w:val="21"/>
               </w:rPr>
-              <w:t xml:space="preserve">Shape of Data Distributions      •      Symmetric      •      Skewed      •      Cluster      •      Gap      •      Data distribution      •      Variability</w:t>
+              <w:t xml:space="preserve">Range and Interquartile Range      •      Range      •      Quartile      •      Interquartile range      •      Variability      •      Measure of variation</w:t>
             </w:r>
           </w:p>
         </w:tc>
@@ -1447,7 +1293,7 @@
           <w:sz w:val="22"/>
           <w:szCs w:val="22"/>
         </w:rPr>
-        <w:t xml:space="preserve">__________  —  The overall pattern of data, such as symmetric, skewed, clustered, or containing gaps.</w:t>
+        <w:t xml:space="preserve">The range uses the ___ values; the interquartile range uses the ___.</w:t>
       </w:r>
     </w:p>
     <w:p>
@@ -1469,7 +1315,7 @@
           <w:sz w:val="22"/>
           <w:szCs w:val="22"/>
         </w:rPr>
-        <w:t xml:space="preserve">A distribution where both sides look like mirror images is ___.</w:t>
+        <w:t xml:space="preserve">Subtract the least value from the ___ value to find the range.</w:t>
       </w:r>
     </w:p>
     <w:p>
@@ -1491,7 +1337,7 @@
           <w:sz w:val="22"/>
           <w:szCs w:val="22"/>
         </w:rPr>
-        <w:t xml:space="preserve">A distribution with a tail stretching out to one side is ___.</w:t>
+        <w:t xml:space="preserve">Numbers that split ordered data into four equal parts are ___.</w:t>
       </w:r>
     </w:p>
     <w:p>
@@ -1513,7 +1359,7 @@
           <w:sz w:val="22"/>
           <w:szCs w:val="22"/>
         </w:rPr>
-        <w:t xml:space="preserve">A group of data values bunched close together is a ___.</w:t>
+        <w:t xml:space="preserve">The spread of the middle half of the data, Q3 − Q1, is the ___ ___.</w:t>
       </w:r>
     </w:p>
     <w:p>
@@ -1535,7 +1381,7 @@
           <w:sz w:val="22"/>
           <w:szCs w:val="22"/>
         </w:rPr>
-        <w:t xml:space="preserve">An interval where there are no data values is a ___.</w:t>
+        <w:t xml:space="preserve">How spread out the numbers in a data set are is its ___.</w:t>
       </w:r>
     </w:p>
     <w:p>
@@ -1557,29 +1403,7 @@
           <w:sz w:val="22"/>
           <w:szCs w:val="22"/>
         </w:rPr>
-        <w:t xml:space="preserve">The way data values are spread out across a range is the ___.</w:t>
-      </w:r>
-    </w:p>
-    <w:p>
-      <w:pPr>
-        <w:spacing w:after="120" w:before="80"/>
-      </w:pPr>
-      <w:r>
-        <w:rPr>
-          <w:b/>
-          <w:bCs/>
-          <w:color w:val="12355B"/>
-          <w:sz w:val="22"/>
-          <w:szCs w:val="22"/>
-        </w:rPr>
-        <w:t xml:space="preserve">7.  </w:t>
-      </w:r>
-      <w:r>
-        <w:rPr>
-          <w:sz w:val="22"/>
-          <w:szCs w:val="22"/>
-        </w:rPr>
-        <w:t xml:space="preserve">How much the values in a data set differ from one another is the ___.</w:t>
+        <w:t xml:space="preserve">A single number describing how spread out a data set is is a ___ ___ ___.</w:t>
       </w:r>
     </w:p>
     <w:p>
@@ -1640,7 +1464,7 @@
           <w:sz w:val="19"/>
           <w:szCs w:val="19"/>
         </w:rPr>
-        <w:t xml:space="preserve">   describe</w:t>
+        <w:t xml:space="preserve">   explain</w:t>
       </w:r>
     </w:p>
     <w:tbl>
@@ -1679,7 +1503,7 @@
                 <w:sz w:val="21"/>
                 <w:szCs w:val="21"/>
               </w:rPr>
-              <w:t xml:space="preserve">What is the shape of this distribution? Should the reporter use the mean or median to describe a 'typical' finish time?</w:t>
+              <w:t xml:space="preserve">Which class scored better overall, and how do the range and the IQR show it?</w:t>
             </w:r>
           </w:p>
           <w:p>
@@ -1766,14 +1590,14 @@
           <w:sz w:val="20"/>
           <w:szCs w:val="20"/>
         </w:rPr>
-        <w:t xml:space="preserve">Shape of Data Distributions — </w:t>
+        <w:t xml:space="preserve">Range and Interquartile Range — </w:t>
       </w:r>
       <w:r>
         <w:rPr>
           <w:sz w:val="20"/>
           <w:szCs w:val="20"/>
         </w:rPr>
-        <w:t xml:space="preserve">The overall pattern of data, such as symmetric, skewed, clustered, or containing gaps.</w:t>
+        <w:t xml:space="preserve">Two numbers that describe spread: the range covers all the data, and the interquartile range covers only the middle half.</w:t>
       </w:r>
       <w:r>
         <w:rPr>
@@ -1784,7 +1608,7 @@
           <w:szCs w:val="18"/>
         </w:rPr>
         <w:br/>
-        <w:t xml:space="preserve">Forma de las distribuciones de datos — El patrón general de los datos, como simétrico, sesgado, agrupado o con espacios.</w:t>
+        <w:t xml:space="preserve">Rango y rango intercuartílico — Dos números que describen la dispersión: el rango cubre todos los datos y el rango intercuartílico solo la mitad central.</w:t>
       </w:r>
     </w:p>
     <w:p>
@@ -1809,14 +1633,14 @@
           <w:sz w:val="20"/>
           <w:szCs w:val="20"/>
         </w:rPr>
-        <w:t xml:space="preserve">Symmetric — </w:t>
+        <w:t xml:space="preserve">Range — </w:t>
       </w:r>
       <w:r>
         <w:rPr>
           <w:sz w:val="20"/>
           <w:szCs w:val="20"/>
         </w:rPr>
-        <w:t xml:space="preserve">Data that looks about the same on the left and right.</w:t>
+        <w:t xml:space="preserve">The distance from the least value to the greatest value, found by subtracting: greatest − least.</w:t>
       </w:r>
       <w:r>
         <w:rPr>
@@ -1827,7 +1651,7 @@
           <w:szCs w:val="18"/>
         </w:rPr>
         <w:br/>
-        <w:t xml:space="preserve">Simétrico — Datos que se ven casi iguales a la izquierda y a la derecha.</w:t>
+        <w:t xml:space="preserve">Rango — La distancia del valor menor al mayor, que se halla restando: mayor − menor.</w:t>
       </w:r>
     </w:p>
     <w:p>
@@ -1852,14 +1676,14 @@
           <w:sz w:val="20"/>
           <w:szCs w:val="20"/>
         </w:rPr>
-        <w:t xml:space="preserve">Skewed — </w:t>
+        <w:t xml:space="preserve">Quartile — </w:t>
       </w:r>
       <w:r>
         <w:rPr>
           <w:sz w:val="20"/>
           <w:szCs w:val="20"/>
         </w:rPr>
-        <w:t xml:space="preserve">When most data sits on one side with a tail on the other.</w:t>
+        <w:t xml:space="preserve">One of the three values that cut an ordered data set into four equal-sized groups.</w:t>
       </w:r>
       <w:r>
         <w:rPr>
@@ -1870,7 +1694,7 @@
           <w:szCs w:val="18"/>
         </w:rPr>
         <w:br/>
-        <w:t xml:space="preserve">Sesgado — Cuando la mayoría de los datos está de un lado con una cola del otro.</w:t>
+        <w:t xml:space="preserve">Cuartil — Uno de los tres valores que dividen un conjunto ordenado de datos en cuatro grupos del mismo tamaño.</w:t>
       </w:r>
     </w:p>
     <w:p>
@@ -1895,14 +1719,14 @@
           <w:sz w:val="20"/>
           <w:szCs w:val="20"/>
         </w:rPr>
-        <w:t xml:space="preserve">Cluster — </w:t>
+        <w:t xml:space="preserve">Interquartile range — </w:t>
       </w:r>
       <w:r>
         <w:rPr>
           <w:sz w:val="20"/>
           <w:szCs w:val="20"/>
         </w:rPr>
-        <w:t xml:space="preserve">A group of numbers that are close together.</w:t>
+        <w:t xml:space="preserve">The distance across the middle half of the data, found by subtracting the first quartile from the third: Q3 − Q1.</w:t>
       </w:r>
       <w:r>
         <w:rPr>
@@ -1913,7 +1737,7 @@
           <w:szCs w:val="18"/>
         </w:rPr>
         <w:br/>
-        <w:t xml:space="preserve">Agrupamiento — Un grupo de números que están cerca unos de otros.</w:t>
+        <w:t xml:space="preserve">Rango intercuartílico — La distancia a lo largo de la mitad central de los datos: se resta el primer cuartil del tercero: Q3 − Q1.</w:t>
       </w:r>
     </w:p>
     <w:p>
@@ -1938,14 +1762,14 @@
           <w:sz w:val="20"/>
           <w:szCs w:val="20"/>
         </w:rPr>
-        <w:t xml:space="preserve">Gap — </w:t>
+        <w:t xml:space="preserve">Variability — </w:t>
       </w:r>
       <w:r>
         <w:rPr>
           <w:sz w:val="20"/>
           <w:szCs w:val="20"/>
         </w:rPr>
-        <w:t xml:space="preserve">A big empty space where there is no data.</w:t>
+        <w:t xml:space="preserve">How much the values in a data set differ from one another — whether they sit close together or far apart.</w:t>
       </w:r>
       <w:r>
         <w:rPr>
@@ -1956,7 +1780,7 @@
           <w:szCs w:val="18"/>
         </w:rPr>
         <w:br/>
-        <w:t xml:space="preserve">Hueco (espacio) — Un espacio grande y vacío donde no hay datos.</w:t>
+        <w:t xml:space="preserve">Variabilidad — Cuánto se diferencian entre sí los valores de un conjunto de datos: si están juntos o muy separados.</w:t>
       </w:r>
     </w:p>
     <w:tbl>
@@ -2017,7 +1841,7 @@
                 <w:sz w:val="21"/>
                 <w:szCs w:val="21"/>
               </w:rPr>
-              <w:t xml:space="preserve">The distribution is skewed ___ because the tail stretches toward the ___ finish times. There is a cluster around ___. The reporter should use the ___ because the ___ would be pulled toward the ___ by the extreme values.</w:t>
+              <w:t xml:space="preserve">Class A's range is ___ and Class B's range is ___, so Class A's scores are more ___. Class A's IQR is ___ and Class B's IQR is ___, so the middle half of Class B is packed into a ___ stretch of points. Because 75% of Class B scored ___ or more, Class B did better ___.</w:t>
             </w:r>
             <w:r>
               <w:rPr>
@@ -2120,7 +1944,7 @@
                 <w:sz w:val="19"/>
                 <w:szCs w:val="19"/>
               </w:rPr>
-              <w:t xml:space="preserve">Different real-world data sets form different distribution shapes: symmetric, skewed, or clustered.</w:t>
+              <w:t xml:space="preserve">Equal medians do not make two data sets the same — you still need to know how spread out the scores are.</w:t>
             </w:r>
           </w:p>
           <w:p>
@@ -2142,7 +1966,7 @@
                 <w:sz w:val="19"/>
                 <w:szCs w:val="19"/>
               </w:rPr>
-              <w:t xml:space="preserve">Students explain different data produces different shapes and can describe symmetric (balanced) versus skewed (lopsided) distributions.</w:t>
+              <w:t xml:space="preserve">Students name a measure of spread rather than another measure of center.</w:t>
             </w:r>
           </w:p>
           <w:p>
@@ -2164,7 +1988,7 @@
                 <w:sz w:val="19"/>
                 <w:szCs w:val="19"/>
               </w:rPr>
-              <w:t xml:space="preserve">This evidence connects the definition of shape of data distributions to the mathematical claim.</w:t>
+              <w:t xml:space="preserve">This evidence connects the definition of range and interquartile range to the mathematical claim.</w:t>
             </w:r>
           </w:p>
         </w:tc>
@@ -2230,7 +2054,7 @@
           <w:sz w:val="21"/>
           <w:szCs w:val="21"/>
         </w:rPr>
-        <w:t xml:space="preserve">The distribution is skewed ___ because the tail stretches toward the ___ finish times. There is a cluster around ___. The reporter should use the ___ because the ___ would be pulled toward the ___ by the extreme values.</w:t>
+        <w:t xml:space="preserve">Class A's range is ___ and Class B's range is ___, so Class A's scores are more ___. Class A's IQR is ___ and Class B's IQR is ___, so the middle half of Class B is packed into a ___ stretch of points. Because 75% of Class B scored ___ or more, Class B did better ___.</w:t>
       </w:r>
     </w:p>
     <w:p>
@@ -2951,7 +2775,7 @@
                 <w:sz w:val="22"/>
                 <w:szCs w:val="22"/>
               </w:rPr>
-              <w:t xml:space="preserve">Distribution Detective</w:t>
+              <w:t xml:space="preserve">Spread Detective</w:t>
             </w:r>
           </w:p>
           <w:p>
@@ -2963,7 +2787,7 @@
                 <w:sz w:val="21"/>
                 <w:szCs w:val="21"/>
               </w:rPr>
-              <w:t xml:space="preserve">The league analyst is studying three different data sets from the season: (1) Player heights across all teams, (2) Number of 3-pointers per game by each player, and (3) Years of experience for all coaches. Each data set has a different shape when graphed. Your job is to describe each shape and explain what it tells us about the data.</w:t>
+              <w:t xml:space="preserve">The league analyst is comparing two sixth-grade classes that took the same math test. Both classes have the SAME median score, 81 — so the medians alone cannot tell them apart. Your job is to measure how spread out each class's scores are, using the range and the interquartile range, and decide which class did better overall.</w:t>
             </w:r>
           </w:p>
         </w:tc>
@@ -3002,7 +2826,7 @@
           <w:sz w:val="20"/>
           <w:szCs w:val="20"/>
         </w:rPr>
-        <w:t xml:space="preserve">•  Do the three data sets look the same when graphed?</w:t>
+        <w:t xml:space="preserve">•  I notice the lowest score in the data set is ___.</w:t>
       </w:r>
     </w:p>
     <w:p>
@@ -3015,7 +2839,7 @@
           <w:sz w:val="20"/>
           <w:szCs w:val="20"/>
         </w:rPr>
-        <w:t xml:space="preserve">•  Which graph has data bunched in the middle? Which has a long tail?</w:t>
+        <w:t xml:space="preserve">•  I notice the highest score in the data set is ___.</w:t>
       </w:r>
     </w:p>
     <w:p>
@@ -3028,7 +2852,7 @@
           <w:sz w:val="20"/>
           <w:szCs w:val="20"/>
         </w:rPr>
-        <w:t xml:space="preserve">•  Are there any gaps or clusters you can spot?</w:t>
+        <w:t xml:space="preserve">•  I notice the middle half of the scores runs from ___ to ___.</w:t>
       </w:r>
     </w:p>
     <w:p>
@@ -3041,7 +2865,7 @@
           <w:sz w:val="20"/>
           <w:szCs w:val="20"/>
         </w:rPr>
-        <w:t xml:space="preserve">•  Why would different sports data have different shapes?</w:t>
+        <w:t xml:space="preserve">•  I wonder what one number could describe how spread out all the scores are ___.</w:t>
       </w:r>
     </w:p>
     <w:p>
@@ -3054,7 +2878,7 @@
           <w:sz w:val="20"/>
           <w:szCs w:val="20"/>
         </w:rPr>
-        <w:t xml:space="preserve">•  Does the shape tell you which measure of center to use?</w:t>
+        <w:t xml:space="preserve">•  I wonder why the middle half might describe the class better than ___.</w:t>
       </w:r>
     </w:p>
     <w:p>
@@ -3103,7 +2927,7 @@
           <w:sz w:val="21"/>
           <w:szCs w:val="21"/>
         </w:rPr>
-        <w:t xml:space="preserve">A histogram of basketball players' ages shows: most players are 22–28, with a long tail of older players up to age 40. What is the shape of this distribution?</w:t>
+        <w:t xml:space="preserve">A data set runs from a least value of 12 to a greatest value of 30. What is the range?</w:t>
       </w:r>
     </w:p>
     <w:p>
@@ -3116,7 +2940,7 @@
           <w:sz w:val="20"/>
           <w:szCs w:val="20"/>
         </w:rPr>
-        <w:t xml:space="preserve">A)  Skewed right</w:t>
+        <w:t xml:space="preserve">A)  18</w:t>
       </w:r>
     </w:p>
     <w:p>
@@ -3129,7 +2953,7 @@
           <w:sz w:val="20"/>
           <w:szCs w:val="20"/>
         </w:rPr>
-        <w:t xml:space="preserve">B)  Symmetric</w:t>
+        <w:t xml:space="preserve">B)  30</w:t>
       </w:r>
     </w:p>
     <w:p>
@@ -3142,7 +2966,7 @@
           <w:sz w:val="20"/>
           <w:szCs w:val="20"/>
         </w:rPr>
-        <w:t xml:space="preserve">C)  Skewed left</w:t>
+        <w:t xml:space="preserve">C)  12</w:t>
       </w:r>
     </w:p>
     <w:p>
@@ -3155,7 +2979,7 @@
           <w:sz w:val="20"/>
           <w:szCs w:val="20"/>
         </w:rPr>
-        <w:t xml:space="preserve">D)  Uniform</w:t>
+        <w:t xml:space="preserve">D)  21</w:t>
       </w:r>
     </w:p>
     <w:p>
@@ -3177,29 +3001,7 @@
           <w:sz w:val="21"/>
           <w:szCs w:val="21"/>
         </w:rPr>
-        <w:t xml:space="preserve">Most data is on the left (younger ages) with a tail stretching right (older ages).</w:t>
-      </w:r>
-    </w:p>
-    <w:p>
-      <w:pPr>
-        <w:spacing w:after="20" w:before="50"/>
-      </w:pPr>
-      <w:r>
-        <w:rPr>
-          <w:b/>
-          <w:bCs/>
-          <w:color w:val="1FA6A2"/>
-          <w:sz w:val="21"/>
-          <w:szCs w:val="21"/>
-        </w:rPr>
-        <w:t xml:space="preserve">Step 2:  </w:t>
-      </w:r>
-      <w:r>
-        <w:rPr>
-          <w:sz w:val="21"/>
-          <w:szCs w:val="21"/>
-        </w:rPr>
-        <w:t xml:space="preserve">This is skewed right.</w:t>
+        <w:t xml:space="preserve">Range = greatest − least = 30 − 12 = 18.</w:t>
       </w:r>
     </w:p>
     <w:p>
@@ -3223,7 +3025,7 @@
           <w:sz w:val="21"/>
           <w:szCs w:val="21"/>
         </w:rPr>
-        <w:t xml:space="preserve">A. Skewed right</w:t>
+        <w:t xml:space="preserve">A. 18</w:t>
       </w:r>
     </w:p>
     <w:p>
@@ -3292,7 +3094,7 @@
           <w:sz w:val="21"/>
           <w:szCs w:val="21"/>
         </w:rPr>
-        <w:t xml:space="preserve">A data set is symmetric. What is likely true about the mean and median?</w:t>
+        <w:t xml:space="preserve">On a box plot, Q1 = 20 and Q3 = 36. What is the interquartile range?</w:t>
       </w:r>
     </w:p>
     <w:p>
@@ -3305,7 +3107,7 @@
           <w:sz w:val="20"/>
           <w:szCs w:val="20"/>
         </w:rPr>
-        <w:t xml:space="preserve">A)  They are approximately equal</w:t>
+        <w:t xml:space="preserve">A)  16</w:t>
       </w:r>
     </w:p>
     <w:p>
@@ -3318,7 +3120,7 @@
           <w:sz w:val="20"/>
           <w:szCs w:val="20"/>
         </w:rPr>
-        <w:t xml:space="preserve">B)  The mean is much higher than the median</w:t>
+        <w:t xml:space="preserve">B)  56</w:t>
       </w:r>
     </w:p>
     <w:p>
@@ -3331,7 +3133,7 @@
           <w:sz w:val="20"/>
           <w:szCs w:val="20"/>
         </w:rPr>
-        <w:t xml:space="preserve">C)  The median is much higher than the mean</w:t>
+        <w:t xml:space="preserve">C)  28</w:t>
       </w:r>
     </w:p>
     <w:p>
@@ -3344,7 +3146,7 @@
           <w:sz w:val="20"/>
           <w:szCs w:val="20"/>
         </w:rPr>
-        <w:t xml:space="preserve">D)  They are always exactly the same</w:t>
+        <w:t xml:space="preserve">D)  36</w:t>
       </w:r>
     </w:p>
     <w:p>
@@ -3471,7 +3273,7 @@
                 <w:sz w:val="21"/>
                 <w:szCs w:val="21"/>
               </w:rPr>
-              <w:t xml:space="preserve">A sports reporter is writing about marathon finish times. The histogram below shows the data: most runners finish between 3.5–4.5 hours, and a long tail of slower runners stretches out to 5–7 hours.</w:t>
+              <w:t xml:space="preserve">Two sixth-grade classes took the same math test. Class A's box plot reads least 62, Q1 74, median 81, Q3 87, greatest 90. Class B's reads least 70, Q1 76, median 81, Q3 84, greatest 90. Both classes have a median of 81, so the median alone cannot tell you which class did better overall.</w:t>
             </w:r>
           </w:p>
           <w:p>
@@ -3486,7 +3288,7 @@
                 <w:sz w:val="21"/>
                 <w:szCs w:val="21"/>
               </w:rPr>
-              <w:t xml:space="preserve">What is the shape of this distribution? Should the reporter use the mean or median to describe a 'typical' finish time?</w:t>
+              <w:t xml:space="preserve">Which class scored better overall, and how do the range and the IQR show it?</w:t>
             </w:r>
           </w:p>
         </w:tc>
@@ -3521,7 +3323,7 @@
           <w:sz w:val="20"/>
           <w:szCs w:val="20"/>
         </w:rPr>
-        <w:t xml:space="preserve">The distribution is skewed ___ because the tail stretches toward the ___ finish times. There is a cluster around ___. The reporter should use the ___ because the ___ would be pulled toward the ___ by the extreme values.</w:t>
+        <w:t xml:space="preserve">Class A's range is ___ and Class B's range is ___, so Class A's scores are more ___. Class A's IQR is ___ and Class B's IQR is ___, so the middle half of Class B is packed into a ___ stretch of points. Because 75% of Class B scored ___ or more, Class B did better ___.</w:t>
       </w:r>
     </w:p>
     <w:p>
@@ -3658,7 +3460,7 @@
           <w:sz w:val="21"/>
           <w:szCs w:val="21"/>
         </w:rPr>
-        <w:t xml:space="preserve">The analyst graphs player heights, 3-pointers per game, and coaches' years of experience. Why might each data set have a DIFFERENT shape when graphed?</w:t>
+        <w:t xml:space="preserve">Two classes have the same median score, 81. Can you tell which class did better? What else would you need to know?</w:t>
       </w:r>
     </w:p>
     <w:p>
@@ -3671,7 +3473,7 @@
           <w:sz w:val="21"/>
           <w:szCs w:val="21"/>
         </w:rPr>
-        <w:t xml:space="preserve">Start with:  The shapes are different because the data ___.</w:t>
+        <w:t xml:space="preserve">Start with:  The medians are the same, so I still need to know how ___ the scores are.</w:t>
       </w:r>
       <w:r>
         <w:rPr>
@@ -3682,7 +3484,7 @@
           <w:szCs w:val="19"/>
         </w:rPr>
         <w:br/>
-        <w:t xml:space="preserve">Las formas son diferentes porque los datos ___.</w:t>
+        <w:t xml:space="preserve">Las medianas son iguales, así que todavía necesito saber qué tan ___ están los puntajes.</w:t>
       </w:r>
     </w:p>
     <w:p>
@@ -3705,7 +3507,7 @@
           <w:sz w:val="19"/>
           <w:szCs w:val="19"/>
         </w:rPr>
-        <w:t xml:space="preserve">symmetric,  skewed,  cluster,  gap,  distribution</w:t>
+        <w:t xml:space="preserve">median,  spread out,  range,  interquartile range,  vary</w:t>
       </w:r>
     </w:p>
     <w:p>
@@ -3739,7 +3541,7 @@
           <w:sz w:val="21"/>
           <w:szCs w:val="21"/>
         </w:rPr>
-        <w:t xml:space="preserve">As you match each data description to its shape, how can you tell a symmetric distribution from a skewed one just by looking?</w:t>
+        <w:t xml:space="preserve">Why does the range change a lot when one unusual value is added, but the IQR barely moves?</w:t>
       </w:r>
     </w:p>
     <w:p>
@@ -3752,7 +3554,7 @@
           <w:sz w:val="21"/>
           <w:szCs w:val="21"/>
         </w:rPr>
-        <w:t xml:space="preserve">Start with:  A symmetric distribution has data that is ___ on both sides.</w:t>
+        <w:t xml:space="preserve">Start with:  The range uses the ___ and ___ values, so one unusual value ___ it.</w:t>
       </w:r>
       <w:r>
         <w:rPr>
@@ -3763,7 +3565,7 @@
           <w:szCs w:val="19"/>
         </w:rPr>
         <w:br/>
-        <w:t xml:space="preserve">Una distribución simétrica tiene datos ___ en ambos lados.</w:t>
+        <w:t xml:space="preserve">El rango usa los valores ___ y ___, así que un valor inusual lo ___.</w:t>
       </w:r>
     </w:p>
     <w:p>
@@ -3786,7 +3588,7 @@
           <w:sz w:val="19"/>
           <w:szCs w:val="19"/>
         </w:rPr>
-        <w:t xml:space="preserve">symmetric,  skewed,  cluster,  gap,  tail</w:t>
+        <w:t xml:space="preserve">least,  greatest,  Q1,  Q3,  stretches,  middle half</w:t>
       </w:r>
     </w:p>
     <w:p>
@@ -3820,7 +3622,7 @@
           <w:sz w:val="21"/>
           <w:szCs w:val="21"/>
         </w:rPr>
-        <w:t xml:space="preserve">Marathon times cluster at 3.5-4.5 hours, with a long tail of slower runners stretching out to 5-7 hours. What is the shape, and should the reporter use the mean or median for a 'typical' time?</w:t>
+        <w:t xml:space="preserve">Class A's IQR is 13 and Class B's is 8. Say what that means in the context of the test, not just in numbers.</w:t>
       </w:r>
     </w:p>
     <w:p>
@@ -3833,7 +3635,7 @@
           <w:sz w:val="21"/>
           <w:szCs w:val="21"/>
         </w:rPr>
-        <w:t xml:space="preserve">Start with:  This distribution is skewed to the ___ because of the long tail of ___.</w:t>
+        <w:t xml:space="preserve">Start with:  An IQR of ___ means the middle half of that class differed by only ___ points.</w:t>
       </w:r>
       <w:r>
         <w:rPr>
@@ -3844,7 +3646,7 @@
           <w:szCs w:val="19"/>
         </w:rPr>
         <w:br/>
-        <w:t xml:space="preserve">Esta distribución está sesgada hacia la ___ por la cola larga de ___.</w:t>
+        <w:t xml:space="preserve">Un RIC de ___ significa que la mitad central de esa clase se diferenció por solo ___ puntos.</w:t>
       </w:r>
     </w:p>
     <w:p>
@@ -3867,7 +3669,7 @@
           <w:sz w:val="19"/>
           <w:szCs w:val="19"/>
         </w:rPr>
-        <w:t xml:space="preserve">symmetric,  skewed,  cluster,  gap,  distribution</w:t>
+        <w:t xml:space="preserve">interquartile range,  middle half,  points,  consistent,  narrower</w:t>
       </w:r>
     </w:p>
     <w:p>
@@ -3892,16 +3694,16 @@
           <w:sz w:val="19"/>
           <w:szCs w:val="19"/>
         </w:rPr>
-        <w:t xml:space="preserve">[Reflect] </w:t>
-      </w:r>
-      <w:r>
-        <w:rPr>
-          <w:b/>
-          <w:bCs/>
-          <w:sz w:val="21"/>
-          <w:szCs w:val="21"/>
-        </w:rPr>
-        <w:t xml:space="preserve">A data set has most values clustered between 40-60 with a few at 90-100. What is the shape of the distribution, and which measure of center is best?</w:t>
+        <w:t xml:space="preserve">[Practice] </w:t>
+      </w:r>
+      <w:r>
+        <w:rPr>
+          <w:b/>
+          <w:bCs/>
+          <w:sz w:val="21"/>
+          <w:szCs w:val="21"/>
+        </w:rPr>
+        <w:t xml:space="preserve">How would you explain the difference between range and IQR to someone who missed today?</w:t>
       </w:r>
     </w:p>
     <w:p>
@@ -3914,7 +3716,7 @@
           <w:sz w:val="21"/>
           <w:szCs w:val="21"/>
         </w:rPr>
-        <w:t xml:space="preserve">Start with:  The shape is skewed to the ___ because of the values at ___.</w:t>
+        <w:t xml:space="preserve">Start with:  The range is ___ minus ___, and it covers ___ the data.</w:t>
       </w:r>
       <w:r>
         <w:rPr>
@@ -3925,7 +3727,7 @@
           <w:szCs w:val="19"/>
         </w:rPr>
         <w:br/>
-        <w:t xml:space="preserve">La forma está sesgada hacia la ___ por los valores en ___.</w:t>
+        <w:t xml:space="preserve">El rango es ___ menos ___, y cubre ___ los datos.</w:t>
       </w:r>
     </w:p>
     <w:p>
@@ -3948,88 +3750,7 @@
           <w:sz w:val="19"/>
           <w:szCs w:val="19"/>
         </w:rPr>
-        <w:t xml:space="preserve">symmetric,  skewed,  cluster,  gap,  median</w:t>
-      </w:r>
-    </w:p>
-    <w:p>
-      <w:pPr>
-        <w:spacing w:after="40" w:before="80"/>
-      </w:pPr>
-      <w:r>
-        <w:rPr>
-          <w:b/>
-          <w:bCs/>
-          <w:color w:val="12355B"/>
-          <w:sz w:val="21"/>
-          <w:szCs w:val="21"/>
-        </w:rPr>
-        <w:t xml:space="preserve">5. </w:t>
-      </w:r>
-      <w:r>
-        <w:rPr>
-          <w:b/>
-          <w:bCs/>
-          <w:color w:val="6B4FA0"/>
-          <w:sz w:val="19"/>
-          <w:szCs w:val="19"/>
-        </w:rPr>
-        <w:t xml:space="preserve">[Practice] </w:t>
-      </w:r>
-      <w:r>
-        <w:rPr>
-          <w:b/>
-          <w:bCs/>
-          <w:sz w:val="21"/>
-          <w:szCs w:val="21"/>
-        </w:rPr>
-        <w:t xml:space="preserve">During practice on Shape of Data Distributions, what strategy did you use when a problem felt tricky?</w:t>
-      </w:r>
-    </w:p>
-    <w:p>
-      <w:pPr>
-        <w:spacing w:after="60"/>
-      </w:pPr>
-      <w:r>
-        <w:rPr>
-          <w:color w:val="1A2733"/>
-          <w:sz w:val="21"/>
-          <w:szCs w:val="21"/>
-        </w:rPr>
-        <w:t xml:space="preserve">Start with:  A symmetric distribution has data that is ___ on both sides.</w:t>
-      </w:r>
-      <w:r>
-        <w:rPr>
-          <w:i/>
-          <w:iCs/>
-          <w:color w:val="5F6F80"/>
-          <w:sz w:val="19"/>
-          <w:szCs w:val="19"/>
-        </w:rPr>
-        <w:br/>
-        <w:t xml:space="preserve">Una distribución simétrica tiene datos ___ en ambos lados.</w:t>
-      </w:r>
-    </w:p>
-    <w:p>
-      <w:pPr>
-        <w:spacing w:after="80"/>
-      </w:pPr>
-      <w:r>
-        <w:rPr>
-          <w:b/>
-          <w:bCs/>
-          <w:color w:val="12355B"/>
-          <w:sz w:val="19"/>
-          <w:szCs w:val="19"/>
-        </w:rPr>
-        <w:t xml:space="preserve">Word bank:  </w:t>
-      </w:r>
-      <w:r>
-        <w:rPr>
-          <w:color w:val="1FA6A2"/>
-          <w:sz w:val="19"/>
-          <w:szCs w:val="19"/>
-        </w:rPr>
-        <w:t xml:space="preserve">Symmetric,  Skewed,  Cluster,  Gap</w:t>
+        <w:t xml:space="preserve">greatest,  least,  all of,  Q3,  Q1,  middle half</w:t>
       </w:r>
     </w:p>
     <w:p>
@@ -4141,7 +3862,67 @@
           <w:sz w:val="21"/>
           <w:szCs w:val="21"/>
         </w:rPr>
-        <w:t xml:space="preserve">Match each description with the correct distribution shape.</w:t>
+        <w:t xml:space="preserve">Which measure of spread uses ONLY the middle half of the data?</w:t>
+      </w:r>
+    </w:p>
+    <w:p>
+      <w:pPr>
+        <w:spacing w:after="40"/>
+        <w:ind w:left="420"/>
+      </w:pPr>
+      <w:r>
+        <w:rPr>
+          <w:sz w:val="20"/>
+          <w:szCs w:val="20"/>
+        </w:rPr>
+        <w:t xml:space="preserve">A)  The interquartile range</w:t>
+      </w:r>
+    </w:p>
+    <w:p>
+      <w:pPr>
+        <w:spacing w:after="40"/>
+        <w:ind w:left="420"/>
+      </w:pPr>
+      <w:r>
+        <w:rPr>
+          <w:sz w:val="20"/>
+          <w:szCs w:val="20"/>
+        </w:rPr>
+        <w:t xml:space="preserve">B)  The range</w:t>
+      </w:r>
+    </w:p>
+    <w:p>
+      <w:pPr>
+        <w:spacing w:after="40"/>
+        <w:ind w:left="420"/>
+      </w:pPr>
+      <w:r>
+        <w:rPr>
+          <w:sz w:val="20"/>
+          <w:szCs w:val="20"/>
+        </w:rPr>
+        <w:t xml:space="preserve">C)  The median</w:t>
+      </w:r>
+    </w:p>
+    <w:p>
+      <w:pPr>
+        <w:spacing w:after="40"/>
+        <w:ind w:left="420"/>
+      </w:pPr>
+      <w:r>
+        <w:rPr>
+          <w:sz w:val="20"/>
+          <w:szCs w:val="20"/>
+        </w:rPr>
+        <w:t xml:space="preserve">D)  The mode</w:t>
+      </w:r>
+    </w:p>
+    <w:p>
+      <w:pPr>
+        <w:spacing w:after="20"/>
+      </w:pPr>
+      <w:r>
+        <w:t xml:space="preserve"/>
       </w:r>
     </w:p>
     <w:tbl>
@@ -4186,22 +3967,6 @@
               <w:t xml:space="preserve"/>
             </w:r>
           </w:p>
-          <w:p>
-            <w:pPr>
-              <w:spacing w:after="0" w:line="320"/>
-            </w:pPr>
-            <w:r>
-              <w:t xml:space="preserve"/>
-            </w:r>
-          </w:p>
-          <w:p>
-            <w:pPr>
-              <w:spacing w:after="0" w:line="320"/>
-            </w:pPr>
-            <w:r>
-              <w:t xml:space="preserve"/>
-            </w:r>
-          </w:p>
         </w:tc>
       </w:tr>
     </w:tbl>
@@ -4227,7 +3992,7 @@
           <w:sz w:val="21"/>
           <w:szCs w:val="21"/>
         </w:rPr>
-        <w:t xml:space="preserve">Which word describes the direction of the TAIL, not the peak?</w:t>
+        <w:t xml:space="preserve">Two classes both have a median score of 81. Class A's IQR is 13 and Class B's IQR is 8. Which statement is true?</w:t>
       </w:r>
     </w:p>
     <w:p>
@@ -4240,7 +4005,7 @@
           <w:sz w:val="20"/>
           <w:szCs w:val="20"/>
         </w:rPr>
-        <w:t xml:space="preserve">A)  Skew — the direction of the long tail tells you the skew direction</w:t>
+        <w:t xml:space="preserve">A)  The middle half of Class B's scores is less spread out</w:t>
       </w:r>
     </w:p>
     <w:p>
@@ -4253,7 +4018,7 @@
           <w:sz w:val="20"/>
           <w:szCs w:val="20"/>
         </w:rPr>
-        <w:t xml:space="preserve">B)  Skew — the direction of the peak tells you the skew direction</w:t>
+        <w:t xml:space="preserve">B)  Class B has a higher median</w:t>
       </w:r>
     </w:p>
     <w:p>
@@ -4266,7 +4031,7 @@
           <w:sz w:val="20"/>
           <w:szCs w:val="20"/>
         </w:rPr>
-        <w:t xml:space="preserve">C)  Skew — the direction the median points</w:t>
+        <w:t xml:space="preserve">C)  Class A has more students</w:t>
       </w:r>
     </w:p>
     <w:p>
@@ -4279,7 +4044,7 @@
           <w:sz w:val="20"/>
           <w:szCs w:val="20"/>
         </w:rPr>
-        <w:t xml:space="preserve">D)  Skew — the direction of the mode</w:t>
+        <w:t xml:space="preserve">D)  Class B's highest score is greater</w:t>
       </w:r>
     </w:p>
     <w:p>
@@ -4337,32 +4102,6 @@
     </w:tbl>
     <w:p>
       <w:pPr>
-        <w:pStyle w:val="Heading2"/>
-        <w:spacing w:after="80" w:before="180"/>
-      </w:pPr>
-      <w:r>
-        <w:rPr>
-          <w:b/>
-          <w:bCs/>
-          <w:color w:val="12355B"/>
-          <w:sz w:val="24"/>
-          <w:szCs w:val="24"/>
-        </w:rPr>
-        <w:t xml:space="preserve">On Level</w:t>
-      </w:r>
-      <w:r>
-        <w:rPr>
-          <w:i/>
-          <w:iCs/>
-          <w:color w:val="12355B"/>
-          <w:sz w:val="19"/>
-          <w:szCs w:val="19"/>
-        </w:rPr>
-        <w:t xml:space="preserve">   grade-level practice</w:t>
-      </w:r>
-    </w:p>
-    <w:p>
-      <w:pPr>
         <w:keepNext/>
         <w:spacing w:after="60" w:before="160"/>
       </w:pPr>
@@ -4383,67 +4122,7 @@
           <w:sz w:val="21"/>
           <w:szCs w:val="21"/>
         </w:rPr>
-        <w:t xml:space="preserve">A dot plot of goals scored per game shows: 0(5 dots), 1(7 dots), 2(4 dots), 3(2 dots), 4(1 dot). What is the shape?</w:t>
-      </w:r>
-    </w:p>
-    <w:p>
-      <w:pPr>
-        <w:spacing w:after="40"/>
-        <w:ind w:left="420"/>
-      </w:pPr>
-      <w:r>
-        <w:rPr>
-          <w:sz w:val="20"/>
-          <w:szCs w:val="20"/>
-        </w:rPr>
-        <w:t xml:space="preserve">A)  Skewed right — most values at the low end with a tail to the right</w:t>
-      </w:r>
-    </w:p>
-    <w:p>
-      <w:pPr>
-        <w:spacing w:after="40"/>
-        <w:ind w:left="420"/>
-      </w:pPr>
-      <w:r>
-        <w:rPr>
-          <w:sz w:val="20"/>
-          <w:szCs w:val="20"/>
-        </w:rPr>
-        <w:t xml:space="preserve">B)  Symmetric — equal on both sides</w:t>
-      </w:r>
-    </w:p>
-    <w:p>
-      <w:pPr>
-        <w:spacing w:after="40"/>
-        <w:ind w:left="420"/>
-      </w:pPr>
-      <w:r>
-        <w:rPr>
-          <w:sz w:val="20"/>
-          <w:szCs w:val="20"/>
-        </w:rPr>
-        <w:t xml:space="preserve">C)  Skewed left — most values at the high end</w:t>
-      </w:r>
-    </w:p>
-    <w:p>
-      <w:pPr>
-        <w:spacing w:after="40"/>
-        <w:ind w:left="420"/>
-      </w:pPr>
-      <w:r>
-        <w:rPr>
-          <w:sz w:val="20"/>
-          <w:szCs w:val="20"/>
-        </w:rPr>
-        <w:t xml:space="preserve">D)  Uniform — all bars the same height</w:t>
-      </w:r>
-    </w:p>
-    <w:p>
-      <w:pPr>
-        <w:spacing w:after="20"/>
-      </w:pPr>
-      <w:r>
-        <w:t xml:space="preserve"/>
+        <w:t xml:space="preserve">Sort each fact under the measure of variation it describes.</w:t>
       </w:r>
     </w:p>
     <w:tbl>
@@ -4488,11 +4167,53 @@
               <w:t xml:space="preserve"/>
             </w:r>
           </w:p>
+          <w:p>
+            <w:pPr>
+              <w:spacing w:after="0" w:line="320"/>
+            </w:pPr>
+            <w:r>
+              <w:t xml:space="preserve"/>
+            </w:r>
+          </w:p>
+          <w:p>
+            <w:pPr>
+              <w:spacing w:after="0" w:line="320"/>
+            </w:pPr>
+            <w:r>
+              <w:t xml:space="preserve"/>
+            </w:r>
+          </w:p>
         </w:tc>
       </w:tr>
     </w:tbl>
     <w:p>
       <w:pPr>
+        <w:pStyle w:val="Heading2"/>
+        <w:spacing w:after="80" w:before="180"/>
+      </w:pPr>
+      <w:r>
+        <w:rPr>
+          <w:b/>
+          <w:bCs/>
+          <w:color w:val="12355B"/>
+          <w:sz w:val="24"/>
+          <w:szCs w:val="24"/>
+        </w:rPr>
+        <w:t xml:space="preserve">On Level</w:t>
+      </w:r>
+      <w:r>
+        <w:rPr>
+          <w:i/>
+          <w:iCs/>
+          <w:color w:val="12355B"/>
+          <w:sz w:val="19"/>
+          <w:szCs w:val="19"/>
+        </w:rPr>
+        <w:t xml:space="preserve">   grade-level practice</w:t>
+      </w:r>
+    </w:p>
+    <w:p>
+      <w:pPr>
         <w:keepNext/>
         <w:spacing w:after="60" w:before="160"/>
       </w:pPr>
@@ -4513,7 +4234,67 @@
           <w:sz w:val="21"/>
           <w:szCs w:val="21"/>
         </w:rPr>
-        <w:t xml:space="preserve">Match the data shape with the best measure of center.</w:t>
+        <w:t xml:space="preserve">A box plot shows: least 68, Q1 75.5, median 83.5, Q3 88, greatest 94. What are the range and the IQR?</w:t>
+      </w:r>
+    </w:p>
+    <w:p>
+      <w:pPr>
+        <w:spacing w:after="40"/>
+        <w:ind w:left="420"/>
+      </w:pPr>
+      <w:r>
+        <w:rPr>
+          <w:sz w:val="20"/>
+          <w:szCs w:val="20"/>
+        </w:rPr>
+        <w:t xml:space="preserve">A)  Range 26, IQR 12.5</w:t>
+      </w:r>
+    </w:p>
+    <w:p>
+      <w:pPr>
+        <w:spacing w:after="40"/>
+        <w:ind w:left="420"/>
+      </w:pPr>
+      <w:r>
+        <w:rPr>
+          <w:sz w:val="20"/>
+          <w:szCs w:val="20"/>
+        </w:rPr>
+        <w:t xml:space="preserve">B)  Range 12.5, IQR 26</w:t>
+      </w:r>
+    </w:p>
+    <w:p>
+      <w:pPr>
+        <w:spacing w:after="40"/>
+        <w:ind w:left="420"/>
+      </w:pPr>
+      <w:r>
+        <w:rPr>
+          <w:sz w:val="20"/>
+          <w:szCs w:val="20"/>
+        </w:rPr>
+        <w:t xml:space="preserve">C)  Range 26, IQR 83.5</w:t>
+      </w:r>
+    </w:p>
+    <w:p>
+      <w:pPr>
+        <w:spacing w:after="40"/>
+        <w:ind w:left="420"/>
+      </w:pPr>
+      <w:r>
+        <w:rPr>
+          <w:sz w:val="20"/>
+          <w:szCs w:val="20"/>
+        </w:rPr>
+        <w:t xml:space="preserve">D)  Range 20, IQR 12.5</w:t>
+      </w:r>
+    </w:p>
+    <w:p>
+      <w:pPr>
+        <w:spacing w:after="20"/>
+      </w:pPr>
+      <w:r>
+        <w:t xml:space="preserve"/>
       </w:r>
     </w:p>
     <w:tbl>
@@ -4558,6 +4339,206 @@
               <w:t xml:space="preserve"/>
             </w:r>
           </w:p>
+        </w:tc>
+      </w:tr>
+    </w:tbl>
+    <w:p>
+      <w:pPr>
+        <w:keepNext/>
+        <w:spacing w:after="60" w:before="160"/>
+      </w:pPr>
+      <w:r>
+        <w:rPr>
+          <w:b/>
+          <w:bCs/>
+          <w:color w:val="12355B"/>
+          <w:sz w:val="22"/>
+          <w:szCs w:val="22"/>
+        </w:rPr>
+        <w:t xml:space="preserve">5.  </w:t>
+      </w:r>
+      <w:r>
+        <w:rPr>
+          <w:b/>
+          <w:bCs/>
+          <w:sz w:val="21"/>
+          <w:szCs w:val="21"/>
+        </w:rPr>
+        <w:t xml:space="preserve">Match each value from the history test data (68, 70, 73, 74, 75, 76, 77, 80, 82, 83, 84, 85, 86, 86, 88, 88, 90, 90, 93, 94) with what it is.</w:t>
+      </w:r>
+    </w:p>
+    <w:tbl>
+      <w:tblPr>
+        <w:tblW w:type="pct" w:w="100%"/>
+        <w:tblBorders>
+          <w:top w:val="single" w:color="C7D2DD" w:sz="6"/>
+          <w:left w:val="single" w:color="C7D2DD" w:sz="6"/>
+          <w:bottom w:val="single" w:color="C7D2DD" w:sz="6"/>
+          <w:right w:val="single" w:color="C7D2DD" w:sz="6"/>
+          <w:insideH w:val="single" w:color="auto" w:sz="4"/>
+          <w:insideV w:val="single" w:color="auto" w:sz="4"/>
+        </w:tblBorders>
+      </w:tblPr>
+      <w:tblGrid>
+        <w:gridCol w:w="100"/>
+      </w:tblGrid>
+      <w:tr>
+        <w:tc>
+          <w:tcPr>
+            <w:shd w:fill="FBF3E2" w:color="auto" w:val="clear"/>
+            <w:tcMar>
+              <w:top w:type="dxa" w:w="60"/>
+              <w:left w:type="dxa" w:w="120"/>
+              <w:bottom w:type="dxa" w:w="60"/>
+              <w:right w:type="dxa" w:w="120"/>
+            </w:tcMar>
+          </w:tcPr>
+          <w:p>
+            <w:pPr>
+              <w:spacing w:after="0" w:line="320"/>
+            </w:pPr>
+            <w:r>
+              <w:t xml:space="preserve"/>
+            </w:r>
+          </w:p>
+          <w:p>
+            <w:pPr>
+              <w:spacing w:after="0" w:line="320"/>
+            </w:pPr>
+            <w:r>
+              <w:t xml:space="preserve"/>
+            </w:r>
+          </w:p>
+          <w:p>
+            <w:pPr>
+              <w:spacing w:after="0" w:line="320"/>
+            </w:pPr>
+            <w:r>
+              <w:t xml:space="preserve"/>
+            </w:r>
+          </w:p>
+          <w:p>
+            <w:pPr>
+              <w:spacing w:after="0" w:line="320"/>
+            </w:pPr>
+            <w:r>
+              <w:t xml:space="preserve"/>
+            </w:r>
+          </w:p>
+        </w:tc>
+      </w:tr>
+    </w:tbl>
+    <w:p>
+      <w:pPr>
+        <w:keepNext/>
+        <w:spacing w:after="60" w:before="160"/>
+      </w:pPr>
+      <w:r>
+        <w:rPr>
+          <w:b/>
+          <w:bCs/>
+          <w:color w:val="12355B"/>
+          <w:sz w:val="22"/>
+          <w:szCs w:val="22"/>
+        </w:rPr>
+        <w:t xml:space="preserve">6.  </w:t>
+      </w:r>
+      <w:r>
+        <w:rPr>
+          <w:b/>
+          <w:bCs/>
+          <w:sz w:val="21"/>
+          <w:szCs w:val="21"/>
+        </w:rPr>
+        <w:t xml:space="preserve">Team A's salaries have a range of $14M and an IQR of $7M. Team B's have a range of $7M and an IQR of $2.5M. Both teams have the same median salary. What does this tell a player?</w:t>
+      </w:r>
+    </w:p>
+    <w:p>
+      <w:pPr>
+        <w:spacing w:after="40"/>
+        <w:ind w:left="420"/>
+      </w:pPr>
+      <w:r>
+        <w:rPr>
+          <w:sz w:val="20"/>
+          <w:szCs w:val="20"/>
+        </w:rPr>
+        <w:t xml:space="preserve">A)  Team B's salaries cluster much more tightly around the median</w:t>
+      </w:r>
+    </w:p>
+    <w:p>
+      <w:pPr>
+        <w:spacing w:after="40"/>
+        <w:ind w:left="420"/>
+      </w:pPr>
+      <w:r>
+        <w:rPr>
+          <w:sz w:val="20"/>
+          <w:szCs w:val="20"/>
+        </w:rPr>
+        <w:t xml:space="preserve">B)  Team B pays more overall</w:t>
+      </w:r>
+    </w:p>
+    <w:p>
+      <w:pPr>
+        <w:spacing w:after="40"/>
+        <w:ind w:left="420"/>
+      </w:pPr>
+      <w:r>
+        <w:rPr>
+          <w:sz w:val="20"/>
+          <w:szCs w:val="20"/>
+        </w:rPr>
+        <w:t xml:space="preserve">C)  Team A has more players</w:t>
+      </w:r>
+    </w:p>
+    <w:p>
+      <w:pPr>
+        <w:spacing w:after="40"/>
+        <w:ind w:left="420"/>
+      </w:pPr>
+      <w:r>
+        <w:rPr>
+          <w:sz w:val="20"/>
+          <w:szCs w:val="20"/>
+        </w:rPr>
+        <w:t xml:space="preserve">D)  Team B's highest salary is greater</w:t>
+      </w:r>
+    </w:p>
+    <w:p>
+      <w:pPr>
+        <w:spacing w:after="20"/>
+      </w:pPr>
+      <w:r>
+        <w:t xml:space="preserve"/>
+      </w:r>
+    </w:p>
+    <w:tbl>
+      <w:tblPr>
+        <w:tblW w:type="pct" w:w="100%"/>
+        <w:tblBorders>
+          <w:top w:val="single" w:color="C7D2DD" w:sz="6"/>
+          <w:left w:val="single" w:color="C7D2DD" w:sz="6"/>
+          <w:bottom w:val="single" w:color="C7D2DD" w:sz="6"/>
+          <w:right w:val="single" w:color="C7D2DD" w:sz="6"/>
+          <w:insideH w:val="single" w:color="auto" w:sz="4"/>
+          <w:insideV w:val="single" w:color="auto" w:sz="4"/>
+        </w:tblBorders>
+      </w:tblPr>
+      <w:tblGrid>
+        <w:gridCol w:w="100"/>
+      </w:tblGrid>
+      <w:tr>
+        <w:tc>
+          <w:tcPr>
+            <w:shd w:fill="FBF3E2" w:color="auto" w:val="clear"/>
+            <w:tcMar>
+              <w:top w:type="dxa" w:w="60"/>
+              <w:left w:type="dxa" w:w="120"/>
+              <w:bottom w:type="dxa" w:w="60"/>
+              <w:right w:type="dxa" w:w="120"/>
+            </w:tcMar>
+          </w:tcPr>
           <w:p>
             <w:pPr>
               <w:spacing w:after="0" w:line="320"/>
@@ -4631,7 +4612,7 @@
           <w:sz w:val="22"/>
           <w:szCs w:val="22"/>
         </w:rPr>
-        <w:t xml:space="preserve">A data set has most values clustered between 40–60, with a few values at 90–100. What is the shape of the distribution and which measure of center is best?</w:t>
+        <w:t xml:space="preserve">A box plot has Q1 = 20 and Q3 = 36, with a least value of 10 and a greatest value of 50. What is the IQR, and what does it tell you?</w:t>
       </w:r>
     </w:p>
     <w:p>
@@ -4644,7 +4625,7 @@
           <w:sz w:val="21"/>
           <w:szCs w:val="21"/>
         </w:rPr>
-        <w:t xml:space="preserve">A)  Skewed right; use median</w:t>
+        <w:t xml:space="preserve">A)  IQR = 16; the middle half of the data spans 16 units</w:t>
       </w:r>
     </w:p>
     <w:p>
@@ -4657,7 +4638,7 @@
           <w:sz w:val="21"/>
           <w:szCs w:val="21"/>
         </w:rPr>
-        <w:t xml:space="preserve">B)  Symmetric; use mean</w:t>
+        <w:t xml:space="preserve">B)  IQR = 40; the data spans 40 units from end to end</w:t>
       </w:r>
     </w:p>
     <w:p>
@@ -4670,7 +4651,7 @@
           <w:sz w:val="21"/>
           <w:szCs w:val="21"/>
         </w:rPr>
-        <w:t xml:space="preserve">C)  Skewed left; use median</w:t>
+        <w:t xml:space="preserve">C)  IQR = 56; the quartiles add to 56</w:t>
       </w:r>
     </w:p>
     <w:p>
@@ -4683,7 +4664,7 @@
           <w:sz w:val="21"/>
           <w:szCs w:val="21"/>
         </w:rPr>
-        <w:t xml:space="preserve">D)  Uniform; use mean</w:t>
+        <w:t xml:space="preserve">D)  IQR = 28; 28 is halfway between the quartiles</w:t>
       </w:r>
     </w:p>
     <w:p>
@@ -4763,7 +4744,7 @@
           <w:sz w:val="21"/>
           <w:szCs w:val="21"/>
         </w:rPr>
-        <w:t xml:space="preserve">Shape of Data Distributions</w:t>
+        <w:t xml:space="preserve">Range and Interquartile Range</w:t>
       </w:r>
     </w:p>
     <w:p>
@@ -4784,7 +4765,7 @@
           <w:sz w:val="21"/>
           <w:szCs w:val="21"/>
         </w:rPr>
-        <w:t xml:space="preserve">Symmetric</w:t>
+        <w:t xml:space="preserve">Range</w:t>
       </w:r>
     </w:p>
     <w:p>
@@ -4805,7 +4786,7 @@
           <w:sz w:val="21"/>
           <w:szCs w:val="21"/>
         </w:rPr>
-        <w:t xml:space="preserve">Skewed</w:t>
+        <w:t xml:space="preserve">Quartile</w:t>
       </w:r>
     </w:p>
     <w:p>
@@ -4826,7 +4807,7 @@
           <w:sz w:val="21"/>
           <w:szCs w:val="21"/>
         </w:rPr>
-        <w:t xml:space="preserve">Cluster</w:t>
+        <w:t xml:space="preserve">Interquartile range</w:t>
       </w:r>
     </w:p>
     <w:p>
@@ -4847,7 +4828,7 @@
           <w:sz w:val="21"/>
           <w:szCs w:val="21"/>
         </w:rPr>
-        <w:t xml:space="preserve">Gap</w:t>
+        <w:t xml:space="preserve">Variability</w:t>
       </w:r>
     </w:p>
     <w:p>
@@ -4868,28 +4849,7 @@
           <w:sz w:val="21"/>
           <w:szCs w:val="21"/>
         </w:rPr>
-        <w:t xml:space="preserve">Data distribution</w:t>
-      </w:r>
-    </w:p>
-    <w:p>
-      <w:pPr>
-        <w:spacing w:after="80"/>
-      </w:pPr>
-      <w:r>
-        <w:rPr>
-          <w:b/>
-          <w:bCs/>
-          <w:sz w:val="21"/>
-          <w:szCs w:val="21"/>
-        </w:rPr>
-        <w:t xml:space="preserve">Notes 7:  </w:t>
-      </w:r>
-      <w:r>
-        <w:rPr>
-          <w:sz w:val="21"/>
-          <w:szCs w:val="21"/>
-        </w:rPr>
-        <w:t xml:space="preserve">Variability</w:t>
+        <w:t xml:space="preserve">Measure of variation</w:t>
       </w:r>
     </w:p>
     <w:p>
@@ -4926,7 +4886,7 @@
           <w:sz w:val="21"/>
           <w:szCs w:val="21"/>
         </w:rPr>
-        <w:t xml:space="preserve">A. Skewed right</w:t>
+        <w:t xml:space="preserve">A. 18</w:t>
       </w:r>
     </w:p>
     <w:p>
@@ -4947,7 +4907,7 @@
           <w:sz w:val="21"/>
           <w:szCs w:val="21"/>
         </w:rPr>
-        <w:t xml:space="preserve">A. They are approximately equal</w:t>
+        <w:t xml:space="preserve">A. 16</w:t>
       </w:r>
     </w:p>
     <w:p>
@@ -4988,7 +4948,7 @@
           <w:sz w:val="19"/>
           <w:szCs w:val="19"/>
         </w:rPr>
-        <w:t xml:space="preserve">A common mistake in Shape of Data Distributions is naming the skew by looking at where the TALLEST bar (the peak) sits, instead of looking at which way the TAIL stretches. For example, given bar heights 8, 5, 3, 1 (tall on the left, trailing off to the right), students often say "skewed left" because the peak is on the left — but the correct name is skewed right, because skew is always named for the direction the tail points, not the peak.</w:t>
+        <w:t xml:space="preserve">A common mistake with Range and Interquartile Range is adding the two quartiles instead of subtracting them — writing IQR = Q3 + Q1. With Q1 = 42 and Q3 = 58 that gives 100, which is larger than the data set's entire range of 20. Every measure of variation is a DIFFERENCE, and the IQR can never exceed the range, because the middle half is part of the whole span. If your IQR comes out bigger than your range, you added when you should have subtracted.</w:t>
       </w:r>
     </w:p>
     <w:p>
@@ -5025,7 +4985,7 @@
           <w:sz w:val="21"/>
           <w:szCs w:val="21"/>
         </w:rPr>
-        <w:t xml:space="preserve">Answers vary.</w:t>
+        <w:t xml:space="preserve">A)  The interquartile range</w:t>
       </w:r>
       <w:r>
         <w:rPr>
@@ -5035,7 +4995,7 @@
           <w:sz w:val="19"/>
           <w:szCs w:val="19"/>
         </w:rPr>
-        <w:t xml:space="preserve">  — Each description points to where the bulk of the data sits and which way the tail stretches: a tail to the right means skewed right, a tail to the left means skewed left, and balanced sides mean symmetric.</w:t>
+        <w:t xml:space="preserve">  — The IQR runs from Q1 to Q3, which is exactly the middle half of the values. The range uses every value, including the extremes.</w:t>
       </w:r>
     </w:p>
     <w:p>
@@ -5056,7 +5016,7 @@
           <w:sz w:val="21"/>
           <w:szCs w:val="21"/>
         </w:rPr>
-        <w:t xml:space="preserve">A)  Skew — the direction of the long tail tells you the skew direction</w:t>
+        <w:t xml:space="preserve">A)  The middle half of Class B's scores is less spread out</w:t>
       </w:r>
       <w:r>
         <w:rPr>
@@ -5066,23 +5026,7 @@
           <w:sz w:val="19"/>
           <w:szCs w:val="19"/>
         </w:rPr>
-        <w:t xml:space="preserve">  — The skew direction is named after the TAIL. If the tail stretches to the right, it is skewed right, even though the peak is on the left.</w:t>
-      </w:r>
-    </w:p>
-    <w:p>
-      <w:pPr>
-        <w:pStyle w:val="Heading2"/>
-        <w:spacing w:after="80" w:before="180"/>
-      </w:pPr>
-      <w:r>
-        <w:rPr>
-          <w:b/>
-          <w:bCs/>
-          <w:color w:val="12355B"/>
-          <w:sz w:val="24"/>
-          <w:szCs w:val="24"/>
-        </w:rPr>
-        <w:t xml:space="preserve">On Level</w:t>
+        <w:t xml:space="preserve">  — A smaller IQR means the middle half of the data is packed into a shorter stretch, so Class B's middle half varies less. The medians are equal, so nothing there separates them.</w:t>
       </w:r>
     </w:p>
     <w:p>
@@ -5103,7 +5047,7 @@
           <w:sz w:val="21"/>
           <w:szCs w:val="21"/>
         </w:rPr>
-        <w:t xml:space="preserve">A)  Skewed right — most values at the low end with a tail to the right</w:t>
+        <w:t xml:space="preserve">Answers vary.</w:t>
       </w:r>
       <w:r>
         <w:rPr>
@@ -5113,7 +5057,23 @@
           <w:sz w:val="19"/>
           <w:szCs w:val="19"/>
         </w:rPr>
-        <w:t xml:space="preserve">  — The data peaks at 0–1 goals and tails off toward 4. Most data is on the left with fewer values stretching right — this is skewed right.</w:t>
+        <w:t xml:space="preserve">  — The range uses the two extreme values, so an unusual value moves it. The IQR uses only the quartiles, so it describes the middle half no matter what happens at the ends.</w:t>
+      </w:r>
+    </w:p>
+    <w:p>
+      <w:pPr>
+        <w:pStyle w:val="Heading2"/>
+        <w:spacing w:after="80" w:before="180"/>
+      </w:pPr>
+      <w:r>
+        <w:rPr>
+          <w:b/>
+          <w:bCs/>
+          <w:color w:val="12355B"/>
+          <w:sz w:val="24"/>
+          <w:szCs w:val="24"/>
+        </w:rPr>
+        <w:t xml:space="preserve">On Level</w:t>
       </w:r>
     </w:p>
     <w:p>
@@ -5134,7 +5094,7 @@
           <w:sz w:val="21"/>
           <w:szCs w:val="21"/>
         </w:rPr>
-        <w:t xml:space="preserve">Answers vary.</w:t>
+        <w:t xml:space="preserve">A)  Range 26, IQR 12.5</w:t>
       </w:r>
       <w:r>
         <w:rPr>
@@ -5144,23 +5104,7 @@
           <w:sz w:val="19"/>
           <w:szCs w:val="19"/>
         </w:rPr>
-        <w:t xml:space="preserve">  — Shape decides which center is more trustworthy: in a symmetric distribution the mean and median agree, while a skewed one pulls the mean toward the tail, so the median stays closer to a typical value.</w:t>
-      </w:r>
-    </w:p>
-    <w:p>
-      <w:pPr>
-        <w:pStyle w:val="Heading2"/>
-        <w:spacing w:after="80" w:before="180"/>
-      </w:pPr>
-      <w:r>
-        <w:rPr>
-          <w:b/>
-          <w:bCs/>
-          <w:color w:val="12355B"/>
-          <w:sz w:val="24"/>
-          <w:szCs w:val="24"/>
-        </w:rPr>
-        <w:t xml:space="preserve">Exit Ticket</w:t>
+        <w:t xml:space="preserve">  — Range = 94 − 68 = 26. IQR = 88 − 75.5 = 12.5. The range covers the whole span; the IQR covers only the box.</w:t>
       </w:r>
     </w:p>
     <w:p>
@@ -5169,10 +5113,19 @@
       </w:pPr>
       <w:r>
         <w:rPr>
-          <w:sz w:val="21"/>
-          <w:szCs w:val="21"/>
-        </w:rPr>
-        <w:t xml:space="preserve">A)  Skewed right; use median</w:t>
+          <w:b/>
+          <w:bCs/>
+          <w:sz w:val="21"/>
+          <w:szCs w:val="21"/>
+        </w:rPr>
+        <w:t xml:space="preserve">5.  </w:t>
+      </w:r>
+      <w:r>
+        <w:rPr>
+          <w:sz w:val="21"/>
+          <w:szCs w:val="21"/>
+        </w:rPr>
+        <w:t xml:space="preserve">Answers vary.</w:t>
       </w:r>
       <w:r>
         <w:rPr>
@@ -5182,7 +5135,76 @@
           <w:sz w:val="19"/>
           <w:szCs w:val="19"/>
         </w:rPr>
-        <w:t xml:space="preserve">  — The data clusters on the left (40–60) with a tail to the right (90–100). This is skewed right. The median is best because the mean would be pulled toward the high values.</w:t>
+        <w:t xml:space="preserve">  — The median splits the 20 ordered values; Q1 is the median of the lower 10 and Q3 the median of the upper 10. Range and IQR are then both subtractions.</w:t>
+      </w:r>
+    </w:p>
+    <w:p>
+      <w:pPr>
+        <w:spacing w:after="80"/>
+      </w:pPr>
+      <w:r>
+        <w:rPr>
+          <w:b/>
+          <w:bCs/>
+          <w:sz w:val="21"/>
+          <w:szCs w:val="21"/>
+        </w:rPr>
+        <w:t xml:space="preserve">6.  </w:t>
+      </w:r>
+      <w:r>
+        <w:rPr>
+          <w:sz w:val="21"/>
+          <w:szCs w:val="21"/>
+        </w:rPr>
+        <w:t xml:space="preserve">A)  Team B's salaries cluster much more tightly around the median</w:t>
+      </w:r>
+      <w:r>
+        <w:rPr>
+          <w:i/>
+          <w:iCs/>
+          <w:color w:val="5F6F80"/>
+          <w:sz w:val="19"/>
+          <w:szCs w:val="19"/>
+        </w:rPr>
+        <w:t xml:space="preserve">  — Both measures of variation are smaller for Team B, so its salaries vary less: a typical player is more likely to earn close to the median. Team A spreads much wider in both directions.</w:t>
+      </w:r>
+    </w:p>
+    <w:p>
+      <w:pPr>
+        <w:pStyle w:val="Heading2"/>
+        <w:spacing w:after="80" w:before="180"/>
+      </w:pPr>
+      <w:r>
+        <w:rPr>
+          <w:b/>
+          <w:bCs/>
+          <w:color w:val="12355B"/>
+          <w:sz w:val="24"/>
+          <w:szCs w:val="24"/>
+        </w:rPr>
+        <w:t xml:space="preserve">Exit Ticket</w:t>
+      </w:r>
+    </w:p>
+    <w:p>
+      <w:pPr>
+        <w:spacing w:after="80"/>
+      </w:pPr>
+      <w:r>
+        <w:rPr>
+          <w:sz w:val="21"/>
+          <w:szCs w:val="21"/>
+        </w:rPr>
+        <w:t xml:space="preserve">A)  IQR = 16; the middle half of the data spans 16 units</w:t>
+      </w:r>
+      <w:r>
+        <w:rPr>
+          <w:i/>
+          <w:iCs/>
+          <w:color w:val="5F6F80"/>
+          <w:sz w:val="19"/>
+          <w:szCs w:val="19"/>
+        </w:rPr>
+        <w:t xml:space="preserve">  — IQR = Q3 − Q1 = 36 − 20 = 16. Because it runs from Q1 to Q3, it describes only the middle half of the values — the width of the box.</w:t>
       </w:r>
     </w:p>
     <w:p>

--- a/lessons/2-5/downloads/2-5-notes-teacher.docx
+++ b/lessons/2-5/downloads/2-5-notes-teacher.docx
@@ -219,10 +219,12 @@
     <w:p>
       <w:pPr>
         <w:pStyle w:val="Heading1"/>
+        <w:keepNext/>
+        <w:keepLines/>
         <w:pBdr>
           <w:bottom w:val="single" w:color="1FA6A2" w:sz="14" w:space="6"/>
         </w:pBdr>
-        <w:spacing w:after="140" w:before="260"/>
+        <w:spacing w:after="140" w:before="300"/>
       </w:pPr>
       <w:r>
         <w:rPr>
@@ -1177,10 +1179,12 @@
     <w:p>
       <w:pPr>
         <w:pStyle w:val="Heading1"/>
+        <w:keepNext/>
+        <w:keepLines/>
         <w:pBdr>
           <w:bottom w:val="single" w:color="1FA6A2" w:sz="14" w:space="6"/>
         </w:pBdr>
-        <w:spacing w:after="140" w:before="260"/>
+        <w:spacing w:after="140" w:before="300"/>
       </w:pPr>
       <w:r>
         <w:rPr>
@@ -1276,7 +1280,8 @@
     </w:p>
     <w:p>
       <w:pPr>
-        <w:spacing w:after="120" w:before="80"/>
+        <w:keepLines/>
+        <w:spacing w:after="260" w:before="200"/>
       </w:pPr>
       <w:r>
         <w:rPr>
@@ -1293,56 +1298,41 @@
           <w:sz w:val="22"/>
           <w:szCs w:val="22"/>
         </w:rPr>
-        <w:t xml:space="preserve">The range uses the ___ values; the interquartile range uses the ___.</w:t>
-      </w:r>
-    </w:p>
-    <w:p>
-      <w:pPr>
-        <w:spacing w:after="120" w:before="80"/>
-      </w:pPr>
-      <w:r>
-        <w:rPr>
-          <w:b/>
-          <w:bCs/>
-          <w:color w:val="12355B"/>
+        <w:t xml:space="preserve">The range uses the </w:t>
+      </w:r>
+      <w:r>
+        <w:rPr>
           <w:sz w:val="22"/>
           <w:szCs w:val="22"/>
         </w:rPr>
-        <w:t xml:space="preserve">2.  </w:t>
+        <w:t xml:space="preserve">________________</w:t>
       </w:r>
       <w:r>
         <w:rPr>
           <w:sz w:val="22"/>
           <w:szCs w:val="22"/>
         </w:rPr>
-        <w:t xml:space="preserve">Subtract the least value from the ___ value to find the range.</w:t>
-      </w:r>
-    </w:p>
-    <w:p>
-      <w:pPr>
-        <w:spacing w:after="120" w:before="80"/>
-      </w:pPr>
-      <w:r>
-        <w:rPr>
-          <w:b/>
-          <w:bCs/>
-          <w:color w:val="12355B"/>
+        <w:t xml:space="preserve"> values; the interquartile range uses the </w:t>
+      </w:r>
+      <w:r>
+        <w:rPr>
           <w:sz w:val="22"/>
           <w:szCs w:val="22"/>
         </w:rPr>
-        <w:t xml:space="preserve">3.  </w:t>
+        <w:t xml:space="preserve">________________</w:t>
       </w:r>
       <w:r>
         <w:rPr>
           <w:sz w:val="22"/>
           <w:szCs w:val="22"/>
         </w:rPr>
-        <w:t xml:space="preserve">Numbers that split ordered data into four equal parts are ___.</w:t>
-      </w:r>
-    </w:p>
-    <w:p>
-      <w:pPr>
-        <w:spacing w:after="120" w:before="80"/>
+        <w:t xml:space="preserve">.</w:t>
+      </w:r>
+    </w:p>
+    <w:p>
+      <w:pPr>
+        <w:keepLines/>
+        <w:spacing w:after="260" w:before="200"/>
       </w:pPr>
       <w:r>
         <w:rPr>
@@ -1352,41 +1342,34 @@
           <w:sz w:val="22"/>
           <w:szCs w:val="22"/>
         </w:rPr>
-        <w:t xml:space="preserve">4.  </w:t>
+        <w:t xml:space="preserve">2.  </w:t>
       </w:r>
       <w:r>
         <w:rPr>
           <w:sz w:val="22"/>
           <w:szCs w:val="22"/>
         </w:rPr>
-        <w:t xml:space="preserve">The spread of the middle half of the data, Q3 − Q1, is the ___ ___.</w:t>
-      </w:r>
-    </w:p>
-    <w:p>
-      <w:pPr>
-        <w:spacing w:after="120" w:before="80"/>
-      </w:pPr>
-      <w:r>
-        <w:rPr>
-          <w:b/>
-          <w:bCs/>
-          <w:color w:val="12355B"/>
+        <w:t xml:space="preserve">Subtract the least value from the </w:t>
+      </w:r>
+      <w:r>
+        <w:rPr>
           <w:sz w:val="22"/>
           <w:szCs w:val="22"/>
         </w:rPr>
-        <w:t xml:space="preserve">5.  </w:t>
+        <w:t xml:space="preserve">________________</w:t>
       </w:r>
       <w:r>
         <w:rPr>
           <w:sz w:val="22"/>
           <w:szCs w:val="22"/>
         </w:rPr>
-        <w:t xml:space="preserve">How spread out the numbers in a data set are is its ___.</w:t>
-      </w:r>
-    </w:p>
-    <w:p>
-      <w:pPr>
-        <w:spacing w:after="120" w:before="80"/>
+        <w:t xml:space="preserve"> value to find the range.</w:t>
+      </w:r>
+    </w:p>
+    <w:p>
+      <w:pPr>
+        <w:keepLines/>
+        <w:spacing w:after="260" w:before="200"/>
       </w:pPr>
       <w:r>
         <w:rPr>
@@ -1396,24 +1379,192 @@
           <w:sz w:val="22"/>
           <w:szCs w:val="22"/>
         </w:rPr>
-        <w:t xml:space="preserve">6.  </w:t>
+        <w:t xml:space="preserve">3.  </w:t>
       </w:r>
       <w:r>
         <w:rPr>
           <w:sz w:val="22"/>
           <w:szCs w:val="22"/>
         </w:rPr>
-        <w:t xml:space="preserve">A single number describing how spread out a data set is is a ___ ___ ___.</w:t>
+        <w:t xml:space="preserve">Numbers that split ordered data into four equal parts are </w:t>
+      </w:r>
+      <w:r>
+        <w:rPr>
+          <w:sz w:val="22"/>
+          <w:szCs w:val="22"/>
+        </w:rPr>
+        <w:t xml:space="preserve">________________</w:t>
+      </w:r>
+      <w:r>
+        <w:rPr>
+          <w:sz w:val="22"/>
+          <w:szCs w:val="22"/>
+        </w:rPr>
+        <w:t xml:space="preserve">.</w:t>
+      </w:r>
+    </w:p>
+    <w:p>
+      <w:pPr>
+        <w:keepLines/>
+        <w:spacing w:after="260" w:before="200"/>
+      </w:pPr>
+      <w:r>
+        <w:rPr>
+          <w:b/>
+          <w:bCs/>
+          <w:color w:val="12355B"/>
+          <w:sz w:val="22"/>
+          <w:szCs w:val="22"/>
+        </w:rPr>
+        <w:t xml:space="preserve">4.  </w:t>
+      </w:r>
+      <w:r>
+        <w:rPr>
+          <w:sz w:val="22"/>
+          <w:szCs w:val="22"/>
+        </w:rPr>
+        <w:t xml:space="preserve">The spread of the middle half of the data, Q3 − Q1, is the </w:t>
+      </w:r>
+      <w:r>
+        <w:rPr>
+          <w:sz w:val="22"/>
+          <w:szCs w:val="22"/>
+        </w:rPr>
+        <w:t xml:space="preserve">________________</w:t>
+      </w:r>
+      <w:r>
+        <w:rPr>
+          <w:sz w:val="22"/>
+          <w:szCs w:val="22"/>
+        </w:rPr>
+        <w:t xml:space="preserve"> </w:t>
+      </w:r>
+      <w:r>
+        <w:rPr>
+          <w:sz w:val="22"/>
+          <w:szCs w:val="22"/>
+        </w:rPr>
+        <w:t xml:space="preserve">________________</w:t>
+      </w:r>
+      <w:r>
+        <w:rPr>
+          <w:sz w:val="22"/>
+          <w:szCs w:val="22"/>
+        </w:rPr>
+        <w:t xml:space="preserve">.</w:t>
+      </w:r>
+    </w:p>
+    <w:p>
+      <w:pPr>
+        <w:keepLines/>
+        <w:spacing w:after="260" w:before="200"/>
+      </w:pPr>
+      <w:r>
+        <w:rPr>
+          <w:b/>
+          <w:bCs/>
+          <w:color w:val="12355B"/>
+          <w:sz w:val="22"/>
+          <w:szCs w:val="22"/>
+        </w:rPr>
+        <w:t xml:space="preserve">5.  </w:t>
+      </w:r>
+      <w:r>
+        <w:rPr>
+          <w:sz w:val="22"/>
+          <w:szCs w:val="22"/>
+        </w:rPr>
+        <w:t xml:space="preserve">How spread out the numbers in a data set are is its </w:t>
+      </w:r>
+      <w:r>
+        <w:rPr>
+          <w:sz w:val="22"/>
+          <w:szCs w:val="22"/>
+        </w:rPr>
+        <w:t xml:space="preserve">________________</w:t>
+      </w:r>
+      <w:r>
+        <w:rPr>
+          <w:sz w:val="22"/>
+          <w:szCs w:val="22"/>
+        </w:rPr>
+        <w:t xml:space="preserve">.</w:t>
+      </w:r>
+    </w:p>
+    <w:p>
+      <w:pPr>
+        <w:keepLines/>
+        <w:spacing w:after="260" w:before="200"/>
+      </w:pPr>
+      <w:r>
+        <w:rPr>
+          <w:b/>
+          <w:bCs/>
+          <w:color w:val="12355B"/>
+          <w:sz w:val="22"/>
+          <w:szCs w:val="22"/>
+        </w:rPr>
+        <w:t xml:space="preserve">6.  </w:t>
+      </w:r>
+      <w:r>
+        <w:rPr>
+          <w:sz w:val="22"/>
+          <w:szCs w:val="22"/>
+        </w:rPr>
+        <w:t xml:space="preserve">A single number describing how spread out a data set is is a </w:t>
+      </w:r>
+      <w:r>
+        <w:rPr>
+          <w:sz w:val="22"/>
+          <w:szCs w:val="22"/>
+        </w:rPr>
+        <w:t xml:space="preserve">________________</w:t>
+      </w:r>
+      <w:r>
+        <w:rPr>
+          <w:sz w:val="22"/>
+          <w:szCs w:val="22"/>
+        </w:rPr>
+        <w:t xml:space="preserve"> </w:t>
+      </w:r>
+      <w:r>
+        <w:rPr>
+          <w:sz w:val="22"/>
+          <w:szCs w:val="22"/>
+        </w:rPr>
+        <w:t xml:space="preserve">________________</w:t>
+      </w:r>
+      <w:r>
+        <w:rPr>
+          <w:sz w:val="22"/>
+          <w:szCs w:val="22"/>
+        </w:rPr>
+        <w:t xml:space="preserve"> </w:t>
+      </w:r>
+      <w:r>
+        <w:rPr>
+          <w:sz w:val="22"/>
+          <w:szCs w:val="22"/>
+        </w:rPr>
+        <w:t xml:space="preserve">________________</w:t>
+      </w:r>
+      <w:r>
+        <w:rPr>
+          <w:sz w:val="22"/>
+          <w:szCs w:val="22"/>
+        </w:rPr>
+        <w:t xml:space="preserve">.</w:t>
       </w:r>
     </w:p>
     <w:p>
       <w:pPr>
         <w:pStyle w:val="Heading1"/>
-        <w:pageBreakBefore/>
+        <w:keepNext/>
+        <w:keepLines/>
         <w:pBdr>
           <w:bottom w:val="single" w:color="1FA6A2" w:sz="14" w:space="6"/>
         </w:pBdr>
-        <w:spacing w:after="140" w:before="0"/>
+        <w:spacing w:after="140" w:before="300"/>
       </w:pPr>
       <w:r>
         <w:rPr>
@@ -2694,11 +2845,12 @@
     <w:p>
       <w:pPr>
         <w:pStyle w:val="Heading1"/>
-        <w:pageBreakBefore/>
+        <w:keepNext/>
+        <w:keepLines/>
         <w:pBdr>
           <w:bottom w:val="single" w:color="1FA6A2" w:sz="14" w:space="6"/>
         </w:pBdr>
-        <w:spacing w:after="140" w:before="0"/>
+        <w:spacing w:after="140" w:before="300"/>
       </w:pPr>
       <w:r>
         <w:rPr>
@@ -3031,11 +3183,12 @@
     <w:p>
       <w:pPr>
         <w:pStyle w:val="Heading1"/>
-        <w:pageBreakBefore/>
+        <w:keepNext/>
+        <w:keepLines/>
         <w:pBdr>
           <w:bottom w:val="single" w:color="1FA6A2" w:sz="14" w:space="6"/>
         </w:pBdr>
-        <w:spacing w:after="140" w:before="0"/>
+        <w:spacing w:after="140" w:before="300"/>
       </w:pPr>
       <w:r>
         <w:rPr>
@@ -3756,11 +3909,12 @@
     <w:p>
       <w:pPr>
         <w:pStyle w:val="Heading1"/>
-        <w:pageBreakBefore/>
+        <w:keepNext/>
+        <w:keepLines/>
         <w:pBdr>
           <w:bottom w:val="single" w:color="1FA6A2" w:sz="14" w:space="6"/>
         </w:pBdr>
-        <w:spacing w:after="140" w:before="0"/>
+        <w:spacing w:after="140" w:before="300"/>
       </w:pPr>
       <w:r>
         <w:rPr>
@@ -4561,11 +4715,12 @@
     <w:p>
       <w:pPr>
         <w:pStyle w:val="Heading1"/>
-        <w:pageBreakBefore/>
+        <w:keepNext/>
+        <w:keepLines/>
         <w:pBdr>
           <w:bottom w:val="single" w:color="1FA6A2" w:sz="14" w:space="6"/>
         </w:pBdr>
-        <w:spacing w:after="140" w:before="0"/>
+        <w:spacing w:after="140" w:before="300"/>
       </w:pPr>
       <w:r>
         <w:rPr>
@@ -4678,6 +4833,8 @@
     <w:p>
       <w:pPr>
         <w:pStyle w:val="Heading1"/>
+        <w:keepNext/>
+        <w:keepLines/>
         <w:pageBreakBefore/>
         <w:pBdr>
           <w:bottom w:val="single" w:color="1FA6A2" w:sz="14" w:space="6"/>

--- a/lessons/2-5/downloads/2-5-notes-teacher.docx
+++ b/lessons/2-5/downloads/2-5-notes-teacher.docx
@@ -1577,47 +1577,6 @@
         <w:t xml:space="preserve">Write About the Math</w:t>
       </w:r>
     </w:p>
-    <w:p>
-      <w:pPr>
-        <w:spacing w:after="100"/>
-      </w:pPr>
-      <w:r>
-        <w:rPr>
-          <w:i/>
-          <w:iCs/>
-          <w:color w:val="5F6F80"/>
-          <w:sz w:val="19"/>
-          <w:szCs w:val="19"/>
-        </w:rPr>
-        <w:t xml:space="preserve">Use the support level you need. Every level answers the same math question.</w:t>
-      </w:r>
-    </w:p>
-    <w:p>
-      <w:pPr>
-        <w:pStyle w:val="Heading2"/>
-        <w:spacing w:after="80" w:before="180"/>
-      </w:pPr>
-      <w:r>
-        <w:rPr>
-          <w:b/>
-          <w:bCs/>
-          <w:color w:val="12355B"/>
-          <w:sz w:val="24"/>
-          <w:szCs w:val="24"/>
-        </w:rPr>
-        <w:t xml:space="preserve">1. Understand the Question</w:t>
-      </w:r>
-      <w:r>
-        <w:rPr>
-          <w:i/>
-          <w:iCs/>
-          <w:color w:val="B97A12"/>
-          <w:sz w:val="19"/>
-          <w:szCs w:val="19"/>
-        </w:rPr>
-        <w:t xml:space="preserve">   explain</w:t>
-      </w:r>
-    </w:p>
     <w:tbl>
       <w:tblPr>
         <w:tblW w:type="pct" w:w="100%"/>
@@ -1656,344 +1615,6 @@
               </w:rPr>
               <w:t xml:space="preserve">Which class scored better overall, and how do the range and the IQR show it?</w:t>
             </w:r>
-          </w:p>
-          <w:p>
-            <w:pPr>
-              <w:spacing w:after="0"/>
-            </w:pPr>
-            <w:r>
-              <w:rPr>
-                <w:b/>
-                <w:bCs/>
-                <w:color w:val="12355B"/>
-                <w:sz w:val="20"/>
-                <w:szCs w:val="20"/>
-              </w:rPr>
-              <w:t xml:space="preserve">Your job:  </w:t>
-            </w:r>
-            <w:r>
-              <w:rPr>
-                <w:sz w:val="20"/>
-                <w:szCs w:val="20"/>
-              </w:rPr>
-              <w:t xml:space="preserve">Answer the question. Use math evidence. Explain how the evidence proves your answer.</w:t>
-            </w:r>
-            <w:r>
-              <w:rPr>
-                <w:i/>
-                <w:iCs/>
-                <w:color w:val="5F6F80"/>
-                <w:sz w:val="18"/>
-                <w:szCs w:val="18"/>
-              </w:rPr>
-              <w:br/>
-              <w:t xml:space="preserve">Responde la pregunta. Usa evidencia matemática. Explica cómo la evidencia demuestra tu respuesta.</w:t>
-            </w:r>
-          </w:p>
-        </w:tc>
-      </w:tr>
-    </w:tbl>
-    <w:p>
-      <w:pPr>
-        <w:pStyle w:val="Heading2"/>
-        <w:spacing w:after="80" w:before="180"/>
-      </w:pPr>
-      <w:r>
-        <w:rPr>
-          <w:b/>
-          <w:bCs/>
-          <w:color w:val="12355B"/>
-          <w:sz w:val="24"/>
-          <w:szCs w:val="24"/>
-        </w:rPr>
-        <w:t xml:space="preserve">2. Plan Your Math Words</w:t>
-      </w:r>
-      <w:r>
-        <w:rPr>
-          <w:i/>
-          <w:iCs/>
-          <w:color w:val="1FA6A2"/>
-          <w:sz w:val="19"/>
-          <w:szCs w:val="19"/>
-        </w:rPr>
-        <w:t xml:space="preserve">   check at least two</w:t>
-      </w:r>
-    </w:p>
-    <w:p>
-      <w:pPr>
-        <w:spacing w:after="60"/>
-      </w:pPr>
-      <w:r>
-        <w:rPr>
-          <w:b/>
-          <w:bCs/>
-          <w:color w:val="1FA6A2"/>
-          <w:sz w:val="22"/>
-          <w:szCs w:val="22"/>
-        </w:rPr>
-        <w:t xml:space="preserve">☐  </w:t>
-      </w:r>
-      <w:r>
-        <w:rPr>
-          <w:b/>
-          <w:bCs/>
-          <w:color w:val="12355B"/>
-          <w:sz w:val="20"/>
-          <w:szCs w:val="20"/>
-        </w:rPr>
-        <w:t xml:space="preserve">Range and Interquartile Range — </w:t>
-      </w:r>
-      <w:r>
-        <w:rPr>
-          <w:sz w:val="20"/>
-          <w:szCs w:val="20"/>
-        </w:rPr>
-        <w:t xml:space="preserve">Two numbers that describe spread: the range covers all the data, and the interquartile range covers only the middle half.</w:t>
-      </w:r>
-      <w:r>
-        <w:rPr>
-          <w:i/>
-          <w:iCs/>
-          <w:color w:val="5F6F80"/>
-          <w:sz w:val="18"/>
-          <w:szCs w:val="18"/>
-        </w:rPr>
-        <w:br/>
-        <w:t xml:space="preserve">Rango y rango intercuartílico — Dos números que describen la dispersión: el rango cubre todos los datos y el rango intercuartílico solo la mitad central.</w:t>
-      </w:r>
-    </w:p>
-    <w:p>
-      <w:pPr>
-        <w:spacing w:after="60"/>
-      </w:pPr>
-      <w:r>
-        <w:rPr>
-          <w:b/>
-          <w:bCs/>
-          <w:color w:val="1FA6A2"/>
-          <w:sz w:val="22"/>
-          <w:szCs w:val="22"/>
-        </w:rPr>
-        <w:t xml:space="preserve">☐  </w:t>
-      </w:r>
-      <w:r>
-        <w:rPr>
-          <w:b/>
-          <w:bCs/>
-          <w:color w:val="12355B"/>
-          <w:sz w:val="20"/>
-          <w:szCs w:val="20"/>
-        </w:rPr>
-        <w:t xml:space="preserve">Range — </w:t>
-      </w:r>
-      <w:r>
-        <w:rPr>
-          <w:sz w:val="20"/>
-          <w:szCs w:val="20"/>
-        </w:rPr>
-        <w:t xml:space="preserve">The distance from the least value to the greatest value, found by subtracting: greatest − least.</w:t>
-      </w:r>
-      <w:r>
-        <w:rPr>
-          <w:i/>
-          <w:iCs/>
-          <w:color w:val="5F6F80"/>
-          <w:sz w:val="18"/>
-          <w:szCs w:val="18"/>
-        </w:rPr>
-        <w:br/>
-        <w:t xml:space="preserve">Rango — La distancia del valor menor al mayor, que se halla restando: mayor − menor.</w:t>
-      </w:r>
-    </w:p>
-    <w:p>
-      <w:pPr>
-        <w:spacing w:after="60"/>
-      </w:pPr>
-      <w:r>
-        <w:rPr>
-          <w:b/>
-          <w:bCs/>
-          <w:color w:val="1FA6A2"/>
-          <w:sz w:val="22"/>
-          <w:szCs w:val="22"/>
-        </w:rPr>
-        <w:t xml:space="preserve">☐  </w:t>
-      </w:r>
-      <w:r>
-        <w:rPr>
-          <w:b/>
-          <w:bCs/>
-          <w:color w:val="12355B"/>
-          <w:sz w:val="20"/>
-          <w:szCs w:val="20"/>
-        </w:rPr>
-        <w:t xml:space="preserve">Quartile — </w:t>
-      </w:r>
-      <w:r>
-        <w:rPr>
-          <w:sz w:val="20"/>
-          <w:szCs w:val="20"/>
-        </w:rPr>
-        <w:t xml:space="preserve">One of the three values that cut an ordered data set into four equal-sized groups.</w:t>
-      </w:r>
-      <w:r>
-        <w:rPr>
-          <w:i/>
-          <w:iCs/>
-          <w:color w:val="5F6F80"/>
-          <w:sz w:val="18"/>
-          <w:szCs w:val="18"/>
-        </w:rPr>
-        <w:br/>
-        <w:t xml:space="preserve">Cuartil — Uno de los tres valores que dividen un conjunto ordenado de datos en cuatro grupos del mismo tamaño.</w:t>
-      </w:r>
-    </w:p>
-    <w:p>
-      <w:pPr>
-        <w:spacing w:after="60"/>
-      </w:pPr>
-      <w:r>
-        <w:rPr>
-          <w:b/>
-          <w:bCs/>
-          <w:color w:val="1FA6A2"/>
-          <w:sz w:val="22"/>
-          <w:szCs w:val="22"/>
-        </w:rPr>
-        <w:t xml:space="preserve">☐  </w:t>
-      </w:r>
-      <w:r>
-        <w:rPr>
-          <w:b/>
-          <w:bCs/>
-          <w:color w:val="12355B"/>
-          <w:sz w:val="20"/>
-          <w:szCs w:val="20"/>
-        </w:rPr>
-        <w:t xml:space="preserve">Interquartile range — </w:t>
-      </w:r>
-      <w:r>
-        <w:rPr>
-          <w:sz w:val="20"/>
-          <w:szCs w:val="20"/>
-        </w:rPr>
-        <w:t xml:space="preserve">The distance across the middle half of the data, found by subtracting the first quartile from the third: Q3 − Q1.</w:t>
-      </w:r>
-      <w:r>
-        <w:rPr>
-          <w:i/>
-          <w:iCs/>
-          <w:color w:val="5F6F80"/>
-          <w:sz w:val="18"/>
-          <w:szCs w:val="18"/>
-        </w:rPr>
-        <w:br/>
-        <w:t xml:space="preserve">Rango intercuartílico — La distancia a lo largo de la mitad central de los datos: se resta el primer cuartil del tercero: Q3 − Q1.</w:t>
-      </w:r>
-    </w:p>
-    <w:p>
-      <w:pPr>
-        <w:spacing w:after="60"/>
-      </w:pPr>
-      <w:r>
-        <w:rPr>
-          <w:b/>
-          <w:bCs/>
-          <w:color w:val="1FA6A2"/>
-          <w:sz w:val="22"/>
-          <w:szCs w:val="22"/>
-        </w:rPr>
-        <w:t xml:space="preserve">☐  </w:t>
-      </w:r>
-      <w:r>
-        <w:rPr>
-          <w:b/>
-          <w:bCs/>
-          <w:color w:val="12355B"/>
-          <w:sz w:val="20"/>
-          <w:szCs w:val="20"/>
-        </w:rPr>
-        <w:t xml:space="preserve">Variability — </w:t>
-      </w:r>
-      <w:r>
-        <w:rPr>
-          <w:sz w:val="20"/>
-          <w:szCs w:val="20"/>
-        </w:rPr>
-        <w:t xml:space="preserve">How much the values in a data set differ from one another — whether they sit close together or far apart.</w:t>
-      </w:r>
-      <w:r>
-        <w:rPr>
-          <w:i/>
-          <w:iCs/>
-          <w:color w:val="5F6F80"/>
-          <w:sz w:val="18"/>
-          <w:szCs w:val="18"/>
-        </w:rPr>
-        <w:br/>
-        <w:t xml:space="preserve">Variabilidad — Cuánto se diferencian entre sí los valores de un conjunto de datos: si están juntos o muy separados.</w:t>
-      </w:r>
-    </w:p>
-    <w:tbl>
-      <w:tblPr>
-        <w:tblW w:type="pct" w:w="100%"/>
-        <w:tblBorders>
-          <w:top w:val="single" w:color="1FA6A2" w:sz="8"/>
-          <w:left w:val="single" w:color="1FA6A2" w:sz="8"/>
-          <w:bottom w:val="single" w:color="1FA6A2" w:sz="8"/>
-          <w:right w:val="single" w:color="1FA6A2" w:sz="8"/>
-          <w:insideH w:val="single" w:color="auto" w:sz="4"/>
-          <w:insideV w:val="single" w:color="auto" w:sz="4"/>
-        </w:tblBorders>
-      </w:tblPr>
-      <w:tblGrid>
-        <w:gridCol w:w="100"/>
-      </w:tblGrid>
-      <w:tr>
-        <w:tc>
-          <w:tcPr>
-            <w:shd w:fill="F7FFFD" w:color="auto" w:val="clear"/>
-            <w:tcMar>
-              <w:top w:type="dxa" w:w="120"/>
-              <w:left w:type="dxa" w:w="180"/>
-              <w:bottom w:type="dxa" w:w="120"/>
-              <w:right w:type="dxa" w:w="180"/>
-            </w:tcMar>
-          </w:tcPr>
-          <w:p>
-            <w:pPr>
-              <w:spacing w:after="50"/>
-            </w:pPr>
-            <w:r>
-              <w:rPr>
-                <w:b/>
-                <w:bCs/>
-                <w:color w:val="1FA6A2"/>
-                <w:sz w:val="20"/>
-                <w:szCs w:val="20"/>
-              </w:rPr>
-              <w:t xml:space="preserve">Say it first:  </w:t>
-            </w:r>
-            <w:r>
-              <w:rPr>
-                <w:sz w:val="20"/>
-                <w:szCs w:val="20"/>
-              </w:rPr>
-              <w:t xml:space="preserve">Say your idea to a partner or quietly to yourself before you write.</w:t>
-            </w:r>
-          </w:p>
-          <w:p>
-            <w:pPr>
-              <w:spacing w:after="60"/>
-            </w:pPr>
-            <w:r>
-              <w:rPr>
-                <w:color w:val="1A2733"/>
-                <w:sz w:val="21"/>
-                <w:szCs w:val="21"/>
-              </w:rPr>
-              <w:t xml:space="preserve">Class A's range is ___ and Class B's range is ___, so Class A's scores are more ___. Class A's IQR is ___ and Class B's IQR is ___, so the middle half of Class B is packed into a ___ stretch of points. Because 75% of Class B scored ___ or more, Class B did better ___.</w:t>
-            </w:r>
             <w:r>
               <w:rPr>
                 <w:i/>
@@ -2003,7 +1624,7 @@
                 <w:szCs w:val="19"/>
               </w:rPr>
               <w:br/>
-              <w:t xml:space="preserve">Di tu respuesta primero: Mi respuesta es ___ porque ___.</w:t>
+              <w:t xml:space="preserve">¿A qué clase le fue mejor en general, y cómo lo muestran el rango y el rango intercuartílico?</w:t>
             </w:r>
           </w:p>
         </w:tc>
@@ -2011,28 +1632,192 @@
     </w:tbl>
     <w:p>
       <w:pPr>
-        <w:pStyle w:val="Heading2"/>
-        <w:spacing w:after="80" w:before="180"/>
-      </w:pPr>
-      <w:r>
-        <w:rPr>
-          <w:b/>
-          <w:bCs/>
-          <w:color w:val="12355B"/>
-          <w:sz w:val="24"/>
-          <w:szCs w:val="24"/>
-        </w:rPr>
-        <w:t xml:space="preserve">3. Build Your Explanation</w:t>
-      </w:r>
+        <w:spacing w:after="100"/>
+      </w:pPr>
       <w:r>
         <w:rPr>
           <w:i/>
           <w:iCs/>
-          <w:color w:val="B97A12"/>
+          <w:color w:val="5F6F80"/>
           <w:sz w:val="19"/>
           <w:szCs w:val="19"/>
         </w:rPr>
-        <w:t xml:space="preserve">   choose your support</w:t>
+        <w:t xml:space="preserve">Say your answer to a partner first. Then write it, using at least two of these words:</w:t>
+      </w:r>
+    </w:p>
+    <w:p>
+      <w:pPr>
+        <w:spacing w:after="40"/>
+      </w:pPr>
+      <w:r>
+        <w:rPr>
+          <w:b/>
+          <w:bCs/>
+          <w:color w:val="1FA6A2"/>
+          <w:sz w:val="22"/>
+          <w:szCs w:val="22"/>
+        </w:rPr>
+        <w:t xml:space="preserve">☐  </w:t>
+      </w:r>
+      <w:r>
+        <w:rPr>
+          <w:b/>
+          <w:bCs/>
+          <w:color w:val="12355B"/>
+          <w:sz w:val="20"/>
+          <w:szCs w:val="20"/>
+        </w:rPr>
+        <w:t xml:space="preserve">Range and Interquartile Range</w:t>
+      </w:r>
+      <w:r>
+        <w:rPr>
+          <w:i/>
+          <w:iCs/>
+          <w:color w:val="5F6F80"/>
+          <w:sz w:val="18"/>
+          <w:szCs w:val="18"/>
+        </w:rPr>
+        <w:t xml:space="preserve">  ·  Rango y rango intercuartílico</w:t>
+      </w:r>
+    </w:p>
+    <w:p>
+      <w:pPr>
+        <w:spacing w:after="40"/>
+      </w:pPr>
+      <w:r>
+        <w:rPr>
+          <w:b/>
+          <w:bCs/>
+          <w:color w:val="1FA6A2"/>
+          <w:sz w:val="22"/>
+          <w:szCs w:val="22"/>
+        </w:rPr>
+        <w:t xml:space="preserve">☐  </w:t>
+      </w:r>
+      <w:r>
+        <w:rPr>
+          <w:b/>
+          <w:bCs/>
+          <w:color w:val="12355B"/>
+          <w:sz w:val="20"/>
+          <w:szCs w:val="20"/>
+        </w:rPr>
+        <w:t xml:space="preserve">Range</w:t>
+      </w:r>
+      <w:r>
+        <w:rPr>
+          <w:i/>
+          <w:iCs/>
+          <w:color w:val="5F6F80"/>
+          <w:sz w:val="18"/>
+          <w:szCs w:val="18"/>
+        </w:rPr>
+        <w:t xml:space="preserve">  ·  Rango</w:t>
+      </w:r>
+    </w:p>
+    <w:p>
+      <w:pPr>
+        <w:spacing w:after="40"/>
+      </w:pPr>
+      <w:r>
+        <w:rPr>
+          <w:b/>
+          <w:bCs/>
+          <w:color w:val="1FA6A2"/>
+          <w:sz w:val="22"/>
+          <w:szCs w:val="22"/>
+        </w:rPr>
+        <w:t xml:space="preserve">☐  </w:t>
+      </w:r>
+      <w:r>
+        <w:rPr>
+          <w:b/>
+          <w:bCs/>
+          <w:color w:val="12355B"/>
+          <w:sz w:val="20"/>
+          <w:szCs w:val="20"/>
+        </w:rPr>
+        <w:t xml:space="preserve">Quartile</w:t>
+      </w:r>
+      <w:r>
+        <w:rPr>
+          <w:i/>
+          <w:iCs/>
+          <w:color w:val="5F6F80"/>
+          <w:sz w:val="18"/>
+          <w:szCs w:val="18"/>
+        </w:rPr>
+        <w:t xml:space="preserve">  ·  Cuartil</w:t>
+      </w:r>
+    </w:p>
+    <w:p>
+      <w:pPr>
+        <w:spacing w:after="40"/>
+      </w:pPr>
+      <w:r>
+        <w:rPr>
+          <w:b/>
+          <w:bCs/>
+          <w:color w:val="1FA6A2"/>
+          <w:sz w:val="22"/>
+          <w:szCs w:val="22"/>
+        </w:rPr>
+        <w:t xml:space="preserve">☐  </w:t>
+      </w:r>
+      <w:r>
+        <w:rPr>
+          <w:b/>
+          <w:bCs/>
+          <w:color w:val="12355B"/>
+          <w:sz w:val="20"/>
+          <w:szCs w:val="20"/>
+        </w:rPr>
+        <w:t xml:space="preserve">Interquartile range</w:t>
+      </w:r>
+      <w:r>
+        <w:rPr>
+          <w:i/>
+          <w:iCs/>
+          <w:color w:val="5F6F80"/>
+          <w:sz w:val="18"/>
+          <w:szCs w:val="18"/>
+        </w:rPr>
+        <w:t xml:space="preserve">  ·  Rango intercuartílico</w:t>
+      </w:r>
+    </w:p>
+    <w:p>
+      <w:pPr>
+        <w:spacing w:after="40"/>
+      </w:pPr>
+      <w:r>
+        <w:rPr>
+          <w:b/>
+          <w:bCs/>
+          <w:color w:val="1FA6A2"/>
+          <w:sz w:val="22"/>
+          <w:szCs w:val="22"/>
+        </w:rPr>
+        <w:t xml:space="preserve">☐  </w:t>
+      </w:r>
+      <w:r>
+        <w:rPr>
+          <w:b/>
+          <w:bCs/>
+          <w:color w:val="12355B"/>
+          <w:sz w:val="20"/>
+          <w:szCs w:val="20"/>
+        </w:rPr>
+        <w:t xml:space="preserve">Variability</w:t>
+      </w:r>
+      <w:r>
+        <w:rPr>
+          <w:i/>
+          <w:iCs/>
+          <w:color w:val="5F6F80"/>
+          <w:sz w:val="18"/>
+          <w:szCs w:val="18"/>
+        </w:rPr>
+        <w:t xml:space="preserve">  ·  Variabilidad</w:t>
       </w:r>
     </w:p>
     <w:tbl>
@@ -2063,21 +1848,6 @@
           </w:tcPr>
           <w:p>
             <w:pPr>
-              <w:spacing w:after="50"/>
-            </w:pPr>
-            <w:r>
-              <w:rPr>
-                <w:i/>
-                <w:iCs/>
-                <w:color w:val="5F6F80"/>
-                <w:sz w:val="19"/>
-                <w:szCs w:val="19"/>
-              </w:rPr>
-              <w:t xml:space="preserve">This model shows the parts of an explanation. It does not answer your writing question.</w:t>
-            </w:r>
-          </w:p>
-          <w:p>
-            <w:pPr>
               <w:spacing w:after="80"/>
             </w:pPr>
             <w:r>
@@ -2088,58 +1858,14 @@
                 <w:sz w:val="19"/>
                 <w:szCs w:val="19"/>
               </w:rPr>
-              <w:t xml:space="preserve">Claim:  </w:t>
+              <w:t xml:space="preserve">Model:  </w:t>
             </w:r>
             <w:r>
               <w:rPr>
                 <w:sz w:val="19"/>
                 <w:szCs w:val="19"/>
               </w:rPr>
-              <w:t xml:space="preserve">Equal medians do not make two data sets the same — you still need to know how spread out the scores are.</w:t>
-            </w:r>
-          </w:p>
-          <w:p>
-            <w:pPr>
-              <w:spacing w:after="80"/>
-            </w:pPr>
-            <w:r>
-              <w:rPr>
-                <w:b/>
-                <w:bCs/>
-                <w:color w:val="12355B"/>
-                <w:sz w:val="19"/>
-                <w:szCs w:val="19"/>
-              </w:rPr>
-              <w:t xml:space="preserve">Evidence:  </w:t>
-            </w:r>
-            <w:r>
-              <w:rPr>
-                <w:sz w:val="19"/>
-                <w:szCs w:val="19"/>
-              </w:rPr>
-              <w:t xml:space="preserve">Students name a measure of spread rather than another measure of center.</w:t>
-            </w:r>
-          </w:p>
-          <w:p>
-            <w:pPr>
-              <w:spacing w:after="80"/>
-            </w:pPr>
-            <w:r>
-              <w:rPr>
-                <w:b/>
-                <w:bCs/>
-                <w:color w:val="12355B"/>
-                <w:sz w:val="19"/>
-                <w:szCs w:val="19"/>
-              </w:rPr>
-              <w:t xml:space="preserve">Reasoning:  </w:t>
-            </w:r>
-            <w:r>
-              <w:rPr>
-                <w:sz w:val="19"/>
-                <w:szCs w:val="19"/>
-              </w:rPr>
-              <w:t xml:space="preserve">This evidence connects the definition of range and interquartile range to the mathematical claim.</w:t>
+              <w:t xml:space="preserve">Equal medians do not make two data sets the same — you still need to know how spread out the scores are. — Students name a measure of spread rather than another measure of center.</w:t>
             </w:r>
           </w:p>
         </w:tc>
@@ -2218,7 +1944,7 @@
           <w:sz w:val="21"/>
           <w:szCs w:val="21"/>
         </w:rPr>
-        <w:t xml:space="preserve">My answer is ___.</w:t>
+        <w:t xml:space="preserve">My answer is ___ because ___.</w:t>
       </w:r>
       <w:r>
         <w:rPr>
@@ -2229,7 +1955,7 @@
           <w:szCs w:val="19"/>
         </w:rPr>
         <w:br/>
-        <w:t xml:space="preserve">Mi respuesta es ___.</w:t>
+        <w:t xml:space="preserve">Mi respuesta es ___ porque ___.</w:t>
       </w:r>
     </w:p>
     <w:tbl>
@@ -2369,7 +2095,7 @@
           <w:sz w:val="21"/>
           <w:szCs w:val="21"/>
         </w:rPr>
-        <w:t xml:space="preserve">I know because ___.</w:t>
+        <w:t xml:space="preserve">My evidence is ___, so ___.</w:t>
       </w:r>
       <w:r>
         <w:rPr>
@@ -2380,31 +2106,7 @@
           <w:szCs w:val="19"/>
         </w:rPr>
         <w:br/>
-        <w:t xml:space="preserve">Lo sé porque ___.</w:t>
-      </w:r>
-    </w:p>
-    <w:p>
-      <w:pPr>
-        <w:spacing w:after="60"/>
-      </w:pPr>
-      <w:r>
-        <w:rPr>
-          <w:color w:val="1A2733"/>
-          <w:sz w:val="21"/>
-          <w:szCs w:val="21"/>
-        </w:rPr>
-        <w:t xml:space="preserve">So ___.</w:t>
-      </w:r>
-      <w:r>
-        <w:rPr>
-          <w:i/>
-          <w:iCs/>
-          <w:color w:val="5F6F80"/>
-          <w:sz w:val="19"/>
-          <w:szCs w:val="19"/>
-        </w:rPr>
-        <w:br/>
-        <w:t xml:space="preserve">Entonces ___.</w:t>
+        <w:t xml:space="preserve">Mi evidencia es ___, entonces ___.</w:t>
       </w:r>
     </w:p>
     <w:tbl>
@@ -2510,78 +2212,6 @@
         <w:t xml:space="preserve">Escribe una afirmación, da evidencia matemática y explica tu razonamiento.</w:t>
       </w:r>
     </w:p>
-    <w:p>
-      <w:pPr>
-        <w:spacing w:after="60"/>
-      </w:pPr>
-      <w:r>
-        <w:rPr>
-          <w:color w:val="1A2733"/>
-          <w:sz w:val="21"/>
-          <w:szCs w:val="21"/>
-        </w:rPr>
-        <w:t xml:space="preserve">My claim is ___.</w:t>
-      </w:r>
-      <w:r>
-        <w:rPr>
-          <w:i/>
-          <w:iCs/>
-          <w:color w:val="5F6F80"/>
-          <w:sz w:val="19"/>
-          <w:szCs w:val="19"/>
-        </w:rPr>
-        <w:br/>
-        <w:t xml:space="preserve">Mi afirmación es ___.</w:t>
-      </w:r>
-    </w:p>
-    <w:p>
-      <w:pPr>
-        <w:spacing w:after="60"/>
-      </w:pPr>
-      <w:r>
-        <w:rPr>
-          <w:color w:val="1A2733"/>
-          <w:sz w:val="21"/>
-          <w:szCs w:val="21"/>
-        </w:rPr>
-        <w:t xml:space="preserve">My math evidence is ___.</w:t>
-      </w:r>
-      <w:r>
-        <w:rPr>
-          <w:i/>
-          <w:iCs/>
-          <w:color w:val="5F6F80"/>
-          <w:sz w:val="19"/>
-          <w:szCs w:val="19"/>
-        </w:rPr>
-        <w:br/>
-        <w:t xml:space="preserve">Mi evidencia matemática es ___.</w:t>
-      </w:r>
-    </w:p>
-    <w:p>
-      <w:pPr>
-        <w:spacing w:after="60"/>
-      </w:pPr>
-      <w:r>
-        <w:rPr>
-          <w:color w:val="1A2733"/>
-          <w:sz w:val="21"/>
-          <w:szCs w:val="21"/>
-        </w:rPr>
-        <w:t xml:space="preserve">This proves ___ because ___.</w:t>
-      </w:r>
-      <w:r>
-        <w:rPr>
-          <w:i/>
-          <w:iCs/>
-          <w:color w:val="5F6F80"/>
-          <w:sz w:val="19"/>
-          <w:szCs w:val="19"/>
-        </w:rPr>
-        <w:br/>
-        <w:t xml:space="preserve">Esto demuestra ___ porque ___.</w:t>
-      </w:r>
-    </w:p>
     <w:tbl>
       <w:tblPr>
         <w:tblW w:type="pct" w:w="100%"/>
@@ -2664,7 +2294,7 @@
           <w:sz w:val="24"/>
           <w:szCs w:val="24"/>
         </w:rPr>
-        <w:t xml:space="preserve">4. Check Your Explanation</w:t>
+        <w:t xml:space="preserve">Check Your Explanation</w:t>
       </w:r>
       <w:r>
         <w:rPr>
@@ -2674,7 +2304,7 @@
           <w:sz w:val="19"/>
           <w:szCs w:val="19"/>
         </w:rPr>
-        <w:t xml:space="preserve">   five quick checks</w:t>
+        <w:t xml:space="preserve">   three quick checks</w:t>
       </w:r>
     </w:p>
     <w:p>
@@ -2698,17 +2328,6 @@
         </w:rPr>
         <w:t xml:space="preserve">I answered the question.</w:t>
       </w:r>
-      <w:r>
-        <w:rPr>
-          <w:i/>
-          <w:iCs/>
-          <w:color w:val="5F6F80"/>
-          <w:sz w:val="18"/>
-          <w:szCs w:val="18"/>
-        </w:rPr>
-        <w:br/>
-        <w:t xml:space="preserve">Respondí la pregunta.</w:t>
-      </w:r>
     </w:p>
     <w:p>
       <w:pPr>
@@ -2729,18 +2348,7 @@
           <w:sz w:val="20"/>
           <w:szCs w:val="20"/>
         </w:rPr>
-        <w:t xml:space="preserve">I used math evidence: numbers, an equation, a model, or a comparison.</w:t>
-      </w:r>
-      <w:r>
-        <w:rPr>
-          <w:i/>
-          <w:iCs/>
-          <w:color w:val="5F6F80"/>
-          <w:sz w:val="18"/>
-          <w:szCs w:val="18"/>
-        </w:rPr>
-        <w:br/>
-        <w:t xml:space="preserve">Usé evidencia matemática: números, una ecuación, un modelo o una comparación.</w:t>
+        <w:t xml:space="preserve">I used math evidence: numbers, an equation, or a model.</w:t>
       </w:r>
     </w:p>
     <w:p>
@@ -2762,84 +2370,7 @@
           <w:sz w:val="20"/>
           <w:szCs w:val="20"/>
         </w:rPr>
-        <w:t xml:space="preserve">I explained how the evidence proves my answer.</w:t>
-      </w:r>
-      <w:r>
-        <w:rPr>
-          <w:i/>
-          <w:iCs/>
-          <w:color w:val="5F6F80"/>
-          <w:sz w:val="18"/>
-          <w:szCs w:val="18"/>
-        </w:rPr>
-        <w:br/>
-        <w:t xml:space="preserve">Expliqué cómo la evidencia demuestra mi respuesta.</w:t>
-      </w:r>
-    </w:p>
-    <w:p>
-      <w:pPr>
-        <w:spacing w:after="80"/>
-      </w:pPr>
-      <w:r>
-        <w:rPr>
-          <w:b/>
-          <w:bCs/>
-          <w:color w:val="1FA6A2"/>
-          <w:sz w:val="22"/>
-          <w:szCs w:val="22"/>
-        </w:rPr>
-        <w:t xml:space="preserve">☐  </w:t>
-      </w:r>
-      <w:r>
-        <w:rPr>
-          <w:sz w:val="20"/>
-          <w:szCs w:val="20"/>
-        </w:rPr>
         <w:t xml:space="preserve">I used at least two math words.</w:t>
-      </w:r>
-      <w:r>
-        <w:rPr>
-          <w:i/>
-          <w:iCs/>
-          <w:color w:val="5F6F80"/>
-          <w:sz w:val="18"/>
-          <w:szCs w:val="18"/>
-        </w:rPr>
-        <w:br/>
-        <w:t xml:space="preserve">Usé por lo menos dos palabras matemáticas.</w:t>
-      </w:r>
-    </w:p>
-    <w:p>
-      <w:pPr>
-        <w:spacing w:after="80"/>
-      </w:pPr>
-      <w:r>
-        <w:rPr>
-          <w:b/>
-          <w:bCs/>
-          <w:color w:val="1FA6A2"/>
-          <w:sz w:val="22"/>
-          <w:szCs w:val="22"/>
-        </w:rPr>
-        <w:t xml:space="preserve">☐  </w:t>
-      </w:r>
-      <w:r>
-        <w:rPr>
-          <w:sz w:val="20"/>
-          <w:szCs w:val="20"/>
-        </w:rPr>
-        <w:t xml:space="preserve">I reread complete sentences and punctuation.</w:t>
-      </w:r>
-      <w:r>
-        <w:rPr>
-          <w:i/>
-          <w:iCs/>
-          <w:color w:val="5F6F80"/>
-          <w:sz w:val="18"/>
-          <w:szCs w:val="18"/>
-        </w:rPr>
-        <w:br/>
-        <w:t xml:space="preserve">Volví a leer mis oraciones completas y la puntuación.</w:t>
       </w:r>
     </w:p>
     <w:p>
@@ -5404,7 +4935,7 @@
           <w:sz w:val="20"/>
           <w:szCs w:val="20"/>
         </w:rPr>
-        <w:t xml:space="preserve">☐  I answered the question.</w:t>
+        <w:t xml:space="preserve">☐  The answer to the math question is correct.</w:t>
       </w:r>
     </w:p>
     <w:p>
@@ -5416,7 +4947,7 @@
           <w:sz w:val="20"/>
           <w:szCs w:val="20"/>
         </w:rPr>
-        <w:t xml:space="preserve">☐  I used math evidence: numbers, an equation, a model, or a comparison.</w:t>
+        <w:t xml:space="preserve">☐  The evidence is real lesson mathematics (numbers, equation, or model), not restated claim.</w:t>
       </w:r>
     </w:p>
     <w:p>
@@ -5428,31 +4959,7 @@
           <w:sz w:val="20"/>
           <w:szCs w:val="20"/>
         </w:rPr>
-        <w:t xml:space="preserve">☐  I explained how the evidence proves my answer.</w:t>
-      </w:r>
-    </w:p>
-    <w:p>
-      <w:pPr>
-        <w:spacing w:after="80"/>
-      </w:pPr>
-      <w:r>
-        <w:rPr>
-          <w:sz w:val="20"/>
-          <w:szCs w:val="20"/>
-        </w:rPr>
-        <w:t xml:space="preserve">☐  I used at least two math words.</w:t>
-      </w:r>
-    </w:p>
-    <w:p>
-      <w:pPr>
-        <w:spacing w:after="80"/>
-      </w:pPr>
-      <w:r>
-        <w:rPr>
-          <w:sz w:val="20"/>
-          <w:szCs w:val="20"/>
-        </w:rPr>
-        <w:t xml:space="preserve">☐  I reread complete sentences and punctuation.</w:t>
+        <w:t xml:space="preserve">☐  The support level changed the language scaffolding, never the mathematical expectation.</w:t>
       </w:r>
     </w:p>
     <w:sectPr>
